--- a/05 Отчет.docx
+++ b/05 Отчет.docx
@@ -57,6 +57,7 @@
         <w:rPr>
           <w:rFonts w:ascii="Times New Roman" w:hAnsi="Times New Roman" w:cs="Times New Roman"/>
           <w:b/>
+          <w:lang w:val="en-US"/>
         </w:rPr>
       </w:pPr>
       <w:r>
@@ -70,6 +71,7 @@
         <w:rPr>
           <w:rFonts w:ascii="Times New Roman" w:hAnsi="Times New Roman" w:cs="Times New Roman"/>
           <w:b/>
+          <w:lang w:val="en-US"/>
         </w:rPr>
         <w:t xml:space="preserve"> </w:t>
       </w:r>
@@ -85,6 +87,7 @@
         <w:rPr>
           <w:rFonts w:ascii="Times New Roman" w:hAnsi="Times New Roman" w:cs="Times New Roman"/>
           <w:b/>
+          <w:lang w:val="en-US"/>
         </w:rPr>
         <w:t>.</w:t>
       </w:r>
@@ -316,13 +319,47 @@
         <w:spacing w:after="0" w:line="240" w:lineRule="auto"/>
         <w:rPr>
           <w:rFonts w:ascii="Times New Roman" w:hAnsi="Times New Roman" w:cs="Times New Roman"/>
-        </w:rPr>
-      </w:pPr>
-      <w:r>
-        <w:rPr>
-          <w:rFonts w:ascii="Times New Roman" w:hAnsi="Times New Roman" w:cs="Times New Roman"/>
-        </w:rPr>
-        <w:t>Собираем образ командой:</w:t>
+          <w:lang w:val="en-US"/>
+        </w:rPr>
+      </w:pPr>
+      <w:r>
+        <w:rPr>
+          <w:rFonts w:ascii="Times New Roman" w:hAnsi="Times New Roman" w:cs="Times New Roman"/>
+        </w:rPr>
+        <w:t>Собираем</w:t>
+      </w:r>
+      <w:r>
+        <w:rPr>
+          <w:rFonts w:ascii="Times New Roman" w:hAnsi="Times New Roman" w:cs="Times New Roman"/>
+          <w:lang w:val="en-US"/>
+        </w:rPr>
+        <w:t xml:space="preserve"> </w:t>
+      </w:r>
+      <w:r>
+        <w:rPr>
+          <w:rFonts w:ascii="Times New Roman" w:hAnsi="Times New Roman" w:cs="Times New Roman"/>
+        </w:rPr>
+        <w:t>образ</w:t>
+      </w:r>
+      <w:r>
+        <w:rPr>
+          <w:rFonts w:ascii="Times New Roman" w:hAnsi="Times New Roman" w:cs="Times New Roman"/>
+          <w:lang w:val="en-US"/>
+        </w:rPr>
+        <w:t xml:space="preserve"> </w:t>
+      </w:r>
+      <w:r>
+        <w:rPr>
+          <w:rFonts w:ascii="Times New Roman" w:hAnsi="Times New Roman" w:cs="Times New Roman"/>
+        </w:rPr>
+        <w:t>командой</w:t>
+      </w:r>
+      <w:r>
+        <w:rPr>
+          <w:rFonts w:ascii="Times New Roman" w:hAnsi="Times New Roman" w:cs="Times New Roman"/>
+          <w:lang w:val="en-US"/>
+        </w:rPr>
+        <w:t>:</w:t>
       </w:r>
     </w:p>
     <w:p>
@@ -330,6 +367,7 @@
         <w:spacing w:after="0" w:line="240" w:lineRule="auto"/>
         <w:rPr>
           <w:rFonts w:ascii="Times New Roman" w:hAnsi="Times New Roman" w:cs="Times New Roman"/>
+          <w:lang w:val="en-US"/>
         </w:rPr>
       </w:pPr>
     </w:p>
@@ -633,8 +671,7346 @@
           <w:rFonts w:ascii="Times New Roman" w:hAnsi="Times New Roman" w:cs="Times New Roman"/>
         </w:rPr>
       </w:pPr>
+    </w:p>
+    <w:p>
+      <w:pPr>
+        <w:spacing w:after="0" w:line="240" w:lineRule="auto"/>
+        <w:rPr>
+          <w:rFonts w:ascii="Times New Roman" w:hAnsi="Times New Roman" w:cs="Times New Roman"/>
+        </w:rPr>
+      </w:pPr>
+    </w:p>
+    <w:p>
+      <w:pPr>
+        <w:spacing w:after="0" w:line="240" w:lineRule="auto"/>
+        <w:rPr>
+          <w:rFonts w:ascii="Times New Roman" w:hAnsi="Times New Roman" w:cs="Times New Roman"/>
+        </w:rPr>
+      </w:pPr>
+    </w:p>
+    <w:p>
+      <w:pPr>
+        <w:spacing w:after="0" w:line="240" w:lineRule="auto"/>
+        <w:rPr>
+          <w:rFonts w:ascii="Times New Roman" w:hAnsi="Times New Roman" w:cs="Times New Roman"/>
+        </w:rPr>
+      </w:pPr>
+    </w:p>
+    <w:p>
+      <w:pPr>
+        <w:spacing w:after="0" w:line="240" w:lineRule="auto"/>
+        <w:rPr>
+          <w:rFonts w:ascii="Times New Roman" w:hAnsi="Times New Roman" w:cs="Times New Roman"/>
+        </w:rPr>
+      </w:pPr>
+    </w:p>
+    <w:p>
+      <w:pPr>
+        <w:spacing w:after="0" w:line="240" w:lineRule="auto"/>
+        <w:rPr>
+          <w:rFonts w:ascii="Times New Roman" w:hAnsi="Times New Roman" w:cs="Times New Roman"/>
+        </w:rPr>
+      </w:pPr>
+    </w:p>
+    <w:p>
+      <w:pPr>
+        <w:spacing w:after="0" w:line="240" w:lineRule="auto"/>
+        <w:rPr>
+          <w:rFonts w:ascii="Times New Roman" w:hAnsi="Times New Roman" w:cs="Times New Roman"/>
+        </w:rPr>
+      </w:pPr>
+    </w:p>
+    <w:p>
+      <w:pPr>
+        <w:spacing w:after="0" w:line="240" w:lineRule="auto"/>
+        <w:rPr>
+          <w:rFonts w:ascii="Times New Roman" w:hAnsi="Times New Roman" w:cs="Times New Roman"/>
+        </w:rPr>
+      </w:pPr>
+    </w:p>
+    <w:p>
+      <w:pPr>
+        <w:spacing w:after="0" w:line="240" w:lineRule="auto"/>
+        <w:rPr>
+          <w:rFonts w:ascii="Times New Roman" w:hAnsi="Times New Roman" w:cs="Times New Roman"/>
+        </w:rPr>
+      </w:pPr>
+    </w:p>
+    <w:p>
+      <w:pPr>
+        <w:spacing w:after="0" w:line="240" w:lineRule="auto"/>
+        <w:rPr>
+          <w:rFonts w:ascii="Times New Roman" w:hAnsi="Times New Roman" w:cs="Times New Roman"/>
+        </w:rPr>
+      </w:pPr>
+    </w:p>
+    <w:p>
+      <w:pPr>
+        <w:spacing w:after="0" w:line="240" w:lineRule="auto"/>
+        <w:rPr>
+          <w:rFonts w:ascii="Times New Roman" w:hAnsi="Times New Roman" w:cs="Times New Roman"/>
+        </w:rPr>
+      </w:pPr>
+    </w:p>
+    <w:p>
+      <w:pPr>
+        <w:spacing w:after="0" w:line="240" w:lineRule="auto"/>
+        <w:rPr>
+          <w:rFonts w:ascii="Times New Roman" w:hAnsi="Times New Roman" w:cs="Times New Roman"/>
+          <w:b/>
+        </w:rPr>
+      </w:pPr>
+      <w:r>
+        <w:rPr>
+          <w:rFonts w:ascii="Times New Roman" w:hAnsi="Times New Roman" w:cs="Times New Roman"/>
+          <w:b/>
+        </w:rPr>
+        <w:lastRenderedPageBreak/>
+        <w:t>Выполнение заданий.</w:t>
+      </w:r>
+    </w:p>
+    <w:p>
+      <w:pPr>
+        <w:spacing w:after="0" w:line="240" w:lineRule="auto"/>
+        <w:rPr>
+          <w:rFonts w:ascii="Times New Roman" w:hAnsi="Times New Roman" w:cs="Times New Roman"/>
+          <w:b/>
+        </w:rPr>
+      </w:pPr>
+    </w:p>
+    <w:p>
+      <w:pPr>
+        <w:pStyle w:val="a5"/>
+        <w:numPr>
+          <w:ilvl w:val="0"/>
+          <w:numId w:val="5"/>
+        </w:numPr>
+        <w:spacing w:after="0" w:line="240" w:lineRule="auto"/>
+        <w:rPr>
+          <w:rFonts w:ascii="Times New Roman" w:hAnsi="Times New Roman" w:cs="Times New Roman"/>
+        </w:rPr>
+      </w:pPr>
+      <w:r>
+        <w:rPr>
+          <w:rFonts w:ascii="Times New Roman" w:hAnsi="Times New Roman" w:cs="Times New Roman"/>
+          <w:lang w:val="en-US"/>
+        </w:rPr>
+        <w:t>tbl</w:t>
+      </w:r>
+      <w:r>
+        <w:rPr>
+          <w:rFonts w:ascii="Times New Roman" w:hAnsi="Times New Roman" w:cs="Times New Roman"/>
+        </w:rPr>
+        <w:t>1</w:t>
+      </w:r>
+      <w:r>
+        <w:rPr>
+          <w:rFonts w:ascii="Times New Roman" w:hAnsi="Times New Roman" w:cs="Times New Roman"/>
+        </w:rPr>
+        <w:t xml:space="preserve"> </w:t>
+      </w:r>
+      <w:r>
+        <w:rPr>
+          <w:rFonts w:ascii="Times New Roman" w:hAnsi="Times New Roman" w:cs="Times New Roman"/>
+        </w:rPr>
+        <w:t>с</w:t>
+      </w:r>
+      <w:r>
+        <w:rPr>
+          <w:rFonts w:ascii="Times New Roman" w:hAnsi="Times New Roman" w:cs="Times New Roman"/>
+        </w:rPr>
+        <w:t xml:space="preserve"> </w:t>
+      </w:r>
+      <w:r>
+        <w:rPr>
+          <w:rFonts w:ascii="Times New Roman" w:hAnsi="Times New Roman" w:cs="Times New Roman"/>
+        </w:rPr>
+        <w:t>типом</w:t>
+      </w:r>
+      <w:r>
+        <w:rPr>
+          <w:rFonts w:ascii="Times New Roman" w:hAnsi="Times New Roman" w:cs="Times New Roman"/>
+        </w:rPr>
+        <w:t xml:space="preserve"> </w:t>
+      </w:r>
+      <w:r>
+        <w:rPr>
+          <w:rFonts w:ascii="Times New Roman" w:hAnsi="Times New Roman" w:cs="Times New Roman"/>
+          <w:lang w:val="en-US"/>
+        </w:rPr>
+        <w:t>VersionedCollapsingMergeTree</w:t>
+      </w:r>
+      <w:r>
+        <w:rPr>
+          <w:rFonts w:ascii="Times New Roman" w:hAnsi="Times New Roman" w:cs="Times New Roman"/>
+        </w:rPr>
+        <w:t>(</w:t>
+      </w:r>
+      <w:r>
+        <w:rPr>
+          <w:rFonts w:ascii="Times New Roman" w:hAnsi="Times New Roman" w:cs="Times New Roman"/>
+          <w:lang w:val="en-US"/>
+        </w:rPr>
+        <w:t>Sign</w:t>
+      </w:r>
+      <w:r>
+        <w:rPr>
+          <w:rFonts w:ascii="Times New Roman" w:hAnsi="Times New Roman" w:cs="Times New Roman"/>
+        </w:rPr>
+        <w:t xml:space="preserve">, </w:t>
+      </w:r>
+      <w:r>
+        <w:rPr>
+          <w:rFonts w:ascii="Times New Roman" w:hAnsi="Times New Roman" w:cs="Times New Roman"/>
+          <w:lang w:val="en-US"/>
+        </w:rPr>
+        <w:t>Version</w:t>
+      </w:r>
+      <w:r>
+        <w:rPr>
+          <w:rFonts w:ascii="Times New Roman" w:hAnsi="Times New Roman" w:cs="Times New Roman"/>
+        </w:rPr>
+        <w:t>)</w:t>
+      </w:r>
+      <w:r>
+        <w:rPr>
+          <w:rFonts w:ascii="Times New Roman" w:hAnsi="Times New Roman" w:cs="Times New Roman"/>
+        </w:rPr>
+        <w:t xml:space="preserve"> – </w:t>
+      </w:r>
+      <w:r>
+        <w:rPr>
+          <w:rFonts w:ascii="Times New Roman" w:hAnsi="Times New Roman" w:cs="Times New Roman"/>
+        </w:rPr>
+        <w:t>идет</w:t>
+      </w:r>
+      <w:r>
+        <w:rPr>
+          <w:rFonts w:ascii="Times New Roman" w:hAnsi="Times New Roman" w:cs="Times New Roman"/>
+        </w:rPr>
+        <w:t xml:space="preserve"> </w:t>
+      </w:r>
+      <w:r>
+        <w:rPr>
+          <w:rFonts w:ascii="Times New Roman" w:hAnsi="Times New Roman" w:cs="Times New Roman"/>
+        </w:rPr>
+        <w:t>схлопывание</w:t>
+      </w:r>
+      <w:r>
+        <w:rPr>
+          <w:rFonts w:ascii="Times New Roman" w:hAnsi="Times New Roman" w:cs="Times New Roman"/>
+        </w:rPr>
+        <w:t xml:space="preserve"> </w:t>
+      </w:r>
+      <w:r>
+        <w:rPr>
+          <w:rFonts w:ascii="Times New Roman" w:hAnsi="Times New Roman" w:cs="Times New Roman"/>
+        </w:rPr>
+        <w:t xml:space="preserve">записей по значению в поле </w:t>
+      </w:r>
+      <w:r>
+        <w:rPr>
+          <w:rFonts w:ascii="Times New Roman" w:hAnsi="Times New Roman" w:cs="Times New Roman"/>
+          <w:lang w:val="en-US"/>
+        </w:rPr>
+        <w:t>sign</w:t>
+      </w:r>
+      <w:r>
+        <w:rPr>
+          <w:rFonts w:ascii="Times New Roman" w:hAnsi="Times New Roman" w:cs="Times New Roman"/>
+        </w:rPr>
+        <w:t xml:space="preserve"> </w:t>
+      </w:r>
+      <w:r>
+        <w:rPr>
+          <w:rFonts w:ascii="Times New Roman" w:hAnsi="Times New Roman" w:cs="Times New Roman"/>
+        </w:rPr>
+        <w:t xml:space="preserve">и оставляет запись с наибольшей версией. </w:t>
+      </w:r>
+    </w:p>
+    <w:p>
+      <w:pPr>
+        <w:spacing w:after="0" w:line="240" w:lineRule="auto"/>
+        <w:rPr>
+          <w:rFonts w:ascii="Times New Roman" w:hAnsi="Times New Roman" w:cs="Times New Roman"/>
+        </w:rPr>
+      </w:pPr>
+    </w:p>
+    <w:p>
+      <w:pPr>
+        <w:shd w:val="clear" w:color="auto" w:fill="2F2F2F"/>
+        <w:spacing w:after="0" w:line="240" w:lineRule="auto"/>
+        <w:rPr>
+          <w:rFonts w:ascii="Consolas" w:eastAsia="Times New Roman" w:hAnsi="Consolas" w:cs="Times New Roman"/>
+          <w:color w:val="CCCCCC"/>
+          <w:sz w:val="20"/>
+          <w:szCs w:val="20"/>
+          <w:lang w:val="en-US" w:eastAsia="ru-RU"/>
+        </w:rPr>
+      </w:pPr>
+      <w:r>
+        <w:rPr>
+          <w:rFonts w:ascii="Consolas" w:eastAsia="Times New Roman" w:hAnsi="Consolas" w:cs="Times New Roman"/>
+          <w:b/>
+          <w:bCs/>
+          <w:color w:val="739ECA"/>
+          <w:sz w:val="20"/>
+          <w:szCs w:val="20"/>
+          <w:lang w:val="en-US" w:eastAsia="ru-RU"/>
+        </w:rPr>
+        <w:t>CREATE</w:t>
+      </w:r>
+      <w:r>
+        <w:rPr>
+          <w:rFonts w:ascii="Consolas" w:eastAsia="Times New Roman" w:hAnsi="Consolas" w:cs="Times New Roman"/>
+          <w:color w:val="CCCCCC"/>
+          <w:sz w:val="20"/>
+          <w:szCs w:val="20"/>
+          <w:lang w:val="en-US" w:eastAsia="ru-RU"/>
+        </w:rPr>
+        <w:t xml:space="preserve"> </w:t>
+      </w:r>
+      <w:r>
+        <w:rPr>
+          <w:rFonts w:ascii="Consolas" w:eastAsia="Times New Roman" w:hAnsi="Consolas" w:cs="Times New Roman"/>
+          <w:b/>
+          <w:bCs/>
+          <w:color w:val="739ECA"/>
+          <w:sz w:val="20"/>
+          <w:szCs w:val="20"/>
+          <w:lang w:val="en-US" w:eastAsia="ru-RU"/>
+        </w:rPr>
+        <w:t>TABLE</w:t>
+      </w:r>
+      <w:r>
+        <w:rPr>
+          <w:rFonts w:ascii="Consolas" w:eastAsia="Times New Roman" w:hAnsi="Consolas" w:cs="Times New Roman"/>
+          <w:color w:val="CCCCCC"/>
+          <w:sz w:val="20"/>
+          <w:szCs w:val="20"/>
+          <w:lang w:val="en-US" w:eastAsia="ru-RU"/>
+        </w:rPr>
+        <w:t xml:space="preserve"> </w:t>
+      </w:r>
+      <w:r>
+        <w:rPr>
+          <w:rFonts w:ascii="Consolas" w:eastAsia="Times New Roman" w:hAnsi="Consolas" w:cs="Times New Roman"/>
+          <w:color w:val="B788D3"/>
+          <w:sz w:val="20"/>
+          <w:szCs w:val="20"/>
+          <w:lang w:val="en-US" w:eastAsia="ru-RU"/>
+        </w:rPr>
+        <w:t>tbl1</w:t>
+      </w:r>
+    </w:p>
+    <w:p>
+      <w:pPr>
+        <w:shd w:val="clear" w:color="auto" w:fill="2F2F2F"/>
+        <w:spacing w:after="0" w:line="240" w:lineRule="auto"/>
+        <w:rPr>
+          <w:rFonts w:ascii="Consolas" w:eastAsia="Times New Roman" w:hAnsi="Consolas" w:cs="Times New Roman"/>
+          <w:color w:val="CCCCCC"/>
+          <w:sz w:val="20"/>
+          <w:szCs w:val="20"/>
+          <w:lang w:val="en-US" w:eastAsia="ru-RU"/>
+        </w:rPr>
+      </w:pPr>
+      <w:r>
+        <w:rPr>
+          <w:rFonts w:ascii="Consolas" w:eastAsia="Times New Roman" w:hAnsi="Consolas" w:cs="Times New Roman"/>
+          <w:color w:val="CCCCCC"/>
+          <w:sz w:val="20"/>
+          <w:szCs w:val="20"/>
+          <w:lang w:val="en-US" w:eastAsia="ru-RU"/>
+        </w:rPr>
+        <w:t>(</w:t>
+      </w:r>
+    </w:p>
+    <w:p>
+      <w:pPr>
+        <w:shd w:val="clear" w:color="auto" w:fill="2F2F2F"/>
+        <w:spacing w:after="0" w:line="240" w:lineRule="auto"/>
+        <w:rPr>
+          <w:rFonts w:ascii="Consolas" w:eastAsia="Times New Roman" w:hAnsi="Consolas" w:cs="Times New Roman"/>
+          <w:color w:val="CCCCCC"/>
+          <w:sz w:val="20"/>
+          <w:szCs w:val="20"/>
+          <w:lang w:val="en-US" w:eastAsia="ru-RU"/>
+        </w:rPr>
+      </w:pPr>
+      <w:r>
+        <w:rPr>
+          <w:rFonts w:ascii="Consolas" w:eastAsia="Times New Roman" w:hAnsi="Consolas" w:cs="Times New Roman"/>
+          <w:color w:val="CCCCCC"/>
+          <w:sz w:val="20"/>
+          <w:szCs w:val="20"/>
+          <w:lang w:val="en-US" w:eastAsia="ru-RU"/>
+        </w:rPr>
+        <w:t xml:space="preserve">    </w:t>
+      </w:r>
+      <w:r>
+        <w:rPr>
+          <w:rFonts w:ascii="Consolas" w:eastAsia="Times New Roman" w:hAnsi="Consolas" w:cs="Times New Roman"/>
+          <w:color w:val="00B8B8"/>
+          <w:sz w:val="20"/>
+          <w:szCs w:val="20"/>
+          <w:lang w:val="en-US" w:eastAsia="ru-RU"/>
+        </w:rPr>
+        <w:t>UserID</w:t>
+      </w:r>
+      <w:r>
+        <w:rPr>
+          <w:rFonts w:ascii="Consolas" w:eastAsia="Times New Roman" w:hAnsi="Consolas" w:cs="Times New Roman"/>
+          <w:color w:val="CCCCCC"/>
+          <w:sz w:val="20"/>
+          <w:szCs w:val="20"/>
+          <w:lang w:val="en-US" w:eastAsia="ru-RU"/>
+        </w:rPr>
+        <w:t xml:space="preserve"> </w:t>
+      </w:r>
+      <w:r>
+        <w:rPr>
+          <w:rFonts w:ascii="Consolas" w:eastAsia="Times New Roman" w:hAnsi="Consolas" w:cs="Times New Roman"/>
+          <w:b/>
+          <w:bCs/>
+          <w:color w:val="C1AA6C"/>
+          <w:sz w:val="20"/>
+          <w:szCs w:val="20"/>
+          <w:lang w:val="en-US" w:eastAsia="ru-RU"/>
+        </w:rPr>
+        <w:t>UInt64</w:t>
+      </w:r>
+      <w:r>
+        <w:rPr>
+          <w:rFonts w:ascii="Consolas" w:eastAsia="Times New Roman" w:hAnsi="Consolas" w:cs="Times New Roman"/>
+          <w:color w:val="CCCCCC"/>
+          <w:sz w:val="20"/>
+          <w:szCs w:val="20"/>
+          <w:lang w:val="en-US" w:eastAsia="ru-RU"/>
+        </w:rPr>
+        <w:t>,</w:t>
+      </w:r>
+    </w:p>
+    <w:p>
+      <w:pPr>
+        <w:shd w:val="clear" w:color="auto" w:fill="2F2F2F"/>
+        <w:spacing w:after="0" w:line="240" w:lineRule="auto"/>
+        <w:rPr>
+          <w:rFonts w:ascii="Consolas" w:eastAsia="Times New Roman" w:hAnsi="Consolas" w:cs="Times New Roman"/>
+          <w:color w:val="CCCCCC"/>
+          <w:sz w:val="20"/>
+          <w:szCs w:val="20"/>
+          <w:lang w:val="en-US" w:eastAsia="ru-RU"/>
+        </w:rPr>
+      </w:pPr>
+      <w:r>
+        <w:rPr>
+          <w:rFonts w:ascii="Consolas" w:eastAsia="Times New Roman" w:hAnsi="Consolas" w:cs="Times New Roman"/>
+          <w:color w:val="CCCCCC"/>
+          <w:sz w:val="20"/>
+          <w:szCs w:val="20"/>
+          <w:lang w:val="en-US" w:eastAsia="ru-RU"/>
+        </w:rPr>
+        <w:t xml:space="preserve">    </w:t>
+      </w:r>
+      <w:r>
+        <w:rPr>
+          <w:rFonts w:ascii="Consolas" w:eastAsia="Times New Roman" w:hAnsi="Consolas" w:cs="Times New Roman"/>
+          <w:color w:val="00B8B8"/>
+          <w:sz w:val="20"/>
+          <w:szCs w:val="20"/>
+          <w:lang w:val="en-US" w:eastAsia="ru-RU"/>
+        </w:rPr>
+        <w:t>PageViews</w:t>
+      </w:r>
+      <w:r>
+        <w:rPr>
+          <w:rFonts w:ascii="Consolas" w:eastAsia="Times New Roman" w:hAnsi="Consolas" w:cs="Times New Roman"/>
+          <w:color w:val="CCCCCC"/>
+          <w:sz w:val="20"/>
+          <w:szCs w:val="20"/>
+          <w:lang w:val="en-US" w:eastAsia="ru-RU"/>
+        </w:rPr>
+        <w:t xml:space="preserve"> </w:t>
+      </w:r>
+      <w:r>
+        <w:rPr>
+          <w:rFonts w:ascii="Consolas" w:eastAsia="Times New Roman" w:hAnsi="Consolas" w:cs="Times New Roman"/>
+          <w:b/>
+          <w:bCs/>
+          <w:color w:val="C1AA6C"/>
+          <w:sz w:val="20"/>
+          <w:szCs w:val="20"/>
+          <w:lang w:val="en-US" w:eastAsia="ru-RU"/>
+        </w:rPr>
+        <w:t>UInt8</w:t>
+      </w:r>
+      <w:r>
+        <w:rPr>
+          <w:rFonts w:ascii="Consolas" w:eastAsia="Times New Roman" w:hAnsi="Consolas" w:cs="Times New Roman"/>
+          <w:color w:val="CCCCCC"/>
+          <w:sz w:val="20"/>
+          <w:szCs w:val="20"/>
+          <w:lang w:val="en-US" w:eastAsia="ru-RU"/>
+        </w:rPr>
+        <w:t>,</w:t>
+      </w:r>
+    </w:p>
+    <w:p>
+      <w:pPr>
+        <w:shd w:val="clear" w:color="auto" w:fill="2F2F2F"/>
+        <w:spacing w:after="0" w:line="240" w:lineRule="auto"/>
+        <w:rPr>
+          <w:rFonts w:ascii="Consolas" w:eastAsia="Times New Roman" w:hAnsi="Consolas" w:cs="Times New Roman"/>
+          <w:color w:val="CCCCCC"/>
+          <w:sz w:val="20"/>
+          <w:szCs w:val="20"/>
+          <w:lang w:val="en-US" w:eastAsia="ru-RU"/>
+        </w:rPr>
+      </w:pPr>
+      <w:r>
+        <w:rPr>
+          <w:rFonts w:ascii="Consolas" w:eastAsia="Times New Roman" w:hAnsi="Consolas" w:cs="Times New Roman"/>
+          <w:color w:val="CCCCCC"/>
+          <w:sz w:val="20"/>
+          <w:szCs w:val="20"/>
+          <w:lang w:val="en-US" w:eastAsia="ru-RU"/>
+        </w:rPr>
+        <w:t xml:space="preserve">    </w:t>
+      </w:r>
+      <w:r>
+        <w:rPr>
+          <w:rFonts w:ascii="Consolas" w:eastAsia="Times New Roman" w:hAnsi="Consolas" w:cs="Times New Roman"/>
+          <w:color w:val="00B8B8"/>
+          <w:sz w:val="20"/>
+          <w:szCs w:val="20"/>
+          <w:lang w:val="en-US" w:eastAsia="ru-RU"/>
+        </w:rPr>
+        <w:t>Duration</w:t>
+      </w:r>
+      <w:r>
+        <w:rPr>
+          <w:rFonts w:ascii="Consolas" w:eastAsia="Times New Roman" w:hAnsi="Consolas" w:cs="Times New Roman"/>
+          <w:color w:val="CCCCCC"/>
+          <w:sz w:val="20"/>
+          <w:szCs w:val="20"/>
+          <w:lang w:val="en-US" w:eastAsia="ru-RU"/>
+        </w:rPr>
+        <w:t xml:space="preserve"> </w:t>
+      </w:r>
+      <w:r>
+        <w:rPr>
+          <w:rFonts w:ascii="Consolas" w:eastAsia="Times New Roman" w:hAnsi="Consolas" w:cs="Times New Roman"/>
+          <w:b/>
+          <w:bCs/>
+          <w:color w:val="C1AA6C"/>
+          <w:sz w:val="20"/>
+          <w:szCs w:val="20"/>
+          <w:lang w:val="en-US" w:eastAsia="ru-RU"/>
+        </w:rPr>
+        <w:t>UInt8</w:t>
+      </w:r>
+      <w:r>
+        <w:rPr>
+          <w:rFonts w:ascii="Consolas" w:eastAsia="Times New Roman" w:hAnsi="Consolas" w:cs="Times New Roman"/>
+          <w:color w:val="CCCCCC"/>
+          <w:sz w:val="20"/>
+          <w:szCs w:val="20"/>
+          <w:lang w:val="en-US" w:eastAsia="ru-RU"/>
+        </w:rPr>
+        <w:t>,</w:t>
+      </w:r>
+    </w:p>
+    <w:p>
+      <w:pPr>
+        <w:shd w:val="clear" w:color="auto" w:fill="2F2F2F"/>
+        <w:spacing w:after="0" w:line="240" w:lineRule="auto"/>
+        <w:rPr>
+          <w:rFonts w:ascii="Consolas" w:eastAsia="Times New Roman" w:hAnsi="Consolas" w:cs="Times New Roman"/>
+          <w:color w:val="CCCCCC"/>
+          <w:sz w:val="20"/>
+          <w:szCs w:val="20"/>
+          <w:lang w:val="en-US" w:eastAsia="ru-RU"/>
+        </w:rPr>
+      </w:pPr>
+      <w:r>
+        <w:rPr>
+          <w:rFonts w:ascii="Consolas" w:eastAsia="Times New Roman" w:hAnsi="Consolas" w:cs="Times New Roman"/>
+          <w:color w:val="CCCCCC"/>
+          <w:sz w:val="20"/>
+          <w:szCs w:val="20"/>
+          <w:lang w:val="en-US" w:eastAsia="ru-RU"/>
+        </w:rPr>
+        <w:t xml:space="preserve">    </w:t>
+      </w:r>
+      <w:r>
+        <w:rPr>
+          <w:rFonts w:ascii="Consolas" w:eastAsia="Times New Roman" w:hAnsi="Consolas" w:cs="Times New Roman"/>
+          <w:color w:val="00B8B8"/>
+          <w:sz w:val="20"/>
+          <w:szCs w:val="20"/>
+          <w:lang w:val="en-US" w:eastAsia="ru-RU"/>
+        </w:rPr>
+        <w:t>Sign</w:t>
+      </w:r>
+      <w:r>
+        <w:rPr>
+          <w:rFonts w:ascii="Consolas" w:eastAsia="Times New Roman" w:hAnsi="Consolas" w:cs="Times New Roman"/>
+          <w:color w:val="CCCCCC"/>
+          <w:sz w:val="20"/>
+          <w:szCs w:val="20"/>
+          <w:lang w:val="en-US" w:eastAsia="ru-RU"/>
+        </w:rPr>
+        <w:t xml:space="preserve"> </w:t>
+      </w:r>
+      <w:r>
+        <w:rPr>
+          <w:rFonts w:ascii="Consolas" w:eastAsia="Times New Roman" w:hAnsi="Consolas" w:cs="Times New Roman"/>
+          <w:b/>
+          <w:bCs/>
+          <w:color w:val="C1AA6C"/>
+          <w:sz w:val="20"/>
+          <w:szCs w:val="20"/>
+          <w:lang w:val="en-US" w:eastAsia="ru-RU"/>
+        </w:rPr>
+        <w:t>Int8</w:t>
+      </w:r>
+      <w:r>
+        <w:rPr>
+          <w:rFonts w:ascii="Consolas" w:eastAsia="Times New Roman" w:hAnsi="Consolas" w:cs="Times New Roman"/>
+          <w:color w:val="CCCCCC"/>
+          <w:sz w:val="20"/>
+          <w:szCs w:val="20"/>
+          <w:lang w:val="en-US" w:eastAsia="ru-RU"/>
+        </w:rPr>
+        <w:t>,</w:t>
+      </w:r>
+    </w:p>
+    <w:p>
+      <w:pPr>
+        <w:shd w:val="clear" w:color="auto" w:fill="2F2F2F"/>
+        <w:spacing w:after="0" w:line="240" w:lineRule="auto"/>
+        <w:rPr>
+          <w:rFonts w:ascii="Consolas" w:eastAsia="Times New Roman" w:hAnsi="Consolas" w:cs="Times New Roman"/>
+          <w:color w:val="CCCCCC"/>
+          <w:sz w:val="20"/>
+          <w:szCs w:val="20"/>
+          <w:lang w:val="en-US" w:eastAsia="ru-RU"/>
+        </w:rPr>
+      </w:pPr>
+      <w:r>
+        <w:rPr>
+          <w:rFonts w:ascii="Consolas" w:eastAsia="Times New Roman" w:hAnsi="Consolas" w:cs="Times New Roman"/>
+          <w:color w:val="CCCCCC"/>
+          <w:sz w:val="20"/>
+          <w:szCs w:val="20"/>
+          <w:lang w:val="en-US" w:eastAsia="ru-RU"/>
+        </w:rPr>
+        <w:t xml:space="preserve">    </w:t>
+      </w:r>
+      <w:r>
+        <w:rPr>
+          <w:rFonts w:ascii="Consolas" w:eastAsia="Times New Roman" w:hAnsi="Consolas" w:cs="Times New Roman"/>
+          <w:color w:val="00B8B8"/>
+          <w:sz w:val="20"/>
+          <w:szCs w:val="20"/>
+          <w:lang w:val="en-US" w:eastAsia="ru-RU"/>
+        </w:rPr>
+        <w:t>Version</w:t>
+      </w:r>
+      <w:r>
+        <w:rPr>
+          <w:rFonts w:ascii="Consolas" w:eastAsia="Times New Roman" w:hAnsi="Consolas" w:cs="Times New Roman"/>
+          <w:color w:val="CCCCCC"/>
+          <w:sz w:val="20"/>
+          <w:szCs w:val="20"/>
+          <w:lang w:val="en-US" w:eastAsia="ru-RU"/>
+        </w:rPr>
+        <w:t xml:space="preserve"> </w:t>
+      </w:r>
+      <w:r>
+        <w:rPr>
+          <w:rFonts w:ascii="Consolas" w:eastAsia="Times New Roman" w:hAnsi="Consolas" w:cs="Times New Roman"/>
+          <w:b/>
+          <w:bCs/>
+          <w:color w:val="C1AA6C"/>
+          <w:sz w:val="20"/>
+          <w:szCs w:val="20"/>
+          <w:lang w:val="en-US" w:eastAsia="ru-RU"/>
+        </w:rPr>
+        <w:t>UInt8</w:t>
+      </w:r>
+    </w:p>
+    <w:p>
+      <w:pPr>
+        <w:shd w:val="clear" w:color="auto" w:fill="2F2F2F"/>
+        <w:spacing w:after="0" w:line="240" w:lineRule="auto"/>
+        <w:rPr>
+          <w:rFonts w:ascii="Consolas" w:eastAsia="Times New Roman" w:hAnsi="Consolas" w:cs="Times New Roman"/>
+          <w:color w:val="CCCCCC"/>
+          <w:sz w:val="20"/>
+          <w:szCs w:val="20"/>
+          <w:lang w:val="en-US" w:eastAsia="ru-RU"/>
+        </w:rPr>
+      </w:pPr>
+      <w:r>
+        <w:rPr>
+          <w:rFonts w:ascii="Consolas" w:eastAsia="Times New Roman" w:hAnsi="Consolas" w:cs="Times New Roman"/>
+          <w:color w:val="CCCCCC"/>
+          <w:sz w:val="20"/>
+          <w:szCs w:val="20"/>
+          <w:lang w:val="en-US" w:eastAsia="ru-RU"/>
+        </w:rPr>
+        <w:t>)</w:t>
+      </w:r>
+    </w:p>
+    <w:p>
+      <w:pPr>
+        <w:shd w:val="clear" w:color="auto" w:fill="2F2F2F"/>
+        <w:spacing w:after="0" w:line="240" w:lineRule="auto"/>
+        <w:rPr>
+          <w:rFonts w:ascii="Consolas" w:eastAsia="Times New Roman" w:hAnsi="Consolas" w:cs="Times New Roman"/>
+          <w:color w:val="CCCCCC"/>
+          <w:sz w:val="20"/>
+          <w:szCs w:val="20"/>
+          <w:lang w:val="en-US" w:eastAsia="ru-RU"/>
+        </w:rPr>
+      </w:pPr>
+      <w:r>
+        <w:rPr>
+          <w:rFonts w:ascii="Consolas" w:eastAsia="Times New Roman" w:hAnsi="Consolas" w:cs="Times New Roman"/>
+          <w:b/>
+          <w:bCs/>
+          <w:color w:val="739ECA"/>
+          <w:sz w:val="20"/>
+          <w:szCs w:val="20"/>
+          <w:lang w:val="en-US" w:eastAsia="ru-RU"/>
+        </w:rPr>
+        <w:t>ENGINE</w:t>
+      </w:r>
+      <w:r>
+        <w:rPr>
+          <w:rFonts w:ascii="Consolas" w:eastAsia="Times New Roman" w:hAnsi="Consolas" w:cs="Times New Roman"/>
+          <w:color w:val="CCCCCC"/>
+          <w:sz w:val="20"/>
+          <w:szCs w:val="20"/>
+          <w:lang w:val="en-US" w:eastAsia="ru-RU"/>
+        </w:rPr>
+        <w:t xml:space="preserve"> = </w:t>
+      </w:r>
+      <w:r>
+        <w:rPr>
+          <w:rFonts w:ascii="Consolas" w:eastAsia="Times New Roman" w:hAnsi="Consolas" w:cs="Times New Roman"/>
+          <w:color w:val="9E9E9E"/>
+          <w:sz w:val="20"/>
+          <w:szCs w:val="20"/>
+          <w:lang w:val="en-US" w:eastAsia="ru-RU"/>
+        </w:rPr>
+        <w:t>VersionedCollapsingMergeTree</w:t>
+      </w:r>
+      <w:r>
+        <w:rPr>
+          <w:rFonts w:ascii="Consolas" w:eastAsia="Times New Roman" w:hAnsi="Consolas" w:cs="Times New Roman"/>
+          <w:color w:val="CCCCCC"/>
+          <w:sz w:val="20"/>
+          <w:szCs w:val="20"/>
+          <w:lang w:val="en-US" w:eastAsia="ru-RU"/>
+        </w:rPr>
+        <w:t>(</w:t>
+      </w:r>
+      <w:r>
+        <w:rPr>
+          <w:rFonts w:ascii="Consolas" w:eastAsia="Times New Roman" w:hAnsi="Consolas" w:cs="Times New Roman"/>
+          <w:b/>
+          <w:bCs/>
+          <w:color w:val="C1AA6C"/>
+          <w:sz w:val="20"/>
+          <w:szCs w:val="20"/>
+          <w:lang w:val="en-US" w:eastAsia="ru-RU"/>
+        </w:rPr>
+        <w:t>Sign</w:t>
+      </w:r>
+      <w:r>
+        <w:rPr>
+          <w:rFonts w:ascii="Consolas" w:eastAsia="Times New Roman" w:hAnsi="Consolas" w:cs="Times New Roman"/>
+          <w:color w:val="CCCCCC"/>
+          <w:sz w:val="20"/>
+          <w:szCs w:val="20"/>
+          <w:lang w:val="en-US" w:eastAsia="ru-RU"/>
+        </w:rPr>
+        <w:t xml:space="preserve">, </w:t>
+      </w:r>
+      <w:r>
+        <w:rPr>
+          <w:rFonts w:ascii="Consolas" w:eastAsia="Times New Roman" w:hAnsi="Consolas" w:cs="Times New Roman"/>
+          <w:b/>
+          <w:bCs/>
+          <w:color w:val="C1AA6C"/>
+          <w:sz w:val="20"/>
+          <w:szCs w:val="20"/>
+          <w:lang w:val="en-US" w:eastAsia="ru-RU"/>
+        </w:rPr>
+        <w:t>Version</w:t>
+      </w:r>
+      <w:r>
+        <w:rPr>
+          <w:rFonts w:ascii="Consolas" w:eastAsia="Times New Roman" w:hAnsi="Consolas" w:cs="Times New Roman"/>
+          <w:color w:val="CCCCCC"/>
+          <w:sz w:val="20"/>
+          <w:szCs w:val="20"/>
+          <w:lang w:val="en-US" w:eastAsia="ru-RU"/>
+        </w:rPr>
+        <w:t>)</w:t>
+      </w:r>
+    </w:p>
+    <w:p>
+      <w:pPr>
+        <w:shd w:val="clear" w:color="auto" w:fill="2F2F2F"/>
+        <w:spacing w:after="0" w:line="240" w:lineRule="auto"/>
+        <w:rPr>
+          <w:rFonts w:ascii="Consolas" w:eastAsia="Times New Roman" w:hAnsi="Consolas" w:cs="Times New Roman"/>
+          <w:color w:val="CCCCCC"/>
+          <w:sz w:val="20"/>
+          <w:szCs w:val="20"/>
+          <w:lang w:val="en-US" w:eastAsia="ru-RU"/>
+        </w:rPr>
+      </w:pPr>
+      <w:r>
+        <w:rPr>
+          <w:rFonts w:ascii="Consolas" w:eastAsia="Times New Roman" w:hAnsi="Consolas" w:cs="Times New Roman"/>
+          <w:b/>
+          <w:bCs/>
+          <w:color w:val="739ECA"/>
+          <w:sz w:val="20"/>
+          <w:szCs w:val="20"/>
+          <w:lang w:val="en-US" w:eastAsia="ru-RU"/>
+        </w:rPr>
+        <w:t>ORDER</w:t>
+      </w:r>
+      <w:r>
+        <w:rPr>
+          <w:rFonts w:ascii="Consolas" w:eastAsia="Times New Roman" w:hAnsi="Consolas" w:cs="Times New Roman"/>
+          <w:color w:val="CCCCCC"/>
+          <w:sz w:val="20"/>
+          <w:szCs w:val="20"/>
+          <w:lang w:val="en-US" w:eastAsia="ru-RU"/>
+        </w:rPr>
+        <w:t xml:space="preserve"> </w:t>
+      </w:r>
+      <w:r>
+        <w:rPr>
+          <w:rFonts w:ascii="Consolas" w:eastAsia="Times New Roman" w:hAnsi="Consolas" w:cs="Times New Roman"/>
+          <w:b/>
+          <w:bCs/>
+          <w:color w:val="739ECA"/>
+          <w:sz w:val="20"/>
+          <w:szCs w:val="20"/>
+          <w:lang w:val="en-US" w:eastAsia="ru-RU"/>
+        </w:rPr>
+        <w:t>BY</w:t>
+      </w:r>
+      <w:r>
+        <w:rPr>
+          <w:rFonts w:ascii="Consolas" w:eastAsia="Times New Roman" w:hAnsi="Consolas" w:cs="Times New Roman"/>
+          <w:color w:val="CCCCCC"/>
+          <w:sz w:val="20"/>
+          <w:szCs w:val="20"/>
+          <w:lang w:val="en-US" w:eastAsia="ru-RU"/>
+        </w:rPr>
+        <w:t xml:space="preserve"> </w:t>
+      </w:r>
+      <w:r>
+        <w:rPr>
+          <w:rFonts w:ascii="Consolas" w:eastAsia="Times New Roman" w:hAnsi="Consolas" w:cs="Times New Roman"/>
+          <w:color w:val="9E9E9E"/>
+          <w:sz w:val="20"/>
+          <w:szCs w:val="20"/>
+          <w:lang w:val="en-US" w:eastAsia="ru-RU"/>
+        </w:rPr>
+        <w:t>UserID</w:t>
+      </w:r>
+      <w:r>
+        <w:rPr>
+          <w:rFonts w:ascii="Consolas" w:eastAsia="Times New Roman" w:hAnsi="Consolas" w:cs="Times New Roman"/>
+          <w:color w:val="EECC64"/>
+          <w:sz w:val="20"/>
+          <w:szCs w:val="20"/>
+          <w:lang w:val="en-US" w:eastAsia="ru-RU"/>
+        </w:rPr>
+        <w:t>;</w:t>
+      </w:r>
+    </w:p>
+    <w:p>
+      <w:pPr>
+        <w:shd w:val="clear" w:color="auto" w:fill="2F2F2F"/>
+        <w:spacing w:after="0" w:line="240" w:lineRule="auto"/>
+        <w:rPr>
+          <w:rFonts w:ascii="Consolas" w:eastAsia="Times New Roman" w:hAnsi="Consolas" w:cs="Times New Roman"/>
+          <w:color w:val="CCCCCC"/>
+          <w:sz w:val="20"/>
+          <w:szCs w:val="20"/>
+          <w:lang w:val="en-US" w:eastAsia="ru-RU"/>
+        </w:rPr>
+      </w:pPr>
+    </w:p>
+    <w:p>
+      <w:pPr>
+        <w:shd w:val="clear" w:color="auto" w:fill="2F2F2F"/>
+        <w:spacing w:after="0" w:line="240" w:lineRule="auto"/>
+        <w:rPr>
+          <w:rFonts w:ascii="Consolas" w:eastAsia="Times New Roman" w:hAnsi="Consolas" w:cs="Times New Roman"/>
+          <w:color w:val="CCCCCC"/>
+          <w:sz w:val="20"/>
+          <w:szCs w:val="20"/>
+          <w:lang w:val="en-US" w:eastAsia="ru-RU"/>
+        </w:rPr>
+      </w:pPr>
+      <w:r>
+        <w:rPr>
+          <w:rFonts w:ascii="Consolas" w:eastAsia="Times New Roman" w:hAnsi="Consolas" w:cs="Times New Roman"/>
+          <w:b/>
+          <w:bCs/>
+          <w:color w:val="739ECA"/>
+          <w:sz w:val="20"/>
+          <w:szCs w:val="20"/>
+          <w:lang w:val="en-US" w:eastAsia="ru-RU"/>
+        </w:rPr>
+        <w:t>INSERT</w:t>
+      </w:r>
+      <w:r>
+        <w:rPr>
+          <w:rFonts w:ascii="Consolas" w:eastAsia="Times New Roman" w:hAnsi="Consolas" w:cs="Times New Roman"/>
+          <w:color w:val="CCCCCC"/>
+          <w:sz w:val="20"/>
+          <w:szCs w:val="20"/>
+          <w:lang w:val="en-US" w:eastAsia="ru-RU"/>
+        </w:rPr>
+        <w:t xml:space="preserve"> </w:t>
+      </w:r>
+      <w:r>
+        <w:rPr>
+          <w:rFonts w:ascii="Consolas" w:eastAsia="Times New Roman" w:hAnsi="Consolas" w:cs="Times New Roman"/>
+          <w:b/>
+          <w:bCs/>
+          <w:color w:val="739ECA"/>
+          <w:sz w:val="20"/>
+          <w:szCs w:val="20"/>
+          <w:lang w:val="en-US" w:eastAsia="ru-RU"/>
+        </w:rPr>
+        <w:t>INTO</w:t>
+      </w:r>
+      <w:r>
+        <w:rPr>
+          <w:rFonts w:ascii="Consolas" w:eastAsia="Times New Roman" w:hAnsi="Consolas" w:cs="Times New Roman"/>
+          <w:color w:val="CCCCCC"/>
+          <w:sz w:val="20"/>
+          <w:szCs w:val="20"/>
+          <w:lang w:val="en-US" w:eastAsia="ru-RU"/>
+        </w:rPr>
+        <w:t xml:space="preserve"> </w:t>
+      </w:r>
+      <w:r>
+        <w:rPr>
+          <w:rFonts w:ascii="Consolas" w:eastAsia="Times New Roman" w:hAnsi="Consolas" w:cs="Times New Roman"/>
+          <w:color w:val="B788D3"/>
+          <w:sz w:val="20"/>
+          <w:szCs w:val="20"/>
+          <w:lang w:val="en-US" w:eastAsia="ru-RU"/>
+        </w:rPr>
+        <w:t>tbl1</w:t>
+      </w:r>
+      <w:r>
+        <w:rPr>
+          <w:rFonts w:ascii="Consolas" w:eastAsia="Times New Roman" w:hAnsi="Consolas" w:cs="Times New Roman"/>
+          <w:color w:val="CCCCCC"/>
+          <w:sz w:val="20"/>
+          <w:szCs w:val="20"/>
+          <w:lang w:val="en-US" w:eastAsia="ru-RU"/>
+        </w:rPr>
+        <w:t xml:space="preserve"> </w:t>
+      </w:r>
+      <w:r>
+        <w:rPr>
+          <w:rFonts w:ascii="Consolas" w:eastAsia="Times New Roman" w:hAnsi="Consolas" w:cs="Times New Roman"/>
+          <w:b/>
+          <w:bCs/>
+          <w:color w:val="739ECA"/>
+          <w:sz w:val="20"/>
+          <w:szCs w:val="20"/>
+          <w:lang w:val="en-US" w:eastAsia="ru-RU"/>
+        </w:rPr>
+        <w:t>VALUES</w:t>
+      </w:r>
+      <w:r>
+        <w:rPr>
+          <w:rFonts w:ascii="Consolas" w:eastAsia="Times New Roman" w:hAnsi="Consolas" w:cs="Times New Roman"/>
+          <w:color w:val="CCCCCC"/>
+          <w:sz w:val="20"/>
+          <w:szCs w:val="20"/>
+          <w:lang w:val="en-US" w:eastAsia="ru-RU"/>
+        </w:rPr>
+        <w:t xml:space="preserve"> (</w:t>
+      </w:r>
+      <w:r>
+        <w:rPr>
+          <w:rFonts w:ascii="Consolas" w:eastAsia="Times New Roman" w:hAnsi="Consolas" w:cs="Times New Roman"/>
+          <w:color w:val="C0C0C0"/>
+          <w:sz w:val="20"/>
+          <w:szCs w:val="20"/>
+          <w:lang w:val="en-US" w:eastAsia="ru-RU"/>
+        </w:rPr>
+        <w:t>4324182021466249494</w:t>
+      </w:r>
+      <w:r>
+        <w:rPr>
+          <w:rFonts w:ascii="Consolas" w:eastAsia="Times New Roman" w:hAnsi="Consolas" w:cs="Times New Roman"/>
+          <w:color w:val="CCCCCC"/>
+          <w:sz w:val="20"/>
+          <w:szCs w:val="20"/>
+          <w:lang w:val="en-US" w:eastAsia="ru-RU"/>
+        </w:rPr>
+        <w:t xml:space="preserve">, </w:t>
+      </w:r>
+      <w:r>
+        <w:rPr>
+          <w:rFonts w:ascii="Consolas" w:eastAsia="Times New Roman" w:hAnsi="Consolas" w:cs="Times New Roman"/>
+          <w:color w:val="C0C0C0"/>
+          <w:sz w:val="20"/>
+          <w:szCs w:val="20"/>
+          <w:lang w:val="en-US" w:eastAsia="ru-RU"/>
+        </w:rPr>
+        <w:t>5</w:t>
+      </w:r>
+      <w:r>
+        <w:rPr>
+          <w:rFonts w:ascii="Consolas" w:eastAsia="Times New Roman" w:hAnsi="Consolas" w:cs="Times New Roman"/>
+          <w:color w:val="CCCCCC"/>
+          <w:sz w:val="20"/>
+          <w:szCs w:val="20"/>
+          <w:lang w:val="en-US" w:eastAsia="ru-RU"/>
+        </w:rPr>
+        <w:t xml:space="preserve">, </w:t>
+      </w:r>
+      <w:r>
+        <w:rPr>
+          <w:rFonts w:ascii="Consolas" w:eastAsia="Times New Roman" w:hAnsi="Consolas" w:cs="Times New Roman"/>
+          <w:color w:val="C0C0C0"/>
+          <w:sz w:val="20"/>
+          <w:szCs w:val="20"/>
+          <w:lang w:val="en-US" w:eastAsia="ru-RU"/>
+        </w:rPr>
+        <w:t>146</w:t>
+      </w:r>
+      <w:r>
+        <w:rPr>
+          <w:rFonts w:ascii="Consolas" w:eastAsia="Times New Roman" w:hAnsi="Consolas" w:cs="Times New Roman"/>
+          <w:color w:val="CCCCCC"/>
+          <w:sz w:val="20"/>
+          <w:szCs w:val="20"/>
+          <w:lang w:val="en-US" w:eastAsia="ru-RU"/>
+        </w:rPr>
+        <w:t>, -</w:t>
+      </w:r>
+      <w:r>
+        <w:rPr>
+          <w:rFonts w:ascii="Consolas" w:eastAsia="Times New Roman" w:hAnsi="Consolas" w:cs="Times New Roman"/>
+          <w:color w:val="C0C0C0"/>
+          <w:sz w:val="20"/>
+          <w:szCs w:val="20"/>
+          <w:lang w:val="en-US" w:eastAsia="ru-RU"/>
+        </w:rPr>
+        <w:t>1</w:t>
+      </w:r>
+      <w:r>
+        <w:rPr>
+          <w:rFonts w:ascii="Consolas" w:eastAsia="Times New Roman" w:hAnsi="Consolas" w:cs="Times New Roman"/>
+          <w:color w:val="CCCCCC"/>
+          <w:sz w:val="20"/>
+          <w:szCs w:val="20"/>
+          <w:lang w:val="en-US" w:eastAsia="ru-RU"/>
+        </w:rPr>
+        <w:t xml:space="preserve">, </w:t>
+      </w:r>
+      <w:r>
+        <w:rPr>
+          <w:rFonts w:ascii="Consolas" w:eastAsia="Times New Roman" w:hAnsi="Consolas" w:cs="Times New Roman"/>
+          <w:color w:val="C0C0C0"/>
+          <w:sz w:val="20"/>
+          <w:szCs w:val="20"/>
+          <w:lang w:val="en-US" w:eastAsia="ru-RU"/>
+        </w:rPr>
+        <w:t>1</w:t>
+      </w:r>
+      <w:r>
+        <w:rPr>
+          <w:rFonts w:ascii="Consolas" w:eastAsia="Times New Roman" w:hAnsi="Consolas" w:cs="Times New Roman"/>
+          <w:color w:val="CCCCCC"/>
+          <w:sz w:val="20"/>
+          <w:szCs w:val="20"/>
+          <w:lang w:val="en-US" w:eastAsia="ru-RU"/>
+        </w:rPr>
+        <w:t>)</w:t>
+      </w:r>
+      <w:r>
+        <w:rPr>
+          <w:rFonts w:ascii="Consolas" w:eastAsia="Times New Roman" w:hAnsi="Consolas" w:cs="Times New Roman"/>
+          <w:color w:val="EECC64"/>
+          <w:sz w:val="20"/>
+          <w:szCs w:val="20"/>
+          <w:lang w:val="en-US" w:eastAsia="ru-RU"/>
+        </w:rPr>
+        <w:t>;</w:t>
+      </w:r>
+    </w:p>
+    <w:p>
+      <w:pPr>
+        <w:shd w:val="clear" w:color="auto" w:fill="2F2F2F"/>
+        <w:spacing w:after="0" w:line="240" w:lineRule="auto"/>
+        <w:rPr>
+          <w:rFonts w:ascii="Consolas" w:eastAsia="Times New Roman" w:hAnsi="Consolas" w:cs="Times New Roman"/>
+          <w:color w:val="CCCCCC"/>
+          <w:sz w:val="20"/>
+          <w:szCs w:val="20"/>
+          <w:lang w:val="en-US" w:eastAsia="ru-RU"/>
+        </w:rPr>
+      </w:pPr>
+      <w:r>
+        <w:rPr>
+          <w:rFonts w:ascii="Consolas" w:eastAsia="Times New Roman" w:hAnsi="Consolas" w:cs="Times New Roman"/>
+          <w:b/>
+          <w:bCs/>
+          <w:color w:val="739ECA"/>
+          <w:sz w:val="20"/>
+          <w:szCs w:val="20"/>
+          <w:lang w:val="en-US" w:eastAsia="ru-RU"/>
+        </w:rPr>
+        <w:t>INSERT</w:t>
+      </w:r>
+      <w:r>
+        <w:rPr>
+          <w:rFonts w:ascii="Consolas" w:eastAsia="Times New Roman" w:hAnsi="Consolas" w:cs="Times New Roman"/>
+          <w:color w:val="CCCCCC"/>
+          <w:sz w:val="20"/>
+          <w:szCs w:val="20"/>
+          <w:lang w:val="en-US" w:eastAsia="ru-RU"/>
+        </w:rPr>
+        <w:t xml:space="preserve"> </w:t>
+      </w:r>
+      <w:r>
+        <w:rPr>
+          <w:rFonts w:ascii="Consolas" w:eastAsia="Times New Roman" w:hAnsi="Consolas" w:cs="Times New Roman"/>
+          <w:b/>
+          <w:bCs/>
+          <w:color w:val="739ECA"/>
+          <w:sz w:val="20"/>
+          <w:szCs w:val="20"/>
+          <w:lang w:val="en-US" w:eastAsia="ru-RU"/>
+        </w:rPr>
+        <w:t>INTO</w:t>
+      </w:r>
+      <w:r>
+        <w:rPr>
+          <w:rFonts w:ascii="Consolas" w:eastAsia="Times New Roman" w:hAnsi="Consolas" w:cs="Times New Roman"/>
+          <w:color w:val="CCCCCC"/>
+          <w:sz w:val="20"/>
+          <w:szCs w:val="20"/>
+          <w:lang w:val="en-US" w:eastAsia="ru-RU"/>
+        </w:rPr>
+        <w:t xml:space="preserve"> </w:t>
+      </w:r>
+      <w:r>
+        <w:rPr>
+          <w:rFonts w:ascii="Consolas" w:eastAsia="Times New Roman" w:hAnsi="Consolas" w:cs="Times New Roman"/>
+          <w:color w:val="B788D3"/>
+          <w:sz w:val="20"/>
+          <w:szCs w:val="20"/>
+          <w:lang w:val="en-US" w:eastAsia="ru-RU"/>
+        </w:rPr>
+        <w:t>tbl1</w:t>
+      </w:r>
+      <w:r>
+        <w:rPr>
+          <w:rFonts w:ascii="Consolas" w:eastAsia="Times New Roman" w:hAnsi="Consolas" w:cs="Times New Roman"/>
+          <w:color w:val="CCCCCC"/>
+          <w:sz w:val="20"/>
+          <w:szCs w:val="20"/>
+          <w:lang w:val="en-US" w:eastAsia="ru-RU"/>
+        </w:rPr>
+        <w:t xml:space="preserve"> </w:t>
+      </w:r>
+      <w:r>
+        <w:rPr>
+          <w:rFonts w:ascii="Consolas" w:eastAsia="Times New Roman" w:hAnsi="Consolas" w:cs="Times New Roman"/>
+          <w:b/>
+          <w:bCs/>
+          <w:color w:val="739ECA"/>
+          <w:sz w:val="20"/>
+          <w:szCs w:val="20"/>
+          <w:lang w:val="en-US" w:eastAsia="ru-RU"/>
+        </w:rPr>
+        <w:t>VALUES</w:t>
+      </w:r>
+      <w:r>
+        <w:rPr>
+          <w:rFonts w:ascii="Consolas" w:eastAsia="Times New Roman" w:hAnsi="Consolas" w:cs="Times New Roman"/>
+          <w:color w:val="CCCCCC"/>
+          <w:sz w:val="20"/>
+          <w:szCs w:val="20"/>
+          <w:lang w:val="en-US" w:eastAsia="ru-RU"/>
+        </w:rPr>
+        <w:t xml:space="preserve"> (</w:t>
+      </w:r>
+      <w:r>
+        <w:rPr>
+          <w:rFonts w:ascii="Consolas" w:eastAsia="Times New Roman" w:hAnsi="Consolas" w:cs="Times New Roman"/>
+          <w:color w:val="C0C0C0"/>
+          <w:sz w:val="20"/>
+          <w:szCs w:val="20"/>
+          <w:lang w:val="en-US" w:eastAsia="ru-RU"/>
+        </w:rPr>
+        <w:t>4324182021466249494</w:t>
+      </w:r>
+      <w:r>
+        <w:rPr>
+          <w:rFonts w:ascii="Consolas" w:eastAsia="Times New Roman" w:hAnsi="Consolas" w:cs="Times New Roman"/>
+          <w:color w:val="CCCCCC"/>
+          <w:sz w:val="20"/>
+          <w:szCs w:val="20"/>
+          <w:lang w:val="en-US" w:eastAsia="ru-RU"/>
+        </w:rPr>
+        <w:t xml:space="preserve">, </w:t>
+      </w:r>
+      <w:r>
+        <w:rPr>
+          <w:rFonts w:ascii="Consolas" w:eastAsia="Times New Roman" w:hAnsi="Consolas" w:cs="Times New Roman"/>
+          <w:color w:val="C0C0C0"/>
+          <w:sz w:val="20"/>
+          <w:szCs w:val="20"/>
+          <w:lang w:val="en-US" w:eastAsia="ru-RU"/>
+        </w:rPr>
+        <w:t>5</w:t>
+      </w:r>
+      <w:r>
+        <w:rPr>
+          <w:rFonts w:ascii="Consolas" w:eastAsia="Times New Roman" w:hAnsi="Consolas" w:cs="Times New Roman"/>
+          <w:color w:val="CCCCCC"/>
+          <w:sz w:val="20"/>
+          <w:szCs w:val="20"/>
+          <w:lang w:val="en-US" w:eastAsia="ru-RU"/>
+        </w:rPr>
+        <w:t xml:space="preserve">, </w:t>
+      </w:r>
+      <w:r>
+        <w:rPr>
+          <w:rFonts w:ascii="Consolas" w:eastAsia="Times New Roman" w:hAnsi="Consolas" w:cs="Times New Roman"/>
+          <w:color w:val="C0C0C0"/>
+          <w:sz w:val="20"/>
+          <w:szCs w:val="20"/>
+          <w:lang w:val="en-US" w:eastAsia="ru-RU"/>
+        </w:rPr>
+        <w:t>146</w:t>
+      </w:r>
+      <w:r>
+        <w:rPr>
+          <w:rFonts w:ascii="Consolas" w:eastAsia="Times New Roman" w:hAnsi="Consolas" w:cs="Times New Roman"/>
+          <w:color w:val="CCCCCC"/>
+          <w:sz w:val="20"/>
+          <w:szCs w:val="20"/>
+          <w:lang w:val="en-US" w:eastAsia="ru-RU"/>
+        </w:rPr>
+        <w:t xml:space="preserve">, </w:t>
+      </w:r>
+      <w:r>
+        <w:rPr>
+          <w:rFonts w:ascii="Consolas" w:eastAsia="Times New Roman" w:hAnsi="Consolas" w:cs="Times New Roman"/>
+          <w:color w:val="C0C0C0"/>
+          <w:sz w:val="20"/>
+          <w:szCs w:val="20"/>
+          <w:lang w:val="en-US" w:eastAsia="ru-RU"/>
+        </w:rPr>
+        <w:t>1</w:t>
+      </w:r>
+      <w:r>
+        <w:rPr>
+          <w:rFonts w:ascii="Consolas" w:eastAsia="Times New Roman" w:hAnsi="Consolas" w:cs="Times New Roman"/>
+          <w:color w:val="CCCCCC"/>
+          <w:sz w:val="20"/>
+          <w:szCs w:val="20"/>
+          <w:lang w:val="en-US" w:eastAsia="ru-RU"/>
+        </w:rPr>
+        <w:t xml:space="preserve">, </w:t>
+      </w:r>
+      <w:r>
+        <w:rPr>
+          <w:rFonts w:ascii="Consolas" w:eastAsia="Times New Roman" w:hAnsi="Consolas" w:cs="Times New Roman"/>
+          <w:color w:val="C0C0C0"/>
+          <w:sz w:val="20"/>
+          <w:szCs w:val="20"/>
+          <w:lang w:val="en-US" w:eastAsia="ru-RU"/>
+        </w:rPr>
+        <w:t>1</w:t>
+      </w:r>
+      <w:r>
+        <w:rPr>
+          <w:rFonts w:ascii="Consolas" w:eastAsia="Times New Roman" w:hAnsi="Consolas" w:cs="Times New Roman"/>
+          <w:color w:val="CCCCCC"/>
+          <w:sz w:val="20"/>
+          <w:szCs w:val="20"/>
+          <w:lang w:val="en-US" w:eastAsia="ru-RU"/>
+        </w:rPr>
+        <w:t>),(</w:t>
+      </w:r>
+      <w:r>
+        <w:rPr>
+          <w:rFonts w:ascii="Consolas" w:eastAsia="Times New Roman" w:hAnsi="Consolas" w:cs="Times New Roman"/>
+          <w:color w:val="C0C0C0"/>
+          <w:sz w:val="20"/>
+          <w:szCs w:val="20"/>
+          <w:lang w:val="en-US" w:eastAsia="ru-RU"/>
+        </w:rPr>
+        <w:t>4324182021466249494</w:t>
+      </w:r>
+      <w:r>
+        <w:rPr>
+          <w:rFonts w:ascii="Consolas" w:eastAsia="Times New Roman" w:hAnsi="Consolas" w:cs="Times New Roman"/>
+          <w:color w:val="CCCCCC"/>
+          <w:sz w:val="20"/>
+          <w:szCs w:val="20"/>
+          <w:lang w:val="en-US" w:eastAsia="ru-RU"/>
+        </w:rPr>
+        <w:t xml:space="preserve">, </w:t>
+      </w:r>
+      <w:r>
+        <w:rPr>
+          <w:rFonts w:ascii="Consolas" w:eastAsia="Times New Roman" w:hAnsi="Consolas" w:cs="Times New Roman"/>
+          <w:color w:val="C0C0C0"/>
+          <w:sz w:val="20"/>
+          <w:szCs w:val="20"/>
+          <w:lang w:val="en-US" w:eastAsia="ru-RU"/>
+        </w:rPr>
+        <w:t>6</w:t>
+      </w:r>
+      <w:r>
+        <w:rPr>
+          <w:rFonts w:ascii="Consolas" w:eastAsia="Times New Roman" w:hAnsi="Consolas" w:cs="Times New Roman"/>
+          <w:color w:val="CCCCCC"/>
+          <w:sz w:val="20"/>
+          <w:szCs w:val="20"/>
+          <w:lang w:val="en-US" w:eastAsia="ru-RU"/>
+        </w:rPr>
+        <w:t xml:space="preserve">, </w:t>
+      </w:r>
+      <w:r>
+        <w:rPr>
+          <w:rFonts w:ascii="Consolas" w:eastAsia="Times New Roman" w:hAnsi="Consolas" w:cs="Times New Roman"/>
+          <w:color w:val="C0C0C0"/>
+          <w:sz w:val="20"/>
+          <w:szCs w:val="20"/>
+          <w:lang w:val="en-US" w:eastAsia="ru-RU"/>
+        </w:rPr>
+        <w:t>185</w:t>
+      </w:r>
+      <w:r>
+        <w:rPr>
+          <w:rFonts w:ascii="Consolas" w:eastAsia="Times New Roman" w:hAnsi="Consolas" w:cs="Times New Roman"/>
+          <w:color w:val="CCCCCC"/>
+          <w:sz w:val="20"/>
+          <w:szCs w:val="20"/>
+          <w:lang w:val="en-US" w:eastAsia="ru-RU"/>
+        </w:rPr>
+        <w:t xml:space="preserve">, </w:t>
+      </w:r>
+      <w:r>
+        <w:rPr>
+          <w:rFonts w:ascii="Consolas" w:eastAsia="Times New Roman" w:hAnsi="Consolas" w:cs="Times New Roman"/>
+          <w:color w:val="C0C0C0"/>
+          <w:sz w:val="20"/>
+          <w:szCs w:val="20"/>
+          <w:lang w:val="en-US" w:eastAsia="ru-RU"/>
+        </w:rPr>
+        <w:t>1</w:t>
+      </w:r>
+      <w:r>
+        <w:rPr>
+          <w:rFonts w:ascii="Consolas" w:eastAsia="Times New Roman" w:hAnsi="Consolas" w:cs="Times New Roman"/>
+          <w:color w:val="CCCCCC"/>
+          <w:sz w:val="20"/>
+          <w:szCs w:val="20"/>
+          <w:lang w:val="en-US" w:eastAsia="ru-RU"/>
+        </w:rPr>
+        <w:t xml:space="preserve">, </w:t>
+      </w:r>
+      <w:r>
+        <w:rPr>
+          <w:rFonts w:ascii="Consolas" w:eastAsia="Times New Roman" w:hAnsi="Consolas" w:cs="Times New Roman"/>
+          <w:color w:val="C0C0C0"/>
+          <w:sz w:val="20"/>
+          <w:szCs w:val="20"/>
+          <w:lang w:val="en-US" w:eastAsia="ru-RU"/>
+        </w:rPr>
+        <w:t>2</w:t>
+      </w:r>
+      <w:r>
+        <w:rPr>
+          <w:rFonts w:ascii="Consolas" w:eastAsia="Times New Roman" w:hAnsi="Consolas" w:cs="Times New Roman"/>
+          <w:color w:val="CCCCCC"/>
+          <w:sz w:val="20"/>
+          <w:szCs w:val="20"/>
+          <w:lang w:val="en-US" w:eastAsia="ru-RU"/>
+        </w:rPr>
+        <w:t>)</w:t>
+      </w:r>
+      <w:r>
+        <w:rPr>
+          <w:rFonts w:ascii="Consolas" w:eastAsia="Times New Roman" w:hAnsi="Consolas" w:cs="Times New Roman"/>
+          <w:color w:val="EECC64"/>
+          <w:sz w:val="20"/>
+          <w:szCs w:val="20"/>
+          <w:lang w:val="en-US" w:eastAsia="ru-RU"/>
+        </w:rPr>
+        <w:t>;</w:t>
+      </w:r>
+    </w:p>
+    <w:p>
+      <w:pPr>
+        <w:pStyle w:val="a5"/>
+        <w:spacing w:after="0" w:line="240" w:lineRule="auto"/>
+        <w:rPr>
+          <w:rFonts w:ascii="Times New Roman" w:hAnsi="Times New Roman" w:cs="Times New Roman"/>
+        </w:rPr>
+      </w:pPr>
+    </w:p>
+    <w:p>
+      <w:pPr>
+        <w:pStyle w:val="a5"/>
+        <w:spacing w:after="0" w:line="240" w:lineRule="auto"/>
+        <w:ind w:left="0"/>
+        <w:rPr>
+          <w:rFonts w:ascii="Times New Roman" w:hAnsi="Times New Roman" w:cs="Times New Roman"/>
+        </w:rPr>
+      </w:pPr>
+      <w:r>
+        <w:rPr>
+          <w:noProof/>
+          <w:lang w:eastAsia="ru-RU"/>
+        </w:rPr>
+        <w:drawing>
+          <wp:inline distT="0" distB="0" distL="0" distR="0" wp14:anchorId="43FCA1F1" wp14:editId="05F42198">
+            <wp:extent cx="6390005" cy="2146300"/>
+            <wp:effectExtent l="0" t="0" r="0" b="6350"/>
+            <wp:docPr id="3" name="Рисунок 3"/>
+            <wp:cNvGraphicFramePr>
+              <a:graphicFrameLocks xmlns:a="http://schemas.openxmlformats.org/drawingml/2006/main" noChangeAspect="1"/>
+            </wp:cNvGraphicFramePr>
+            <a:graphic xmlns:a="http://schemas.openxmlformats.org/drawingml/2006/main">
+              <a:graphicData uri="http://schemas.openxmlformats.org/drawingml/2006/picture">
+                <pic:pic xmlns:pic="http://schemas.openxmlformats.org/drawingml/2006/picture">
+                  <pic:nvPicPr>
+                    <pic:cNvPr id="1" name=""/>
+                    <pic:cNvPicPr/>
+                  </pic:nvPicPr>
+                  <pic:blipFill>
+                    <a:blip r:embed="rId9"/>
+                    <a:stretch>
+                      <a:fillRect/>
+                    </a:stretch>
+                  </pic:blipFill>
+                  <pic:spPr>
+                    <a:xfrm>
+                      <a:off x="0" y="0"/>
+                      <a:ext cx="6390005" cy="2146300"/>
+                    </a:xfrm>
+                    <a:prstGeom prst="rect">
+                      <a:avLst/>
+                    </a:prstGeom>
+                  </pic:spPr>
+                </pic:pic>
+              </a:graphicData>
+            </a:graphic>
+          </wp:inline>
+        </w:drawing>
+      </w:r>
+    </w:p>
+    <w:p>
+      <w:pPr>
+        <w:pStyle w:val="a5"/>
+        <w:spacing w:after="0" w:line="240" w:lineRule="auto"/>
+        <w:ind w:left="0"/>
+        <w:rPr>
+          <w:rFonts w:ascii="Times New Roman" w:hAnsi="Times New Roman" w:cs="Times New Roman"/>
+        </w:rPr>
+      </w:pPr>
+    </w:p>
+    <w:p>
+      <w:pPr>
+        <w:pStyle w:val="a5"/>
+        <w:spacing w:after="0" w:line="240" w:lineRule="auto"/>
+        <w:ind w:left="0"/>
+        <w:rPr>
+          <w:rFonts w:ascii="Times New Roman" w:hAnsi="Times New Roman" w:cs="Times New Roman"/>
+        </w:rPr>
+      </w:pPr>
+      <w:r>
+        <w:rPr>
+          <w:noProof/>
+          <w:lang w:eastAsia="ru-RU"/>
+        </w:rPr>
+        <w:drawing>
+          <wp:inline distT="0" distB="0" distL="0" distR="0" wp14:anchorId="1DB26677" wp14:editId="3F881112">
+            <wp:extent cx="6390005" cy="1818640"/>
+            <wp:effectExtent l="0" t="0" r="0" b="0"/>
+            <wp:docPr id="4" name="Рисунок 4"/>
+            <wp:cNvGraphicFramePr>
+              <a:graphicFrameLocks xmlns:a="http://schemas.openxmlformats.org/drawingml/2006/main" noChangeAspect="1"/>
+            </wp:cNvGraphicFramePr>
+            <a:graphic xmlns:a="http://schemas.openxmlformats.org/drawingml/2006/main">
+              <a:graphicData uri="http://schemas.openxmlformats.org/drawingml/2006/picture">
+                <pic:pic xmlns:pic="http://schemas.openxmlformats.org/drawingml/2006/picture">
+                  <pic:nvPicPr>
+                    <pic:cNvPr id="1" name=""/>
+                    <pic:cNvPicPr/>
+                  </pic:nvPicPr>
+                  <pic:blipFill>
+                    <a:blip r:embed="rId10"/>
+                    <a:stretch>
+                      <a:fillRect/>
+                    </a:stretch>
+                  </pic:blipFill>
+                  <pic:spPr>
+                    <a:xfrm>
+                      <a:off x="0" y="0"/>
+                      <a:ext cx="6390005" cy="1818640"/>
+                    </a:xfrm>
+                    <a:prstGeom prst="rect">
+                      <a:avLst/>
+                    </a:prstGeom>
+                  </pic:spPr>
+                </pic:pic>
+              </a:graphicData>
+            </a:graphic>
+          </wp:inline>
+        </w:drawing>
+      </w:r>
+    </w:p>
+    <w:p>
+      <w:pPr>
+        <w:pStyle w:val="a5"/>
+        <w:spacing w:after="0" w:line="240" w:lineRule="auto"/>
+        <w:ind w:left="0"/>
+        <w:rPr>
+          <w:rFonts w:ascii="Times New Roman" w:hAnsi="Times New Roman" w:cs="Times New Roman"/>
+        </w:rPr>
+      </w:pPr>
+    </w:p>
+    <w:p>
+      <w:pPr>
+        <w:pStyle w:val="a5"/>
+        <w:numPr>
+          <w:ilvl w:val="0"/>
+          <w:numId w:val="5"/>
+        </w:numPr>
+        <w:spacing w:after="0" w:line="240" w:lineRule="auto"/>
+        <w:rPr>
+          <w:rFonts w:ascii="Times New Roman" w:hAnsi="Times New Roman" w:cs="Times New Roman"/>
+        </w:rPr>
+      </w:pPr>
+      <w:r>
+        <w:rPr>
+          <w:rFonts w:ascii="Times New Roman" w:hAnsi="Times New Roman" w:cs="Times New Roman"/>
+          <w:lang w:val="en-US"/>
+        </w:rPr>
+        <w:t>tbl</w:t>
+      </w:r>
+      <w:r>
+        <w:rPr>
+          <w:rFonts w:ascii="Times New Roman" w:hAnsi="Times New Roman" w:cs="Times New Roman"/>
+        </w:rPr>
+        <w:t xml:space="preserve">2 </w:t>
+      </w:r>
+      <w:r>
+        <w:rPr>
+          <w:rFonts w:ascii="Times New Roman" w:hAnsi="Times New Roman" w:cs="Times New Roman"/>
+        </w:rPr>
+        <w:t>с</w:t>
+      </w:r>
+      <w:r>
+        <w:rPr>
+          <w:rFonts w:ascii="Times New Roman" w:hAnsi="Times New Roman" w:cs="Times New Roman"/>
+        </w:rPr>
+        <w:t xml:space="preserve"> </w:t>
+      </w:r>
+      <w:r>
+        <w:rPr>
+          <w:rFonts w:ascii="Times New Roman" w:hAnsi="Times New Roman" w:cs="Times New Roman"/>
+        </w:rPr>
+        <w:t>типом</w:t>
+      </w:r>
+      <w:r>
+        <w:rPr>
+          <w:rFonts w:ascii="Times New Roman" w:hAnsi="Times New Roman" w:cs="Times New Roman"/>
+        </w:rPr>
+        <w:t xml:space="preserve"> </w:t>
+      </w:r>
+      <w:r>
+        <w:rPr>
+          <w:rFonts w:ascii="Times New Roman" w:hAnsi="Times New Roman" w:cs="Times New Roman"/>
+          <w:lang w:val="en-US"/>
+        </w:rPr>
+        <w:t>SummingMergeTree</w:t>
+      </w:r>
+      <w:r>
+        <w:rPr>
+          <w:rFonts w:ascii="Times New Roman" w:hAnsi="Times New Roman" w:cs="Times New Roman"/>
+        </w:rPr>
+        <w:t>(</w:t>
+      </w:r>
+      <w:r>
+        <w:rPr>
+          <w:rFonts w:ascii="Times New Roman" w:hAnsi="Times New Roman" w:cs="Times New Roman"/>
+          <w:lang w:val="en-US"/>
+        </w:rPr>
+        <w:t>value</w:t>
+      </w:r>
+      <w:r>
+        <w:rPr>
+          <w:rFonts w:ascii="Times New Roman" w:hAnsi="Times New Roman" w:cs="Times New Roman"/>
+        </w:rPr>
+        <w:t>)</w:t>
+      </w:r>
+      <w:r>
+        <w:rPr>
+          <w:rFonts w:ascii="Times New Roman" w:hAnsi="Times New Roman" w:cs="Times New Roman"/>
+        </w:rPr>
+        <w:t xml:space="preserve"> – </w:t>
+      </w:r>
+      <w:r>
+        <w:rPr>
+          <w:rFonts w:ascii="Times New Roman" w:hAnsi="Times New Roman" w:cs="Times New Roman"/>
+        </w:rPr>
+        <w:t>идет</w:t>
+      </w:r>
+      <w:r>
+        <w:rPr>
+          <w:rFonts w:ascii="Times New Roman" w:hAnsi="Times New Roman" w:cs="Times New Roman"/>
+        </w:rPr>
+        <w:t xml:space="preserve"> </w:t>
+      </w:r>
+      <w:r>
+        <w:rPr>
+          <w:rFonts w:ascii="Times New Roman" w:hAnsi="Times New Roman" w:cs="Times New Roman"/>
+        </w:rPr>
+        <w:t xml:space="preserve">суммирование значений в поле </w:t>
+      </w:r>
+      <w:r>
+        <w:rPr>
+          <w:rFonts w:ascii="Times New Roman" w:hAnsi="Times New Roman" w:cs="Times New Roman"/>
+          <w:lang w:val="en-US"/>
+        </w:rPr>
+        <w:t>value</w:t>
+      </w:r>
+      <w:r>
+        <w:rPr>
+          <w:rFonts w:ascii="Times New Roman" w:hAnsi="Times New Roman" w:cs="Times New Roman"/>
+        </w:rPr>
+        <w:t xml:space="preserve"> </w:t>
+      </w:r>
+      <w:r>
+        <w:rPr>
+          <w:rFonts w:ascii="Times New Roman" w:hAnsi="Times New Roman" w:cs="Times New Roman"/>
+        </w:rPr>
+        <w:t xml:space="preserve">по одинаковому ключу – полю </w:t>
+      </w:r>
+      <w:r>
+        <w:rPr>
+          <w:rFonts w:ascii="Times New Roman" w:hAnsi="Times New Roman" w:cs="Times New Roman"/>
+          <w:lang w:val="en-US"/>
+        </w:rPr>
+        <w:t>key</w:t>
+      </w:r>
+      <w:r>
+        <w:rPr>
+          <w:rFonts w:ascii="Times New Roman" w:hAnsi="Times New Roman" w:cs="Times New Roman"/>
+        </w:rPr>
+        <w:t>.</w:t>
+      </w:r>
+    </w:p>
+    <w:p>
+      <w:pPr>
+        <w:spacing w:after="0" w:line="240" w:lineRule="auto"/>
+        <w:rPr>
+          <w:rFonts w:ascii="Times New Roman" w:hAnsi="Times New Roman" w:cs="Times New Roman"/>
+        </w:rPr>
+      </w:pPr>
+    </w:p>
+    <w:p>
+      <w:pPr>
+        <w:pStyle w:val="a7"/>
+        <w:shd w:val="clear" w:color="auto" w:fill="2F2F2F"/>
+        <w:spacing w:before="0" w:beforeAutospacing="0" w:after="0" w:afterAutospacing="0"/>
+        <w:rPr>
+          <w:rFonts w:ascii="Consolas" w:hAnsi="Consolas"/>
+          <w:color w:val="CCCCCC"/>
+          <w:sz w:val="20"/>
+          <w:szCs w:val="20"/>
+          <w:lang w:val="en-US"/>
+        </w:rPr>
+      </w:pPr>
+      <w:r>
+        <w:rPr>
+          <w:rFonts w:ascii="Consolas" w:hAnsi="Consolas"/>
+          <w:b/>
+          <w:bCs/>
+          <w:color w:val="739ECA"/>
+          <w:sz w:val="20"/>
+          <w:szCs w:val="20"/>
+          <w:lang w:val="en-US"/>
+        </w:rPr>
+        <w:t>CREATE</w:t>
+      </w:r>
+      <w:r>
+        <w:rPr>
+          <w:rFonts w:ascii="Consolas" w:hAnsi="Consolas"/>
+          <w:color w:val="CCCCCC"/>
+          <w:sz w:val="20"/>
+          <w:szCs w:val="20"/>
+          <w:lang w:val="en-US"/>
+        </w:rPr>
+        <w:t xml:space="preserve"> </w:t>
+      </w:r>
+      <w:r>
+        <w:rPr>
+          <w:rFonts w:ascii="Consolas" w:hAnsi="Consolas"/>
+          <w:b/>
+          <w:bCs/>
+          <w:color w:val="739ECA"/>
+          <w:sz w:val="20"/>
+          <w:szCs w:val="20"/>
+          <w:lang w:val="en-US"/>
+        </w:rPr>
+        <w:t>TABLE</w:t>
+      </w:r>
+      <w:r>
+        <w:rPr>
+          <w:rFonts w:ascii="Consolas" w:hAnsi="Consolas"/>
+          <w:color w:val="CCCCCC"/>
+          <w:sz w:val="20"/>
+          <w:szCs w:val="20"/>
+          <w:lang w:val="en-US"/>
+        </w:rPr>
+        <w:t xml:space="preserve"> </w:t>
+      </w:r>
+      <w:r>
+        <w:rPr>
+          <w:rFonts w:ascii="Consolas" w:hAnsi="Consolas"/>
+          <w:color w:val="B788D3"/>
+          <w:sz w:val="20"/>
+          <w:szCs w:val="20"/>
+          <w:lang w:val="en-US"/>
+        </w:rPr>
+        <w:t>tbl2</w:t>
+      </w:r>
+    </w:p>
+    <w:p>
+      <w:pPr>
+        <w:pStyle w:val="a7"/>
+        <w:shd w:val="clear" w:color="auto" w:fill="2F2F2F"/>
+        <w:spacing w:before="0" w:beforeAutospacing="0" w:after="0" w:afterAutospacing="0"/>
+        <w:rPr>
+          <w:rFonts w:ascii="Consolas" w:hAnsi="Consolas"/>
+          <w:color w:val="CCCCCC"/>
+          <w:sz w:val="20"/>
+          <w:szCs w:val="20"/>
+          <w:lang w:val="en-US"/>
+        </w:rPr>
+      </w:pPr>
+      <w:r>
+        <w:rPr>
+          <w:rFonts w:ascii="Consolas" w:hAnsi="Consolas"/>
+          <w:color w:val="CCCCCC"/>
+          <w:sz w:val="20"/>
+          <w:szCs w:val="20"/>
+          <w:lang w:val="en-US"/>
+        </w:rPr>
+        <w:t>(</w:t>
+      </w:r>
+    </w:p>
+    <w:p>
+      <w:pPr>
+        <w:pStyle w:val="a7"/>
+        <w:shd w:val="clear" w:color="auto" w:fill="2F2F2F"/>
+        <w:spacing w:before="0" w:beforeAutospacing="0" w:after="0" w:afterAutospacing="0"/>
+        <w:rPr>
+          <w:rFonts w:ascii="Consolas" w:hAnsi="Consolas"/>
+          <w:color w:val="CCCCCC"/>
+          <w:sz w:val="20"/>
+          <w:szCs w:val="20"/>
+          <w:lang w:val="en-US"/>
+        </w:rPr>
+      </w:pPr>
+      <w:r>
+        <w:rPr>
+          <w:rFonts w:ascii="Consolas" w:hAnsi="Consolas"/>
+          <w:color w:val="CCCCCC"/>
+          <w:sz w:val="20"/>
+          <w:szCs w:val="20"/>
+          <w:lang w:val="en-US"/>
+        </w:rPr>
+        <w:t xml:space="preserve">    </w:t>
+      </w:r>
+      <w:r>
+        <w:rPr>
+          <w:rFonts w:ascii="Consolas" w:hAnsi="Consolas"/>
+          <w:color w:val="00B8B8"/>
+          <w:sz w:val="20"/>
+          <w:szCs w:val="20"/>
+          <w:lang w:val="en-US"/>
+        </w:rPr>
+        <w:t>key</w:t>
+      </w:r>
+      <w:r>
+        <w:rPr>
+          <w:rFonts w:ascii="Consolas" w:hAnsi="Consolas"/>
+          <w:color w:val="CCCCCC"/>
+          <w:sz w:val="20"/>
+          <w:szCs w:val="20"/>
+          <w:lang w:val="en-US"/>
+        </w:rPr>
+        <w:t xml:space="preserve"> </w:t>
+      </w:r>
+      <w:r>
+        <w:rPr>
+          <w:rFonts w:ascii="Consolas" w:hAnsi="Consolas"/>
+          <w:b/>
+          <w:bCs/>
+          <w:color w:val="C1AA6C"/>
+          <w:sz w:val="20"/>
+          <w:szCs w:val="20"/>
+          <w:lang w:val="en-US"/>
+        </w:rPr>
+        <w:t>UInt32</w:t>
+      </w:r>
+      <w:r>
+        <w:rPr>
+          <w:rFonts w:ascii="Consolas" w:hAnsi="Consolas"/>
+          <w:color w:val="CCCCCC"/>
+          <w:sz w:val="20"/>
+          <w:szCs w:val="20"/>
+          <w:lang w:val="en-US"/>
+        </w:rPr>
+        <w:t>,</w:t>
+      </w:r>
+    </w:p>
+    <w:p>
+      <w:pPr>
+        <w:pStyle w:val="a7"/>
+        <w:shd w:val="clear" w:color="auto" w:fill="2F2F2F"/>
+        <w:spacing w:before="0" w:beforeAutospacing="0" w:after="0" w:afterAutospacing="0"/>
+        <w:rPr>
+          <w:rFonts w:ascii="Consolas" w:hAnsi="Consolas"/>
+          <w:color w:val="CCCCCC"/>
+          <w:sz w:val="20"/>
+          <w:szCs w:val="20"/>
+          <w:lang w:val="en-US"/>
+        </w:rPr>
+      </w:pPr>
+      <w:r>
+        <w:rPr>
+          <w:rFonts w:ascii="Consolas" w:hAnsi="Consolas"/>
+          <w:color w:val="CCCCCC"/>
+          <w:sz w:val="20"/>
+          <w:szCs w:val="20"/>
+          <w:lang w:val="en-US"/>
+        </w:rPr>
+        <w:t xml:space="preserve">    </w:t>
+      </w:r>
+      <w:r>
+        <w:rPr>
+          <w:rFonts w:ascii="Consolas" w:hAnsi="Consolas"/>
+          <w:color w:val="00B8B8"/>
+          <w:sz w:val="20"/>
+          <w:szCs w:val="20"/>
+          <w:lang w:val="en-US"/>
+        </w:rPr>
+        <w:t>value</w:t>
+      </w:r>
+      <w:r>
+        <w:rPr>
+          <w:rFonts w:ascii="Consolas" w:hAnsi="Consolas"/>
+          <w:color w:val="CCCCCC"/>
+          <w:sz w:val="20"/>
+          <w:szCs w:val="20"/>
+          <w:lang w:val="en-US"/>
+        </w:rPr>
+        <w:t xml:space="preserve"> </w:t>
+      </w:r>
+      <w:r>
+        <w:rPr>
+          <w:rFonts w:ascii="Consolas" w:hAnsi="Consolas"/>
+          <w:b/>
+          <w:bCs/>
+          <w:color w:val="C1AA6C"/>
+          <w:sz w:val="20"/>
+          <w:szCs w:val="20"/>
+          <w:lang w:val="en-US"/>
+        </w:rPr>
+        <w:t>UInt32</w:t>
+      </w:r>
+    </w:p>
+    <w:p>
+      <w:pPr>
+        <w:pStyle w:val="a7"/>
+        <w:shd w:val="clear" w:color="auto" w:fill="2F2F2F"/>
+        <w:spacing w:before="0" w:beforeAutospacing="0" w:after="0" w:afterAutospacing="0"/>
+        <w:rPr>
+          <w:rFonts w:ascii="Consolas" w:hAnsi="Consolas"/>
+          <w:color w:val="CCCCCC"/>
+          <w:sz w:val="20"/>
+          <w:szCs w:val="20"/>
+          <w:lang w:val="en-US"/>
+        </w:rPr>
+      </w:pPr>
+      <w:r>
+        <w:rPr>
+          <w:rFonts w:ascii="Consolas" w:hAnsi="Consolas"/>
+          <w:color w:val="CCCCCC"/>
+          <w:sz w:val="20"/>
+          <w:szCs w:val="20"/>
+          <w:lang w:val="en-US"/>
+        </w:rPr>
+        <w:t>)</w:t>
+      </w:r>
+    </w:p>
+    <w:p>
+      <w:pPr>
+        <w:pStyle w:val="a7"/>
+        <w:shd w:val="clear" w:color="auto" w:fill="2F2F2F"/>
+        <w:spacing w:before="0" w:beforeAutospacing="0" w:after="0" w:afterAutospacing="0"/>
+        <w:rPr>
+          <w:rFonts w:ascii="Consolas" w:hAnsi="Consolas"/>
+          <w:color w:val="CCCCCC"/>
+          <w:sz w:val="20"/>
+          <w:szCs w:val="20"/>
+          <w:lang w:val="en-US"/>
+        </w:rPr>
+      </w:pPr>
+      <w:r>
+        <w:rPr>
+          <w:rFonts w:ascii="Consolas" w:hAnsi="Consolas"/>
+          <w:b/>
+          <w:bCs/>
+          <w:color w:val="739ECA"/>
+          <w:sz w:val="20"/>
+          <w:szCs w:val="20"/>
+          <w:lang w:val="en-US"/>
+        </w:rPr>
+        <w:t>ENGINE</w:t>
+      </w:r>
+      <w:r>
+        <w:rPr>
+          <w:rFonts w:ascii="Consolas" w:hAnsi="Consolas"/>
+          <w:color w:val="CCCCCC"/>
+          <w:sz w:val="20"/>
+          <w:szCs w:val="20"/>
+          <w:lang w:val="en-US"/>
+        </w:rPr>
+        <w:t xml:space="preserve"> = </w:t>
+      </w:r>
+      <w:r>
+        <w:rPr>
+          <w:rFonts w:ascii="Consolas" w:hAnsi="Consolas"/>
+          <w:color w:val="9E9E9E"/>
+          <w:sz w:val="20"/>
+          <w:szCs w:val="20"/>
+          <w:lang w:val="en-US"/>
+        </w:rPr>
+        <w:t>SummingMergeTree</w:t>
+      </w:r>
+      <w:r>
+        <w:rPr>
+          <w:rFonts w:ascii="Consolas" w:hAnsi="Consolas"/>
+          <w:color w:val="CCCCCC"/>
+          <w:sz w:val="20"/>
+          <w:szCs w:val="20"/>
+          <w:lang w:val="en-US"/>
+        </w:rPr>
+        <w:t>(</w:t>
+      </w:r>
+      <w:r>
+        <w:rPr>
+          <w:rFonts w:ascii="Consolas" w:hAnsi="Consolas"/>
+          <w:color w:val="9E9E9E"/>
+          <w:sz w:val="20"/>
+          <w:szCs w:val="20"/>
+          <w:lang w:val="en-US"/>
+        </w:rPr>
+        <w:t>value</w:t>
+      </w:r>
+      <w:r>
+        <w:rPr>
+          <w:rFonts w:ascii="Consolas" w:hAnsi="Consolas"/>
+          <w:color w:val="CCCCCC"/>
+          <w:sz w:val="20"/>
+          <w:szCs w:val="20"/>
+          <w:lang w:val="en-US"/>
+        </w:rPr>
+        <w:t>)</w:t>
+      </w:r>
+    </w:p>
+    <w:p>
+      <w:pPr>
+        <w:pStyle w:val="a7"/>
+        <w:shd w:val="clear" w:color="auto" w:fill="2F2F2F"/>
+        <w:spacing w:before="0" w:beforeAutospacing="0" w:after="0" w:afterAutospacing="0"/>
+        <w:rPr>
+          <w:rFonts w:ascii="Consolas" w:hAnsi="Consolas"/>
+          <w:color w:val="CCCCCC"/>
+          <w:sz w:val="20"/>
+          <w:szCs w:val="20"/>
+          <w:lang w:val="en-US"/>
+        </w:rPr>
+      </w:pPr>
+      <w:r>
+        <w:rPr>
+          <w:rFonts w:ascii="Consolas" w:hAnsi="Consolas"/>
+          <w:b/>
+          <w:bCs/>
+          <w:color w:val="739ECA"/>
+          <w:sz w:val="20"/>
+          <w:szCs w:val="20"/>
+          <w:lang w:val="en-US"/>
+        </w:rPr>
+        <w:t>ORDER</w:t>
+      </w:r>
+      <w:r>
+        <w:rPr>
+          <w:rFonts w:ascii="Consolas" w:hAnsi="Consolas"/>
+          <w:color w:val="CCCCCC"/>
+          <w:sz w:val="20"/>
+          <w:szCs w:val="20"/>
+          <w:lang w:val="en-US"/>
+        </w:rPr>
+        <w:t xml:space="preserve"> </w:t>
+      </w:r>
+      <w:r>
+        <w:rPr>
+          <w:rFonts w:ascii="Consolas" w:hAnsi="Consolas"/>
+          <w:b/>
+          <w:bCs/>
+          <w:color w:val="739ECA"/>
+          <w:sz w:val="20"/>
+          <w:szCs w:val="20"/>
+          <w:lang w:val="en-US"/>
+        </w:rPr>
+        <w:t>BY</w:t>
+      </w:r>
+      <w:r>
+        <w:rPr>
+          <w:rFonts w:ascii="Consolas" w:hAnsi="Consolas"/>
+          <w:color w:val="CCCCCC"/>
+          <w:sz w:val="20"/>
+          <w:szCs w:val="20"/>
+          <w:lang w:val="en-US"/>
+        </w:rPr>
+        <w:t xml:space="preserve"> </w:t>
+      </w:r>
+      <w:r>
+        <w:rPr>
+          <w:rFonts w:ascii="Consolas" w:hAnsi="Consolas"/>
+          <w:b/>
+          <w:bCs/>
+          <w:color w:val="739ECA"/>
+          <w:sz w:val="20"/>
+          <w:szCs w:val="20"/>
+          <w:lang w:val="en-US"/>
+        </w:rPr>
+        <w:t>key</w:t>
+      </w:r>
+      <w:r>
+        <w:rPr>
+          <w:rFonts w:ascii="Consolas" w:hAnsi="Consolas"/>
+          <w:color w:val="EECC64"/>
+          <w:sz w:val="20"/>
+          <w:szCs w:val="20"/>
+          <w:lang w:val="en-US"/>
+        </w:rPr>
+        <w:t>;</w:t>
+      </w:r>
+    </w:p>
+    <w:p>
+      <w:pPr>
+        <w:pStyle w:val="a7"/>
+        <w:shd w:val="clear" w:color="auto" w:fill="2F2F2F"/>
+        <w:spacing w:before="0" w:beforeAutospacing="0" w:after="0" w:afterAutospacing="0"/>
+        <w:rPr>
+          <w:rFonts w:ascii="Consolas" w:hAnsi="Consolas"/>
+          <w:color w:val="CCCCCC"/>
+          <w:sz w:val="20"/>
+          <w:szCs w:val="20"/>
+          <w:lang w:val="en-US"/>
+        </w:rPr>
+      </w:pPr>
+    </w:p>
+    <w:p>
+      <w:pPr>
+        <w:pStyle w:val="a7"/>
+        <w:shd w:val="clear" w:color="auto" w:fill="2F2F2F"/>
+        <w:spacing w:before="0" w:beforeAutospacing="0" w:after="0" w:afterAutospacing="0"/>
+        <w:rPr>
+          <w:rFonts w:ascii="Consolas" w:hAnsi="Consolas"/>
+          <w:color w:val="CCCCCC"/>
+          <w:sz w:val="20"/>
+          <w:szCs w:val="20"/>
+          <w:lang w:val="en-US"/>
+        </w:rPr>
+      </w:pPr>
+      <w:r>
+        <w:rPr>
+          <w:rFonts w:ascii="Consolas" w:hAnsi="Consolas"/>
+          <w:b/>
+          <w:bCs/>
+          <w:color w:val="739ECA"/>
+          <w:sz w:val="20"/>
+          <w:szCs w:val="20"/>
+          <w:lang w:val="en-US"/>
+        </w:rPr>
+        <w:t>INSERT</w:t>
+      </w:r>
+      <w:r>
+        <w:rPr>
+          <w:rFonts w:ascii="Consolas" w:hAnsi="Consolas"/>
+          <w:color w:val="CCCCCC"/>
+          <w:sz w:val="20"/>
+          <w:szCs w:val="20"/>
+          <w:lang w:val="en-US"/>
+        </w:rPr>
+        <w:t xml:space="preserve"> </w:t>
+      </w:r>
+      <w:r>
+        <w:rPr>
+          <w:rFonts w:ascii="Consolas" w:hAnsi="Consolas"/>
+          <w:b/>
+          <w:bCs/>
+          <w:color w:val="739ECA"/>
+          <w:sz w:val="20"/>
+          <w:szCs w:val="20"/>
+          <w:lang w:val="en-US"/>
+        </w:rPr>
+        <w:t>IN</w:t>
+      </w:r>
+      <w:r>
+        <w:rPr>
+          <w:rFonts w:ascii="Consolas" w:hAnsi="Consolas"/>
+          <w:b/>
+          <w:bCs/>
+          <w:color w:val="739ECA"/>
+          <w:sz w:val="20"/>
+          <w:szCs w:val="20"/>
+          <w:u w:val="single"/>
+          <w:lang w:val="en-US"/>
+        </w:rPr>
+        <w:t>TO</w:t>
+      </w:r>
+      <w:r>
+        <w:rPr>
+          <w:rFonts w:ascii="Consolas" w:hAnsi="Consolas"/>
+          <w:color w:val="CCCCCC"/>
+          <w:sz w:val="20"/>
+          <w:szCs w:val="20"/>
+          <w:u w:val="single"/>
+          <w:lang w:val="en-US"/>
+        </w:rPr>
+        <w:t xml:space="preserve"> </w:t>
+      </w:r>
+      <w:r>
+        <w:rPr>
+          <w:rFonts w:ascii="Consolas" w:hAnsi="Consolas"/>
+          <w:color w:val="B19B9B"/>
+          <w:sz w:val="20"/>
+          <w:szCs w:val="20"/>
+          <w:u w:val="single"/>
+          <w:lang w:val="en-US"/>
+        </w:rPr>
+        <w:t>t</w:t>
+      </w:r>
+      <w:r>
+        <w:rPr>
+          <w:rFonts w:ascii="Consolas" w:hAnsi="Consolas"/>
+          <w:color w:val="B19B9B"/>
+          <w:sz w:val="20"/>
+          <w:szCs w:val="20"/>
+          <w:lang w:val="en-US"/>
+        </w:rPr>
+        <w:t>bl2</w:t>
+      </w:r>
+      <w:r>
+        <w:rPr>
+          <w:rFonts w:ascii="Consolas" w:hAnsi="Consolas"/>
+          <w:color w:val="CCCCCC"/>
+          <w:sz w:val="20"/>
+          <w:szCs w:val="20"/>
+          <w:lang w:val="en-US"/>
+        </w:rPr>
+        <w:t xml:space="preserve"> </w:t>
+      </w:r>
+      <w:r>
+        <w:rPr>
+          <w:rFonts w:ascii="Consolas" w:hAnsi="Consolas"/>
+          <w:b/>
+          <w:bCs/>
+          <w:color w:val="739ECA"/>
+          <w:sz w:val="20"/>
+          <w:szCs w:val="20"/>
+          <w:lang w:val="en-US"/>
+        </w:rPr>
+        <w:t>Values</w:t>
+      </w:r>
+      <w:r>
+        <w:rPr>
+          <w:rFonts w:ascii="Consolas" w:hAnsi="Consolas"/>
+          <w:color w:val="CCCCCC"/>
+          <w:sz w:val="20"/>
+          <w:szCs w:val="20"/>
+          <w:lang w:val="en-US"/>
+        </w:rPr>
+        <w:t>(</w:t>
+      </w:r>
+      <w:r>
+        <w:rPr>
+          <w:rFonts w:ascii="Consolas" w:hAnsi="Consolas"/>
+          <w:color w:val="C0C0C0"/>
+          <w:sz w:val="20"/>
+          <w:szCs w:val="20"/>
+          <w:lang w:val="en-US"/>
+        </w:rPr>
+        <w:t>1</w:t>
+      </w:r>
+      <w:r>
+        <w:rPr>
+          <w:rFonts w:ascii="Consolas" w:hAnsi="Consolas"/>
+          <w:color w:val="CCCCCC"/>
+          <w:sz w:val="20"/>
+          <w:szCs w:val="20"/>
+          <w:lang w:val="en-US"/>
+        </w:rPr>
+        <w:t>,</w:t>
+      </w:r>
+      <w:r>
+        <w:rPr>
+          <w:rFonts w:ascii="Consolas" w:hAnsi="Consolas"/>
+          <w:color w:val="C0C0C0"/>
+          <w:sz w:val="20"/>
+          <w:szCs w:val="20"/>
+          <w:lang w:val="en-US"/>
+        </w:rPr>
+        <w:t>1</w:t>
+      </w:r>
+      <w:r>
+        <w:rPr>
+          <w:rFonts w:ascii="Consolas" w:hAnsi="Consolas"/>
+          <w:color w:val="CCCCCC"/>
+          <w:sz w:val="20"/>
+          <w:szCs w:val="20"/>
+          <w:lang w:val="en-US"/>
+        </w:rPr>
+        <w:t>),(</w:t>
+      </w:r>
+      <w:r>
+        <w:rPr>
+          <w:rFonts w:ascii="Consolas" w:hAnsi="Consolas"/>
+          <w:color w:val="C0C0C0"/>
+          <w:sz w:val="20"/>
+          <w:szCs w:val="20"/>
+          <w:lang w:val="en-US"/>
+        </w:rPr>
+        <w:t>1</w:t>
+      </w:r>
+      <w:r>
+        <w:rPr>
+          <w:rFonts w:ascii="Consolas" w:hAnsi="Consolas"/>
+          <w:color w:val="CCCCCC"/>
+          <w:sz w:val="20"/>
+          <w:szCs w:val="20"/>
+          <w:lang w:val="en-US"/>
+        </w:rPr>
+        <w:t>,</w:t>
+      </w:r>
+      <w:r>
+        <w:rPr>
+          <w:rFonts w:ascii="Consolas" w:hAnsi="Consolas"/>
+          <w:color w:val="C0C0C0"/>
+          <w:sz w:val="20"/>
+          <w:szCs w:val="20"/>
+          <w:lang w:val="en-US"/>
+        </w:rPr>
+        <w:t>2</w:t>
+      </w:r>
+      <w:r>
+        <w:rPr>
+          <w:rFonts w:ascii="Consolas" w:hAnsi="Consolas"/>
+          <w:color w:val="CCCCCC"/>
+          <w:sz w:val="20"/>
+          <w:szCs w:val="20"/>
+          <w:lang w:val="en-US"/>
+        </w:rPr>
+        <w:t>),(</w:t>
+      </w:r>
+      <w:r>
+        <w:rPr>
+          <w:rFonts w:ascii="Consolas" w:hAnsi="Consolas"/>
+          <w:color w:val="C0C0C0"/>
+          <w:sz w:val="20"/>
+          <w:szCs w:val="20"/>
+          <w:lang w:val="en-US"/>
+        </w:rPr>
+        <w:t>2</w:t>
+      </w:r>
+      <w:r>
+        <w:rPr>
+          <w:rFonts w:ascii="Consolas" w:hAnsi="Consolas"/>
+          <w:color w:val="CCCCCC"/>
+          <w:sz w:val="20"/>
+          <w:szCs w:val="20"/>
+          <w:lang w:val="en-US"/>
+        </w:rPr>
+        <w:t>,</w:t>
+      </w:r>
+      <w:r>
+        <w:rPr>
+          <w:rFonts w:ascii="Consolas" w:hAnsi="Consolas"/>
+          <w:color w:val="C0C0C0"/>
+          <w:sz w:val="20"/>
+          <w:szCs w:val="20"/>
+          <w:lang w:val="en-US"/>
+        </w:rPr>
+        <w:t>1</w:t>
+      </w:r>
+      <w:r>
+        <w:rPr>
+          <w:rFonts w:ascii="Consolas" w:hAnsi="Consolas"/>
+          <w:color w:val="CCCCCC"/>
+          <w:sz w:val="20"/>
+          <w:szCs w:val="20"/>
+          <w:lang w:val="en-US"/>
+        </w:rPr>
+        <w:t>)</w:t>
+      </w:r>
+      <w:r>
+        <w:rPr>
+          <w:rFonts w:ascii="Consolas" w:hAnsi="Consolas"/>
+          <w:color w:val="EECC64"/>
+          <w:sz w:val="20"/>
+          <w:szCs w:val="20"/>
+          <w:lang w:val="en-US"/>
+        </w:rPr>
+        <w:t>;</w:t>
+      </w:r>
+    </w:p>
+    <w:p>
+      <w:pPr>
+        <w:spacing w:after="0" w:line="240" w:lineRule="auto"/>
+        <w:rPr>
+          <w:rFonts w:ascii="Times New Roman" w:hAnsi="Times New Roman" w:cs="Times New Roman"/>
+          <w:lang w:val="en-US"/>
+        </w:rPr>
+      </w:pPr>
+    </w:p>
+    <w:p>
+      <w:pPr>
+        <w:spacing w:after="0" w:line="240" w:lineRule="auto"/>
+        <w:rPr>
+          <w:rFonts w:ascii="Times New Roman" w:hAnsi="Times New Roman" w:cs="Times New Roman"/>
+          <w:lang w:val="en-US"/>
+        </w:rPr>
+      </w:pPr>
+      <w:r>
+        <w:rPr>
+          <w:noProof/>
+          <w:lang w:eastAsia="ru-RU"/>
+        </w:rPr>
+        <w:lastRenderedPageBreak/>
+        <w:drawing>
+          <wp:inline distT="0" distB="0" distL="0" distR="0" wp14:anchorId="77A0D388" wp14:editId="008EDC3C">
+            <wp:extent cx="3124200" cy="1730879"/>
+            <wp:effectExtent l="0" t="0" r="0" b="3175"/>
+            <wp:docPr id="5" name="Рисунок 5"/>
+            <wp:cNvGraphicFramePr>
+              <a:graphicFrameLocks xmlns:a="http://schemas.openxmlformats.org/drawingml/2006/main" noChangeAspect="1"/>
+            </wp:cNvGraphicFramePr>
+            <a:graphic xmlns:a="http://schemas.openxmlformats.org/drawingml/2006/main">
+              <a:graphicData uri="http://schemas.openxmlformats.org/drawingml/2006/picture">
+                <pic:pic xmlns:pic="http://schemas.openxmlformats.org/drawingml/2006/picture">
+                  <pic:nvPicPr>
+                    <pic:cNvPr id="1" name=""/>
+                    <pic:cNvPicPr/>
+                  </pic:nvPicPr>
+                  <pic:blipFill>
+                    <a:blip r:embed="rId11"/>
+                    <a:stretch>
+                      <a:fillRect/>
+                    </a:stretch>
+                  </pic:blipFill>
+                  <pic:spPr>
+                    <a:xfrm>
+                      <a:off x="0" y="0"/>
+                      <a:ext cx="3146725" cy="1743359"/>
+                    </a:xfrm>
+                    <a:prstGeom prst="rect">
+                      <a:avLst/>
+                    </a:prstGeom>
+                  </pic:spPr>
+                </pic:pic>
+              </a:graphicData>
+            </a:graphic>
+          </wp:inline>
+        </w:drawing>
+      </w:r>
+    </w:p>
+    <w:p>
+      <w:pPr>
+        <w:spacing w:after="0" w:line="240" w:lineRule="auto"/>
+        <w:rPr>
+          <w:rFonts w:ascii="Times New Roman" w:hAnsi="Times New Roman" w:cs="Times New Roman"/>
+          <w:lang w:val="en-US"/>
+        </w:rPr>
+      </w:pPr>
+    </w:p>
+    <w:p>
+      <w:pPr>
+        <w:pStyle w:val="a5"/>
+        <w:numPr>
+          <w:ilvl w:val="0"/>
+          <w:numId w:val="5"/>
+        </w:numPr>
+        <w:spacing w:after="0" w:line="240" w:lineRule="auto"/>
+        <w:rPr>
+          <w:rFonts w:ascii="Times New Roman" w:hAnsi="Times New Roman" w:cs="Times New Roman"/>
+        </w:rPr>
+      </w:pPr>
+      <w:r>
+        <w:rPr>
+          <w:rFonts w:ascii="Times New Roman" w:hAnsi="Times New Roman" w:cs="Times New Roman"/>
+          <w:lang w:val="en-US"/>
+        </w:rPr>
+        <w:t>tbl</w:t>
+      </w:r>
+      <w:r>
+        <w:rPr>
+          <w:rFonts w:ascii="Times New Roman" w:hAnsi="Times New Roman" w:cs="Times New Roman"/>
+        </w:rPr>
+        <w:t xml:space="preserve">3 </w:t>
+      </w:r>
+      <w:r>
+        <w:rPr>
+          <w:rFonts w:ascii="Times New Roman" w:hAnsi="Times New Roman" w:cs="Times New Roman"/>
+        </w:rPr>
+        <w:t>с</w:t>
+      </w:r>
+      <w:r>
+        <w:rPr>
+          <w:rFonts w:ascii="Times New Roman" w:hAnsi="Times New Roman" w:cs="Times New Roman"/>
+        </w:rPr>
+        <w:t xml:space="preserve"> </w:t>
+      </w:r>
+      <w:r>
+        <w:rPr>
+          <w:rFonts w:ascii="Times New Roman" w:hAnsi="Times New Roman" w:cs="Times New Roman"/>
+        </w:rPr>
+        <w:t>типом</w:t>
+      </w:r>
+      <w:r>
+        <w:rPr>
+          <w:rFonts w:ascii="Times New Roman" w:hAnsi="Times New Roman" w:cs="Times New Roman"/>
+        </w:rPr>
+        <w:t xml:space="preserve"> </w:t>
+      </w:r>
+      <w:r>
+        <w:rPr>
+          <w:rFonts w:ascii="Times New Roman" w:hAnsi="Times New Roman" w:cs="Times New Roman"/>
+          <w:lang w:val="en-US"/>
+        </w:rPr>
+        <w:t>ReplacingMergeTree</w:t>
+      </w:r>
+      <w:r>
+        <w:rPr>
+          <w:rFonts w:ascii="Times New Roman" w:hAnsi="Times New Roman" w:cs="Times New Roman"/>
+        </w:rPr>
+        <w:t>()</w:t>
+      </w:r>
+      <w:r>
+        <w:rPr>
+          <w:rFonts w:ascii="Times New Roman" w:hAnsi="Times New Roman" w:cs="Times New Roman"/>
+        </w:rPr>
+        <w:t xml:space="preserve"> – </w:t>
+      </w:r>
+      <w:r>
+        <w:rPr>
+          <w:rFonts w:ascii="Times New Roman" w:hAnsi="Times New Roman" w:cs="Times New Roman"/>
+        </w:rPr>
+        <w:t>оставляет более свежую запись (с наибольшей версией).</w:t>
+      </w:r>
+    </w:p>
+    <w:p>
+      <w:pPr>
+        <w:spacing w:after="0" w:line="240" w:lineRule="auto"/>
+        <w:rPr>
+          <w:rFonts w:ascii="Times New Roman" w:hAnsi="Times New Roman" w:cs="Times New Roman"/>
+        </w:rPr>
+      </w:pPr>
+    </w:p>
+    <w:p>
+      <w:pPr>
+        <w:pStyle w:val="a7"/>
+        <w:shd w:val="clear" w:color="auto" w:fill="2F2F2F"/>
+        <w:spacing w:before="0" w:beforeAutospacing="0" w:after="0" w:afterAutospacing="0"/>
+        <w:rPr>
+          <w:rFonts w:ascii="Consolas" w:hAnsi="Consolas"/>
+          <w:color w:val="CCCCCC"/>
+          <w:sz w:val="20"/>
+          <w:szCs w:val="20"/>
+          <w:lang w:val="en-US"/>
+        </w:rPr>
+      </w:pPr>
+      <w:r>
+        <w:rPr>
+          <w:rFonts w:ascii="Consolas" w:hAnsi="Consolas"/>
+          <w:b/>
+          <w:bCs/>
+          <w:color w:val="739ECA"/>
+          <w:sz w:val="20"/>
+          <w:szCs w:val="20"/>
+          <w:lang w:val="en-US"/>
+        </w:rPr>
+        <w:t>CREATE</w:t>
+      </w:r>
+      <w:r>
+        <w:rPr>
+          <w:rFonts w:ascii="Consolas" w:hAnsi="Consolas"/>
+          <w:color w:val="CCCCCC"/>
+          <w:sz w:val="20"/>
+          <w:szCs w:val="20"/>
+          <w:lang w:val="en-US"/>
+        </w:rPr>
+        <w:t xml:space="preserve"> </w:t>
+      </w:r>
+      <w:r>
+        <w:rPr>
+          <w:rFonts w:ascii="Consolas" w:hAnsi="Consolas"/>
+          <w:b/>
+          <w:bCs/>
+          <w:color w:val="739ECA"/>
+          <w:sz w:val="20"/>
+          <w:szCs w:val="20"/>
+          <w:lang w:val="en-US"/>
+        </w:rPr>
+        <w:t>TABLE</w:t>
+      </w:r>
+      <w:r>
+        <w:rPr>
+          <w:rFonts w:ascii="Consolas" w:hAnsi="Consolas"/>
+          <w:color w:val="CCCCCC"/>
+          <w:sz w:val="20"/>
+          <w:szCs w:val="20"/>
+          <w:lang w:val="en-US"/>
+        </w:rPr>
+        <w:t xml:space="preserve"> </w:t>
+      </w:r>
+      <w:r>
+        <w:rPr>
+          <w:rFonts w:ascii="Consolas" w:hAnsi="Consolas"/>
+          <w:color w:val="B788D3"/>
+          <w:sz w:val="20"/>
+          <w:szCs w:val="20"/>
+          <w:lang w:val="en-US"/>
+        </w:rPr>
+        <w:t>tbl3</w:t>
+      </w:r>
+    </w:p>
+    <w:p>
+      <w:pPr>
+        <w:pStyle w:val="a7"/>
+        <w:shd w:val="clear" w:color="auto" w:fill="2F2F2F"/>
+        <w:spacing w:before="0" w:beforeAutospacing="0" w:after="0" w:afterAutospacing="0"/>
+        <w:rPr>
+          <w:rFonts w:ascii="Consolas" w:hAnsi="Consolas"/>
+          <w:color w:val="CCCCCC"/>
+          <w:sz w:val="20"/>
+          <w:szCs w:val="20"/>
+          <w:lang w:val="en-US"/>
+        </w:rPr>
+      </w:pPr>
+      <w:r>
+        <w:rPr>
+          <w:rFonts w:ascii="Consolas" w:hAnsi="Consolas"/>
+          <w:color w:val="CCCCCC"/>
+          <w:sz w:val="20"/>
+          <w:szCs w:val="20"/>
+          <w:lang w:val="en-US"/>
+        </w:rPr>
+        <w:t>(</w:t>
+      </w:r>
+    </w:p>
+    <w:p>
+      <w:pPr>
+        <w:pStyle w:val="a7"/>
+        <w:shd w:val="clear" w:color="auto" w:fill="2F2F2F"/>
+        <w:spacing w:before="0" w:beforeAutospacing="0" w:after="0" w:afterAutospacing="0"/>
+        <w:rPr>
+          <w:rFonts w:ascii="Consolas" w:hAnsi="Consolas"/>
+          <w:color w:val="CCCCCC"/>
+          <w:sz w:val="20"/>
+          <w:szCs w:val="20"/>
+          <w:lang w:val="en-US"/>
+        </w:rPr>
+      </w:pPr>
+      <w:r>
+        <w:rPr>
+          <w:rFonts w:ascii="Consolas" w:hAnsi="Consolas"/>
+          <w:color w:val="CCCCCC"/>
+          <w:sz w:val="20"/>
+          <w:szCs w:val="20"/>
+          <w:lang w:val="en-US"/>
+        </w:rPr>
+        <w:t xml:space="preserve">    </w:t>
+      </w:r>
+      <w:r>
+        <w:rPr>
+          <w:rFonts w:ascii="Consolas" w:hAnsi="Consolas"/>
+          <w:color w:val="00B8B8"/>
+          <w:sz w:val="20"/>
+          <w:szCs w:val="20"/>
+          <w:lang w:val="en-US"/>
+        </w:rPr>
+        <w:t>`id`</w:t>
+      </w:r>
+      <w:r>
+        <w:rPr>
+          <w:rFonts w:ascii="Consolas" w:hAnsi="Consolas"/>
+          <w:color w:val="CCCCCC"/>
+          <w:sz w:val="20"/>
+          <w:szCs w:val="20"/>
+          <w:lang w:val="en-US"/>
+        </w:rPr>
+        <w:t xml:space="preserve"> </w:t>
+      </w:r>
+      <w:r>
+        <w:rPr>
+          <w:rFonts w:ascii="Consolas" w:hAnsi="Consolas"/>
+          <w:b/>
+          <w:bCs/>
+          <w:color w:val="C1AA6C"/>
+          <w:sz w:val="20"/>
+          <w:szCs w:val="20"/>
+          <w:lang w:val="en-US"/>
+        </w:rPr>
+        <w:t>Int32</w:t>
+      </w:r>
+      <w:r>
+        <w:rPr>
+          <w:rFonts w:ascii="Consolas" w:hAnsi="Consolas"/>
+          <w:color w:val="CCCCCC"/>
+          <w:sz w:val="20"/>
+          <w:szCs w:val="20"/>
+          <w:lang w:val="en-US"/>
+        </w:rPr>
+        <w:t>,</w:t>
+      </w:r>
+    </w:p>
+    <w:p>
+      <w:pPr>
+        <w:pStyle w:val="a7"/>
+        <w:shd w:val="clear" w:color="auto" w:fill="2F2F2F"/>
+        <w:spacing w:before="0" w:beforeAutospacing="0" w:after="0" w:afterAutospacing="0"/>
+        <w:rPr>
+          <w:rFonts w:ascii="Consolas" w:hAnsi="Consolas"/>
+          <w:color w:val="CCCCCC"/>
+          <w:sz w:val="20"/>
+          <w:szCs w:val="20"/>
+          <w:lang w:val="en-US"/>
+        </w:rPr>
+      </w:pPr>
+      <w:r>
+        <w:rPr>
+          <w:rFonts w:ascii="Consolas" w:hAnsi="Consolas"/>
+          <w:color w:val="CCCCCC"/>
+          <w:sz w:val="20"/>
+          <w:szCs w:val="20"/>
+          <w:lang w:val="en-US"/>
+        </w:rPr>
+        <w:t xml:space="preserve">    </w:t>
+      </w:r>
+      <w:r>
+        <w:rPr>
+          <w:rFonts w:ascii="Consolas" w:hAnsi="Consolas"/>
+          <w:color w:val="00B8B8"/>
+          <w:sz w:val="20"/>
+          <w:szCs w:val="20"/>
+          <w:lang w:val="en-US"/>
+        </w:rPr>
+        <w:t>`status`</w:t>
+      </w:r>
+      <w:r>
+        <w:rPr>
+          <w:rFonts w:ascii="Consolas" w:hAnsi="Consolas"/>
+          <w:color w:val="CCCCCC"/>
+          <w:sz w:val="20"/>
+          <w:szCs w:val="20"/>
+          <w:lang w:val="en-US"/>
+        </w:rPr>
+        <w:t xml:space="preserve"> </w:t>
+      </w:r>
+      <w:r>
+        <w:rPr>
+          <w:rFonts w:ascii="Consolas" w:hAnsi="Consolas"/>
+          <w:b/>
+          <w:bCs/>
+          <w:color w:val="C1AA6C"/>
+          <w:sz w:val="20"/>
+          <w:szCs w:val="20"/>
+          <w:lang w:val="en-US"/>
+        </w:rPr>
+        <w:t>String</w:t>
+      </w:r>
+      <w:r>
+        <w:rPr>
+          <w:rFonts w:ascii="Consolas" w:hAnsi="Consolas"/>
+          <w:color w:val="CCCCCC"/>
+          <w:sz w:val="20"/>
+          <w:szCs w:val="20"/>
+          <w:lang w:val="en-US"/>
+        </w:rPr>
+        <w:t>,</w:t>
+      </w:r>
+    </w:p>
+    <w:p>
+      <w:pPr>
+        <w:pStyle w:val="a7"/>
+        <w:shd w:val="clear" w:color="auto" w:fill="2F2F2F"/>
+        <w:spacing w:before="0" w:beforeAutospacing="0" w:after="0" w:afterAutospacing="0"/>
+        <w:rPr>
+          <w:rFonts w:ascii="Consolas" w:hAnsi="Consolas"/>
+          <w:color w:val="CCCCCC"/>
+          <w:sz w:val="20"/>
+          <w:szCs w:val="20"/>
+          <w:lang w:val="en-US"/>
+        </w:rPr>
+      </w:pPr>
+      <w:r>
+        <w:rPr>
+          <w:rFonts w:ascii="Consolas" w:hAnsi="Consolas"/>
+          <w:color w:val="CCCCCC"/>
+          <w:sz w:val="20"/>
+          <w:szCs w:val="20"/>
+          <w:lang w:val="en-US"/>
+        </w:rPr>
+        <w:t xml:space="preserve">    </w:t>
+      </w:r>
+      <w:r>
+        <w:rPr>
+          <w:rFonts w:ascii="Consolas" w:hAnsi="Consolas"/>
+          <w:color w:val="00B8B8"/>
+          <w:sz w:val="20"/>
+          <w:szCs w:val="20"/>
+          <w:lang w:val="en-US"/>
+        </w:rPr>
+        <w:t>`price`</w:t>
+      </w:r>
+      <w:r>
+        <w:rPr>
+          <w:rFonts w:ascii="Consolas" w:hAnsi="Consolas"/>
+          <w:color w:val="CCCCCC"/>
+          <w:sz w:val="20"/>
+          <w:szCs w:val="20"/>
+          <w:lang w:val="en-US"/>
+        </w:rPr>
+        <w:t xml:space="preserve"> </w:t>
+      </w:r>
+      <w:r>
+        <w:rPr>
+          <w:rFonts w:ascii="Consolas" w:hAnsi="Consolas"/>
+          <w:b/>
+          <w:bCs/>
+          <w:color w:val="C1AA6C"/>
+          <w:sz w:val="20"/>
+          <w:szCs w:val="20"/>
+          <w:lang w:val="en-US"/>
+        </w:rPr>
+        <w:t>String</w:t>
+      </w:r>
+      <w:r>
+        <w:rPr>
+          <w:rFonts w:ascii="Consolas" w:hAnsi="Consolas"/>
+          <w:color w:val="CCCCCC"/>
+          <w:sz w:val="20"/>
+          <w:szCs w:val="20"/>
+          <w:lang w:val="en-US"/>
+        </w:rPr>
+        <w:t>,</w:t>
+      </w:r>
+    </w:p>
+    <w:p>
+      <w:pPr>
+        <w:pStyle w:val="a7"/>
+        <w:shd w:val="clear" w:color="auto" w:fill="2F2F2F"/>
+        <w:spacing w:before="0" w:beforeAutospacing="0" w:after="0" w:afterAutospacing="0"/>
+        <w:rPr>
+          <w:rFonts w:ascii="Consolas" w:hAnsi="Consolas"/>
+          <w:color w:val="CCCCCC"/>
+          <w:sz w:val="20"/>
+          <w:szCs w:val="20"/>
+          <w:lang w:val="en-US"/>
+        </w:rPr>
+      </w:pPr>
+      <w:r>
+        <w:rPr>
+          <w:rFonts w:ascii="Consolas" w:hAnsi="Consolas"/>
+          <w:color w:val="CCCCCC"/>
+          <w:sz w:val="20"/>
+          <w:szCs w:val="20"/>
+          <w:lang w:val="en-US"/>
+        </w:rPr>
+        <w:t xml:space="preserve">    </w:t>
+      </w:r>
+      <w:r>
+        <w:rPr>
+          <w:rFonts w:ascii="Consolas" w:hAnsi="Consolas"/>
+          <w:color w:val="00B8B8"/>
+          <w:sz w:val="20"/>
+          <w:szCs w:val="20"/>
+          <w:lang w:val="en-US"/>
+        </w:rPr>
+        <w:t>`comment`</w:t>
+      </w:r>
+      <w:r>
+        <w:rPr>
+          <w:rFonts w:ascii="Consolas" w:hAnsi="Consolas"/>
+          <w:color w:val="CCCCCC"/>
+          <w:sz w:val="20"/>
+          <w:szCs w:val="20"/>
+          <w:lang w:val="en-US"/>
+        </w:rPr>
+        <w:t xml:space="preserve"> </w:t>
+      </w:r>
+      <w:r>
+        <w:rPr>
+          <w:rFonts w:ascii="Consolas" w:hAnsi="Consolas"/>
+          <w:b/>
+          <w:bCs/>
+          <w:color w:val="C1AA6C"/>
+          <w:sz w:val="20"/>
+          <w:szCs w:val="20"/>
+          <w:lang w:val="en-US"/>
+        </w:rPr>
+        <w:t>String</w:t>
+      </w:r>
+    </w:p>
+    <w:p>
+      <w:pPr>
+        <w:pStyle w:val="a7"/>
+        <w:shd w:val="clear" w:color="auto" w:fill="2F2F2F"/>
+        <w:spacing w:before="0" w:beforeAutospacing="0" w:after="0" w:afterAutospacing="0"/>
+        <w:rPr>
+          <w:rFonts w:ascii="Consolas" w:hAnsi="Consolas"/>
+          <w:color w:val="CCCCCC"/>
+          <w:sz w:val="20"/>
+          <w:szCs w:val="20"/>
+          <w:lang w:val="en-US"/>
+        </w:rPr>
+      </w:pPr>
+      <w:r>
+        <w:rPr>
+          <w:rFonts w:ascii="Consolas" w:hAnsi="Consolas"/>
+          <w:color w:val="CCCCCC"/>
+          <w:sz w:val="20"/>
+          <w:szCs w:val="20"/>
+          <w:lang w:val="en-US"/>
+        </w:rPr>
+        <w:t>)</w:t>
+      </w:r>
+    </w:p>
+    <w:p>
+      <w:pPr>
+        <w:pStyle w:val="a7"/>
+        <w:shd w:val="clear" w:color="auto" w:fill="2F2F2F"/>
+        <w:spacing w:before="0" w:beforeAutospacing="0" w:after="0" w:afterAutospacing="0"/>
+        <w:rPr>
+          <w:rFonts w:ascii="Consolas" w:hAnsi="Consolas"/>
+          <w:color w:val="CCCCCC"/>
+          <w:sz w:val="20"/>
+          <w:szCs w:val="20"/>
+          <w:lang w:val="en-US"/>
+        </w:rPr>
+      </w:pPr>
+      <w:r>
+        <w:rPr>
+          <w:rFonts w:ascii="Consolas" w:hAnsi="Consolas"/>
+          <w:b/>
+          <w:bCs/>
+          <w:color w:val="739ECA"/>
+          <w:sz w:val="20"/>
+          <w:szCs w:val="20"/>
+          <w:lang w:val="en-US"/>
+        </w:rPr>
+        <w:t>ENGINE</w:t>
+      </w:r>
+      <w:r>
+        <w:rPr>
+          <w:rFonts w:ascii="Consolas" w:hAnsi="Consolas"/>
+          <w:color w:val="CCCCCC"/>
+          <w:sz w:val="20"/>
+          <w:szCs w:val="20"/>
+          <w:lang w:val="en-US"/>
+        </w:rPr>
+        <w:t xml:space="preserve"> = </w:t>
+      </w:r>
+      <w:r>
+        <w:rPr>
+          <w:rFonts w:ascii="Consolas" w:hAnsi="Consolas"/>
+          <w:color w:val="9E9E9E"/>
+          <w:sz w:val="20"/>
+          <w:szCs w:val="20"/>
+          <w:lang w:val="en-US"/>
+        </w:rPr>
+        <w:t>ReplacingMergeTree</w:t>
+      </w:r>
+      <w:r>
+        <w:rPr>
+          <w:rFonts w:ascii="Consolas" w:hAnsi="Consolas"/>
+          <w:color w:val="CCCCCC"/>
+          <w:sz w:val="20"/>
+          <w:szCs w:val="20"/>
+          <w:lang w:val="en-US"/>
+        </w:rPr>
+        <w:t>()</w:t>
+      </w:r>
+    </w:p>
+    <w:p>
+      <w:pPr>
+        <w:pStyle w:val="a7"/>
+        <w:shd w:val="clear" w:color="auto" w:fill="2F2F2F"/>
+        <w:spacing w:before="0" w:beforeAutospacing="0" w:after="0" w:afterAutospacing="0"/>
+        <w:rPr>
+          <w:rFonts w:ascii="Consolas" w:hAnsi="Consolas"/>
+          <w:color w:val="CCCCCC"/>
+          <w:sz w:val="20"/>
+          <w:szCs w:val="20"/>
+          <w:lang w:val="en-US"/>
+        </w:rPr>
+      </w:pPr>
+      <w:r>
+        <w:rPr>
+          <w:rFonts w:ascii="Consolas" w:hAnsi="Consolas"/>
+          <w:b/>
+          <w:bCs/>
+          <w:color w:val="739ECA"/>
+          <w:sz w:val="20"/>
+          <w:szCs w:val="20"/>
+          <w:lang w:val="en-US"/>
+        </w:rPr>
+        <w:t>PRIMARY</w:t>
+      </w:r>
+      <w:r>
+        <w:rPr>
+          <w:rFonts w:ascii="Consolas" w:hAnsi="Consolas"/>
+          <w:color w:val="CCCCCC"/>
+          <w:sz w:val="20"/>
+          <w:szCs w:val="20"/>
+          <w:lang w:val="en-US"/>
+        </w:rPr>
+        <w:t xml:space="preserve"> </w:t>
+      </w:r>
+      <w:r>
+        <w:rPr>
+          <w:rFonts w:ascii="Consolas" w:hAnsi="Consolas"/>
+          <w:b/>
+          <w:bCs/>
+          <w:color w:val="739ECA"/>
+          <w:sz w:val="20"/>
+          <w:szCs w:val="20"/>
+          <w:lang w:val="en-US"/>
+        </w:rPr>
+        <w:t>KEY</w:t>
+      </w:r>
+      <w:r>
+        <w:rPr>
+          <w:rFonts w:ascii="Consolas" w:hAnsi="Consolas"/>
+          <w:color w:val="CCCCCC"/>
+          <w:sz w:val="20"/>
+          <w:szCs w:val="20"/>
+          <w:lang w:val="en-US"/>
+        </w:rPr>
+        <w:t xml:space="preserve"> (</w:t>
+      </w:r>
+      <w:r>
+        <w:rPr>
+          <w:rFonts w:ascii="Consolas" w:hAnsi="Consolas"/>
+          <w:color w:val="9E9E9E"/>
+          <w:sz w:val="20"/>
+          <w:szCs w:val="20"/>
+          <w:lang w:val="en-US"/>
+        </w:rPr>
+        <w:t>id</w:t>
+      </w:r>
+      <w:r>
+        <w:rPr>
+          <w:rFonts w:ascii="Consolas" w:hAnsi="Consolas"/>
+          <w:color w:val="CCCCCC"/>
+          <w:sz w:val="20"/>
+          <w:szCs w:val="20"/>
+          <w:lang w:val="en-US"/>
+        </w:rPr>
+        <w:t>)</w:t>
+      </w:r>
+    </w:p>
+    <w:p>
+      <w:pPr>
+        <w:pStyle w:val="a7"/>
+        <w:shd w:val="clear" w:color="auto" w:fill="2F2F2F"/>
+        <w:spacing w:before="0" w:beforeAutospacing="0" w:after="0" w:afterAutospacing="0"/>
+        <w:rPr>
+          <w:rFonts w:ascii="Consolas" w:hAnsi="Consolas"/>
+          <w:color w:val="CCCCCC"/>
+          <w:sz w:val="20"/>
+          <w:szCs w:val="20"/>
+          <w:lang w:val="en-US"/>
+        </w:rPr>
+      </w:pPr>
+      <w:r>
+        <w:rPr>
+          <w:rFonts w:ascii="Consolas" w:hAnsi="Consolas"/>
+          <w:b/>
+          <w:bCs/>
+          <w:color w:val="739ECA"/>
+          <w:sz w:val="20"/>
+          <w:szCs w:val="20"/>
+          <w:lang w:val="en-US"/>
+        </w:rPr>
+        <w:t>ORDER</w:t>
+      </w:r>
+      <w:r>
+        <w:rPr>
+          <w:rFonts w:ascii="Consolas" w:hAnsi="Consolas"/>
+          <w:color w:val="CCCCCC"/>
+          <w:sz w:val="20"/>
+          <w:szCs w:val="20"/>
+          <w:lang w:val="en-US"/>
+        </w:rPr>
+        <w:t xml:space="preserve"> </w:t>
+      </w:r>
+      <w:r>
+        <w:rPr>
+          <w:rFonts w:ascii="Consolas" w:hAnsi="Consolas"/>
+          <w:b/>
+          <w:bCs/>
+          <w:color w:val="739ECA"/>
+          <w:sz w:val="20"/>
+          <w:szCs w:val="20"/>
+          <w:lang w:val="en-US"/>
+        </w:rPr>
+        <w:t>BY</w:t>
+      </w:r>
+      <w:r>
+        <w:rPr>
+          <w:rFonts w:ascii="Consolas" w:hAnsi="Consolas"/>
+          <w:color w:val="CCCCCC"/>
+          <w:sz w:val="20"/>
+          <w:szCs w:val="20"/>
+          <w:lang w:val="en-US"/>
+        </w:rPr>
+        <w:t xml:space="preserve"> (</w:t>
+      </w:r>
+      <w:r>
+        <w:rPr>
+          <w:rFonts w:ascii="Consolas" w:hAnsi="Consolas"/>
+          <w:color w:val="9E9E9E"/>
+          <w:sz w:val="20"/>
+          <w:szCs w:val="20"/>
+          <w:lang w:val="en-US"/>
+        </w:rPr>
+        <w:t>id</w:t>
+      </w:r>
+      <w:r>
+        <w:rPr>
+          <w:rFonts w:ascii="Consolas" w:hAnsi="Consolas"/>
+          <w:color w:val="CCCCCC"/>
+          <w:sz w:val="20"/>
+          <w:szCs w:val="20"/>
+          <w:lang w:val="en-US"/>
+        </w:rPr>
+        <w:t xml:space="preserve">, </w:t>
+      </w:r>
+      <w:r>
+        <w:rPr>
+          <w:rFonts w:ascii="Consolas" w:hAnsi="Consolas"/>
+          <w:color w:val="9E9E9E"/>
+          <w:sz w:val="20"/>
+          <w:szCs w:val="20"/>
+          <w:lang w:val="en-US"/>
+        </w:rPr>
+        <w:t>status</w:t>
+      </w:r>
+      <w:r>
+        <w:rPr>
+          <w:rFonts w:ascii="Consolas" w:hAnsi="Consolas"/>
+          <w:color w:val="CCCCCC"/>
+          <w:sz w:val="20"/>
+          <w:szCs w:val="20"/>
+          <w:lang w:val="en-US"/>
+        </w:rPr>
+        <w:t>)</w:t>
+      </w:r>
+      <w:r>
+        <w:rPr>
+          <w:rFonts w:ascii="Consolas" w:hAnsi="Consolas"/>
+          <w:color w:val="EECC64"/>
+          <w:sz w:val="20"/>
+          <w:szCs w:val="20"/>
+          <w:lang w:val="en-US"/>
+        </w:rPr>
+        <w:t>;</w:t>
+      </w:r>
+    </w:p>
+    <w:p>
+      <w:pPr>
+        <w:pStyle w:val="a7"/>
+        <w:shd w:val="clear" w:color="auto" w:fill="2F2F2F"/>
+        <w:spacing w:before="0" w:beforeAutospacing="0" w:after="0" w:afterAutospacing="0"/>
+        <w:rPr>
+          <w:rFonts w:ascii="Consolas" w:hAnsi="Consolas"/>
+          <w:color w:val="CCCCCC"/>
+          <w:sz w:val="20"/>
+          <w:szCs w:val="20"/>
+          <w:lang w:val="en-US"/>
+        </w:rPr>
+      </w:pPr>
+    </w:p>
+    <w:p>
+      <w:pPr>
+        <w:pStyle w:val="a7"/>
+        <w:shd w:val="clear" w:color="auto" w:fill="2F2F2F"/>
+        <w:spacing w:before="0" w:beforeAutospacing="0" w:after="0" w:afterAutospacing="0"/>
+        <w:rPr>
+          <w:rFonts w:ascii="Consolas" w:hAnsi="Consolas"/>
+          <w:color w:val="CCCCCC"/>
+          <w:sz w:val="20"/>
+          <w:szCs w:val="20"/>
+          <w:lang w:val="en-US"/>
+        </w:rPr>
+      </w:pPr>
+      <w:r>
+        <w:rPr>
+          <w:rFonts w:ascii="Consolas" w:hAnsi="Consolas"/>
+          <w:b/>
+          <w:bCs/>
+          <w:color w:val="739ECA"/>
+          <w:sz w:val="20"/>
+          <w:szCs w:val="20"/>
+          <w:lang w:val="en-US"/>
+        </w:rPr>
+        <w:t>INSERT</w:t>
+      </w:r>
+      <w:r>
+        <w:rPr>
+          <w:rFonts w:ascii="Consolas" w:hAnsi="Consolas"/>
+          <w:color w:val="CCCCCC"/>
+          <w:sz w:val="20"/>
+          <w:szCs w:val="20"/>
+          <w:lang w:val="en-US"/>
+        </w:rPr>
+        <w:t xml:space="preserve"> </w:t>
+      </w:r>
+      <w:r>
+        <w:rPr>
+          <w:rFonts w:ascii="Consolas" w:hAnsi="Consolas"/>
+          <w:b/>
+          <w:bCs/>
+          <w:color w:val="739ECA"/>
+          <w:sz w:val="20"/>
+          <w:szCs w:val="20"/>
+          <w:lang w:val="en-US"/>
+        </w:rPr>
+        <w:t>INTO</w:t>
+      </w:r>
+      <w:r>
+        <w:rPr>
+          <w:rFonts w:ascii="Consolas" w:hAnsi="Consolas"/>
+          <w:color w:val="CCCCCC"/>
+          <w:sz w:val="20"/>
+          <w:szCs w:val="20"/>
+          <w:lang w:val="en-US"/>
+        </w:rPr>
+        <w:t xml:space="preserve"> </w:t>
+      </w:r>
+      <w:r>
+        <w:rPr>
+          <w:rFonts w:ascii="Consolas" w:hAnsi="Consolas"/>
+          <w:color w:val="B19B9B"/>
+          <w:sz w:val="20"/>
+          <w:szCs w:val="20"/>
+          <w:u w:val="single"/>
+          <w:lang w:val="en-US"/>
+        </w:rPr>
+        <w:t>tbl3</w:t>
+      </w:r>
+      <w:r>
+        <w:rPr>
+          <w:rFonts w:ascii="Consolas" w:hAnsi="Consolas"/>
+          <w:color w:val="CCCCCC"/>
+          <w:sz w:val="20"/>
+          <w:szCs w:val="20"/>
+          <w:lang w:val="en-US"/>
+        </w:rPr>
+        <w:t xml:space="preserve"> </w:t>
+      </w:r>
+      <w:r>
+        <w:rPr>
+          <w:rFonts w:ascii="Consolas" w:hAnsi="Consolas"/>
+          <w:b/>
+          <w:bCs/>
+          <w:color w:val="739ECA"/>
+          <w:sz w:val="20"/>
+          <w:szCs w:val="20"/>
+          <w:lang w:val="en-US"/>
+        </w:rPr>
+        <w:t>VALUES</w:t>
+      </w:r>
+      <w:r>
+        <w:rPr>
+          <w:rFonts w:ascii="Consolas" w:hAnsi="Consolas"/>
+          <w:color w:val="CCCCCC"/>
+          <w:sz w:val="20"/>
+          <w:szCs w:val="20"/>
+          <w:lang w:val="en-US"/>
+        </w:rPr>
+        <w:t xml:space="preserve"> (</w:t>
+      </w:r>
+      <w:r>
+        <w:rPr>
+          <w:rFonts w:ascii="Consolas" w:hAnsi="Consolas"/>
+          <w:color w:val="C0C0C0"/>
+          <w:sz w:val="20"/>
+          <w:szCs w:val="20"/>
+          <w:lang w:val="en-US"/>
+        </w:rPr>
+        <w:t>23</w:t>
+      </w:r>
+      <w:r>
+        <w:rPr>
+          <w:rFonts w:ascii="Consolas" w:hAnsi="Consolas"/>
+          <w:color w:val="CCCCCC"/>
+          <w:sz w:val="20"/>
+          <w:szCs w:val="20"/>
+          <w:lang w:val="en-US"/>
+        </w:rPr>
+        <w:t xml:space="preserve">, </w:t>
+      </w:r>
+      <w:r>
+        <w:rPr>
+          <w:rFonts w:ascii="Consolas" w:hAnsi="Consolas"/>
+          <w:color w:val="CAC580"/>
+          <w:sz w:val="20"/>
+          <w:szCs w:val="20"/>
+          <w:lang w:val="en-US"/>
+        </w:rPr>
+        <w:t>'success'</w:t>
+      </w:r>
+      <w:r>
+        <w:rPr>
+          <w:rFonts w:ascii="Consolas" w:hAnsi="Consolas"/>
+          <w:color w:val="CCCCCC"/>
+          <w:sz w:val="20"/>
+          <w:szCs w:val="20"/>
+          <w:lang w:val="en-US"/>
+        </w:rPr>
+        <w:t xml:space="preserve">, </w:t>
+      </w:r>
+      <w:r>
+        <w:rPr>
+          <w:rFonts w:ascii="Consolas" w:hAnsi="Consolas"/>
+          <w:color w:val="CAC580"/>
+          <w:sz w:val="20"/>
+          <w:szCs w:val="20"/>
+          <w:lang w:val="en-US"/>
+        </w:rPr>
+        <w:t>'1000'</w:t>
+      </w:r>
+      <w:r>
+        <w:rPr>
+          <w:rFonts w:ascii="Consolas" w:hAnsi="Consolas"/>
+          <w:color w:val="CCCCCC"/>
+          <w:sz w:val="20"/>
+          <w:szCs w:val="20"/>
+          <w:lang w:val="en-US"/>
+        </w:rPr>
+        <w:t xml:space="preserve">, </w:t>
+      </w:r>
+      <w:r>
+        <w:rPr>
+          <w:rFonts w:ascii="Consolas" w:hAnsi="Consolas"/>
+          <w:color w:val="CAC580"/>
+          <w:sz w:val="20"/>
+          <w:szCs w:val="20"/>
+          <w:lang w:val="en-US"/>
+        </w:rPr>
+        <w:t>'Confirmed'</w:t>
+      </w:r>
+      <w:r>
+        <w:rPr>
+          <w:rFonts w:ascii="Consolas" w:hAnsi="Consolas"/>
+          <w:color w:val="CCCCCC"/>
+          <w:sz w:val="20"/>
+          <w:szCs w:val="20"/>
+          <w:lang w:val="en-US"/>
+        </w:rPr>
+        <w:t>)</w:t>
+      </w:r>
+      <w:r>
+        <w:rPr>
+          <w:rFonts w:ascii="Consolas" w:hAnsi="Consolas"/>
+          <w:color w:val="EECC64"/>
+          <w:sz w:val="20"/>
+          <w:szCs w:val="20"/>
+          <w:lang w:val="en-US"/>
+        </w:rPr>
+        <w:t>;</w:t>
+      </w:r>
+    </w:p>
+    <w:p>
+      <w:pPr>
+        <w:pStyle w:val="a7"/>
+        <w:shd w:val="clear" w:color="auto" w:fill="2F2F2F"/>
+        <w:spacing w:before="0" w:beforeAutospacing="0" w:after="0" w:afterAutospacing="0"/>
+        <w:rPr>
+          <w:rFonts w:ascii="Consolas" w:hAnsi="Consolas"/>
+          <w:color w:val="CCCCCC"/>
+          <w:sz w:val="20"/>
+          <w:szCs w:val="20"/>
+          <w:lang w:val="en-US"/>
+        </w:rPr>
+      </w:pPr>
+      <w:r>
+        <w:rPr>
+          <w:rFonts w:ascii="Consolas" w:hAnsi="Consolas"/>
+          <w:b/>
+          <w:bCs/>
+          <w:color w:val="739ECA"/>
+          <w:sz w:val="20"/>
+          <w:szCs w:val="20"/>
+          <w:lang w:val="en-US"/>
+        </w:rPr>
+        <w:t>INSERT</w:t>
+      </w:r>
+      <w:r>
+        <w:rPr>
+          <w:rFonts w:ascii="Consolas" w:hAnsi="Consolas"/>
+          <w:color w:val="CCCCCC"/>
+          <w:sz w:val="20"/>
+          <w:szCs w:val="20"/>
+          <w:lang w:val="en-US"/>
+        </w:rPr>
+        <w:t xml:space="preserve"> </w:t>
+      </w:r>
+      <w:r>
+        <w:rPr>
+          <w:rFonts w:ascii="Consolas" w:hAnsi="Consolas"/>
+          <w:b/>
+          <w:bCs/>
+          <w:color w:val="739ECA"/>
+          <w:sz w:val="20"/>
+          <w:szCs w:val="20"/>
+          <w:lang w:val="en-US"/>
+        </w:rPr>
+        <w:t>INTO</w:t>
+      </w:r>
+      <w:r>
+        <w:rPr>
+          <w:rFonts w:ascii="Consolas" w:hAnsi="Consolas"/>
+          <w:color w:val="CCCCCC"/>
+          <w:sz w:val="20"/>
+          <w:szCs w:val="20"/>
+          <w:lang w:val="en-US"/>
+        </w:rPr>
+        <w:t xml:space="preserve"> </w:t>
+      </w:r>
+      <w:r>
+        <w:rPr>
+          <w:rFonts w:ascii="Consolas" w:hAnsi="Consolas"/>
+          <w:color w:val="B19B9B"/>
+          <w:sz w:val="20"/>
+          <w:szCs w:val="20"/>
+          <w:u w:val="single"/>
+          <w:lang w:val="en-US"/>
+        </w:rPr>
+        <w:t>tbl3</w:t>
+      </w:r>
+      <w:r>
+        <w:rPr>
+          <w:rFonts w:ascii="Consolas" w:hAnsi="Consolas"/>
+          <w:color w:val="CCCCCC"/>
+          <w:sz w:val="20"/>
+          <w:szCs w:val="20"/>
+          <w:lang w:val="en-US"/>
+        </w:rPr>
+        <w:t xml:space="preserve"> </w:t>
+      </w:r>
+      <w:r>
+        <w:rPr>
+          <w:rFonts w:ascii="Consolas" w:hAnsi="Consolas"/>
+          <w:b/>
+          <w:bCs/>
+          <w:color w:val="739ECA"/>
+          <w:sz w:val="20"/>
+          <w:szCs w:val="20"/>
+          <w:lang w:val="en-US"/>
+        </w:rPr>
+        <w:t>VALUES</w:t>
+      </w:r>
+      <w:r>
+        <w:rPr>
+          <w:rFonts w:ascii="Consolas" w:hAnsi="Consolas"/>
+          <w:color w:val="CCCCCC"/>
+          <w:sz w:val="20"/>
+          <w:szCs w:val="20"/>
+          <w:lang w:val="en-US"/>
+        </w:rPr>
+        <w:t xml:space="preserve"> (</w:t>
+      </w:r>
+      <w:r>
+        <w:rPr>
+          <w:rFonts w:ascii="Consolas" w:hAnsi="Consolas"/>
+          <w:color w:val="C0C0C0"/>
+          <w:sz w:val="20"/>
+          <w:szCs w:val="20"/>
+          <w:lang w:val="en-US"/>
+        </w:rPr>
+        <w:t>23</w:t>
+      </w:r>
+      <w:r>
+        <w:rPr>
+          <w:rFonts w:ascii="Consolas" w:hAnsi="Consolas"/>
+          <w:color w:val="CCCCCC"/>
+          <w:sz w:val="20"/>
+          <w:szCs w:val="20"/>
+          <w:lang w:val="en-US"/>
+        </w:rPr>
+        <w:t xml:space="preserve">, </w:t>
+      </w:r>
+      <w:r>
+        <w:rPr>
+          <w:rFonts w:ascii="Consolas" w:hAnsi="Consolas"/>
+          <w:color w:val="CAC580"/>
+          <w:sz w:val="20"/>
+          <w:szCs w:val="20"/>
+          <w:lang w:val="en-US"/>
+        </w:rPr>
+        <w:t>'success'</w:t>
+      </w:r>
+      <w:r>
+        <w:rPr>
+          <w:rFonts w:ascii="Consolas" w:hAnsi="Consolas"/>
+          <w:color w:val="CCCCCC"/>
+          <w:sz w:val="20"/>
+          <w:szCs w:val="20"/>
+          <w:lang w:val="en-US"/>
+        </w:rPr>
+        <w:t xml:space="preserve">, </w:t>
+      </w:r>
+      <w:r>
+        <w:rPr>
+          <w:rFonts w:ascii="Consolas" w:hAnsi="Consolas"/>
+          <w:color w:val="CAC580"/>
+          <w:sz w:val="20"/>
+          <w:szCs w:val="20"/>
+          <w:lang w:val="en-US"/>
+        </w:rPr>
+        <w:t>'2000'</w:t>
+      </w:r>
+      <w:r>
+        <w:rPr>
+          <w:rFonts w:ascii="Consolas" w:hAnsi="Consolas"/>
+          <w:color w:val="CCCCCC"/>
+          <w:sz w:val="20"/>
+          <w:szCs w:val="20"/>
+          <w:lang w:val="en-US"/>
+        </w:rPr>
+        <w:t xml:space="preserve">, </w:t>
+      </w:r>
+      <w:r>
+        <w:rPr>
+          <w:rFonts w:ascii="Consolas" w:hAnsi="Consolas"/>
+          <w:color w:val="CAC580"/>
+          <w:sz w:val="20"/>
+          <w:szCs w:val="20"/>
+          <w:lang w:val="en-US"/>
+        </w:rPr>
+        <w:t>'Cancelled'</w:t>
+      </w:r>
+      <w:r>
+        <w:rPr>
+          <w:rFonts w:ascii="Consolas" w:hAnsi="Consolas"/>
+          <w:color w:val="CCCCCC"/>
+          <w:sz w:val="20"/>
+          <w:szCs w:val="20"/>
+          <w:lang w:val="en-US"/>
+        </w:rPr>
+        <w:t>)</w:t>
+      </w:r>
+      <w:r>
+        <w:rPr>
+          <w:rFonts w:ascii="Consolas" w:hAnsi="Consolas"/>
+          <w:color w:val="EECC64"/>
+          <w:sz w:val="20"/>
+          <w:szCs w:val="20"/>
+          <w:lang w:val="en-US"/>
+        </w:rPr>
+        <w:t>;</w:t>
+      </w:r>
+      <w:r>
+        <w:rPr>
+          <w:rFonts w:ascii="Consolas" w:hAnsi="Consolas"/>
+          <w:color w:val="CCCCCC"/>
+          <w:sz w:val="20"/>
+          <w:szCs w:val="20"/>
+          <w:lang w:val="en-US"/>
+        </w:rPr>
+        <w:t xml:space="preserve"> </w:t>
+      </w:r>
+    </w:p>
+    <w:p>
+      <w:pPr>
+        <w:spacing w:after="0" w:line="240" w:lineRule="auto"/>
+        <w:rPr>
+          <w:rFonts w:ascii="Times New Roman" w:hAnsi="Times New Roman" w:cs="Times New Roman"/>
+          <w:lang w:val="en-US"/>
+        </w:rPr>
+      </w:pPr>
+    </w:p>
+    <w:p>
+      <w:pPr>
+        <w:spacing w:after="0" w:line="240" w:lineRule="auto"/>
+        <w:rPr>
+          <w:rFonts w:ascii="Times New Roman" w:hAnsi="Times New Roman" w:cs="Times New Roman"/>
+          <w:lang w:val="en-US"/>
+        </w:rPr>
+      </w:pPr>
+      <w:r>
+        <w:rPr>
+          <w:noProof/>
+          <w:lang w:eastAsia="ru-RU"/>
+        </w:rPr>
+        <w:drawing>
+          <wp:inline distT="0" distB="0" distL="0" distR="0" wp14:anchorId="5874B1CD" wp14:editId="0BE0237C">
+            <wp:extent cx="3810000" cy="1631843"/>
+            <wp:effectExtent l="0" t="0" r="0" b="6985"/>
+            <wp:docPr id="6" name="Рисунок 6"/>
+            <wp:cNvGraphicFramePr>
+              <a:graphicFrameLocks xmlns:a="http://schemas.openxmlformats.org/drawingml/2006/main" noChangeAspect="1"/>
+            </wp:cNvGraphicFramePr>
+            <a:graphic xmlns:a="http://schemas.openxmlformats.org/drawingml/2006/main">
+              <a:graphicData uri="http://schemas.openxmlformats.org/drawingml/2006/picture">
+                <pic:pic xmlns:pic="http://schemas.openxmlformats.org/drawingml/2006/picture">
+                  <pic:nvPicPr>
+                    <pic:cNvPr id="1" name=""/>
+                    <pic:cNvPicPr/>
+                  </pic:nvPicPr>
+                  <pic:blipFill>
+                    <a:blip r:embed="rId12"/>
+                    <a:stretch>
+                      <a:fillRect/>
+                    </a:stretch>
+                  </pic:blipFill>
+                  <pic:spPr>
+                    <a:xfrm>
+                      <a:off x="0" y="0"/>
+                      <a:ext cx="3841873" cy="1645494"/>
+                    </a:xfrm>
+                    <a:prstGeom prst="rect">
+                      <a:avLst/>
+                    </a:prstGeom>
+                  </pic:spPr>
+                </pic:pic>
+              </a:graphicData>
+            </a:graphic>
+          </wp:inline>
+        </w:drawing>
+      </w:r>
+    </w:p>
+    <w:p>
+      <w:pPr>
+        <w:spacing w:after="0" w:line="240" w:lineRule="auto"/>
+        <w:rPr>
+          <w:rFonts w:ascii="Times New Roman" w:hAnsi="Times New Roman" w:cs="Times New Roman"/>
+          <w:lang w:val="en-US"/>
+        </w:rPr>
+      </w:pPr>
+    </w:p>
+    <w:p>
+      <w:pPr>
+        <w:spacing w:after="0" w:line="240" w:lineRule="auto"/>
+        <w:rPr>
+          <w:rFonts w:ascii="Times New Roman" w:hAnsi="Times New Roman" w:cs="Times New Roman"/>
+          <w:lang w:val="en-US"/>
+        </w:rPr>
+      </w:pPr>
+      <w:r>
+        <w:rPr>
+          <w:noProof/>
+          <w:lang w:eastAsia="ru-RU"/>
+        </w:rPr>
+        <w:drawing>
+          <wp:inline distT="0" distB="0" distL="0" distR="0" wp14:anchorId="11D088CC" wp14:editId="531338EF">
+            <wp:extent cx="4009882" cy="1422400"/>
+            <wp:effectExtent l="0" t="0" r="0" b="6350"/>
+            <wp:docPr id="7" name="Рисунок 7"/>
+            <wp:cNvGraphicFramePr>
+              <a:graphicFrameLocks xmlns:a="http://schemas.openxmlformats.org/drawingml/2006/main" noChangeAspect="1"/>
+            </wp:cNvGraphicFramePr>
+            <a:graphic xmlns:a="http://schemas.openxmlformats.org/drawingml/2006/main">
+              <a:graphicData uri="http://schemas.openxmlformats.org/drawingml/2006/picture">
+                <pic:pic xmlns:pic="http://schemas.openxmlformats.org/drawingml/2006/picture">
+                  <pic:nvPicPr>
+                    <pic:cNvPr id="1" name=""/>
+                    <pic:cNvPicPr/>
+                  </pic:nvPicPr>
+                  <pic:blipFill>
+                    <a:blip r:embed="rId13"/>
+                    <a:stretch>
+                      <a:fillRect/>
+                    </a:stretch>
+                  </pic:blipFill>
+                  <pic:spPr>
+                    <a:xfrm>
+                      <a:off x="0" y="0"/>
+                      <a:ext cx="4039087" cy="1432760"/>
+                    </a:xfrm>
+                    <a:prstGeom prst="rect">
+                      <a:avLst/>
+                    </a:prstGeom>
+                  </pic:spPr>
+                </pic:pic>
+              </a:graphicData>
+            </a:graphic>
+          </wp:inline>
+        </w:drawing>
+      </w:r>
+    </w:p>
+    <w:p>
+      <w:pPr>
+        <w:spacing w:after="0" w:line="240" w:lineRule="auto"/>
+        <w:rPr>
+          <w:rFonts w:ascii="Times New Roman" w:hAnsi="Times New Roman" w:cs="Times New Roman"/>
+          <w:lang w:val="en-US"/>
+        </w:rPr>
+      </w:pPr>
+    </w:p>
+    <w:p>
+      <w:pPr>
+        <w:pStyle w:val="a5"/>
+        <w:numPr>
+          <w:ilvl w:val="0"/>
+          <w:numId w:val="5"/>
+        </w:numPr>
+        <w:spacing w:after="0" w:line="240" w:lineRule="auto"/>
+        <w:rPr>
+          <w:rFonts w:ascii="Times New Roman" w:hAnsi="Times New Roman" w:cs="Times New Roman"/>
+          <w:lang w:val="en-US"/>
+        </w:rPr>
+      </w:pPr>
+      <w:r>
+        <w:rPr>
+          <w:rFonts w:ascii="Times New Roman" w:hAnsi="Times New Roman" w:cs="Times New Roman"/>
+          <w:lang w:val="en-US"/>
+        </w:rPr>
+        <w:t>tbl</w:t>
+      </w:r>
+      <w:r>
+        <w:rPr>
+          <w:rFonts w:ascii="Times New Roman" w:hAnsi="Times New Roman" w:cs="Times New Roman"/>
+          <w:lang w:val="en-US"/>
+        </w:rPr>
+        <w:t xml:space="preserve">4 </w:t>
+      </w:r>
+      <w:r>
+        <w:rPr>
+          <w:rFonts w:ascii="Times New Roman" w:hAnsi="Times New Roman" w:cs="Times New Roman"/>
+        </w:rPr>
+        <w:t>с</w:t>
+      </w:r>
+      <w:r>
+        <w:rPr>
+          <w:rFonts w:ascii="Times New Roman" w:hAnsi="Times New Roman" w:cs="Times New Roman"/>
+          <w:lang w:val="en-US"/>
+        </w:rPr>
+        <w:t xml:space="preserve"> </w:t>
+      </w:r>
+      <w:r>
+        <w:rPr>
+          <w:rFonts w:ascii="Times New Roman" w:hAnsi="Times New Roman" w:cs="Times New Roman"/>
+        </w:rPr>
+        <w:t>типом</w:t>
+      </w:r>
+      <w:r>
+        <w:rPr>
+          <w:rFonts w:ascii="Times New Roman" w:hAnsi="Times New Roman" w:cs="Times New Roman"/>
+          <w:lang w:val="en-US"/>
+        </w:rPr>
+        <w:t xml:space="preserve"> MergeTree() </w:t>
+      </w:r>
+      <w:r>
+        <w:rPr>
+          <w:rFonts w:ascii="Times New Roman" w:hAnsi="Times New Roman" w:cs="Times New Roman"/>
+        </w:rPr>
+        <w:t>и</w:t>
+      </w:r>
+      <w:r>
+        <w:rPr>
+          <w:rFonts w:ascii="Times New Roman" w:hAnsi="Times New Roman" w:cs="Times New Roman"/>
+          <w:lang w:val="en-US"/>
+        </w:rPr>
+        <w:t xml:space="preserve"> </w:t>
+      </w:r>
+      <w:r>
+        <w:rPr>
+          <w:rFonts w:ascii="Times New Roman" w:hAnsi="Times New Roman" w:cs="Times New Roman"/>
+          <w:lang w:val="en-US"/>
+        </w:rPr>
+        <w:t>tbl</w:t>
+      </w:r>
+      <w:r>
+        <w:rPr>
+          <w:rFonts w:ascii="Times New Roman" w:hAnsi="Times New Roman" w:cs="Times New Roman"/>
+          <w:lang w:val="en-US"/>
+        </w:rPr>
+        <w:t xml:space="preserve">5 </w:t>
+      </w:r>
+      <w:r>
+        <w:rPr>
+          <w:rFonts w:ascii="Times New Roman" w:hAnsi="Times New Roman" w:cs="Times New Roman"/>
+        </w:rPr>
+        <w:t>с</w:t>
+      </w:r>
+      <w:r>
+        <w:rPr>
+          <w:rFonts w:ascii="Times New Roman" w:hAnsi="Times New Roman" w:cs="Times New Roman"/>
+          <w:lang w:val="en-US"/>
+        </w:rPr>
+        <w:t xml:space="preserve"> </w:t>
+      </w:r>
+      <w:r>
+        <w:rPr>
+          <w:rFonts w:ascii="Times New Roman" w:hAnsi="Times New Roman" w:cs="Times New Roman"/>
+        </w:rPr>
+        <w:t>типом</w:t>
+      </w:r>
+      <w:r>
+        <w:rPr>
+          <w:rFonts w:ascii="Times New Roman" w:hAnsi="Times New Roman" w:cs="Times New Roman"/>
+          <w:lang w:val="en-US"/>
+        </w:rPr>
+        <w:t xml:space="preserve"> AggregatingMergeTree()</w:t>
+      </w:r>
+      <w:r>
+        <w:rPr>
+          <w:rFonts w:ascii="Times New Roman" w:hAnsi="Times New Roman" w:cs="Times New Roman"/>
+          <w:lang w:val="en-US"/>
+        </w:rPr>
+        <w:t xml:space="preserve"> - </w:t>
+      </w:r>
+      <w:r>
+        <w:rPr>
+          <w:rFonts w:ascii="Times New Roman" w:hAnsi="Times New Roman" w:cs="Times New Roman"/>
+          <w:lang w:val="en-US"/>
+        </w:rPr>
+        <w:t>tbl</w:t>
+      </w:r>
+      <w:r>
+        <w:rPr>
+          <w:rFonts w:ascii="Times New Roman" w:hAnsi="Times New Roman" w:cs="Times New Roman"/>
+          <w:lang w:val="en-US"/>
+        </w:rPr>
+        <w:t>4</w:t>
+      </w:r>
+      <w:r>
+        <w:rPr>
+          <w:rFonts w:ascii="Times New Roman" w:hAnsi="Times New Roman" w:cs="Times New Roman"/>
+          <w:lang w:val="en-US"/>
+        </w:rPr>
+        <w:t xml:space="preserve"> </w:t>
+      </w:r>
+      <w:r>
+        <w:rPr>
+          <w:rFonts w:ascii="Times New Roman" w:hAnsi="Times New Roman" w:cs="Times New Roman"/>
+        </w:rPr>
+        <w:t>обычная</w:t>
+      </w:r>
+      <w:r>
+        <w:rPr>
+          <w:rFonts w:ascii="Times New Roman" w:hAnsi="Times New Roman" w:cs="Times New Roman"/>
+          <w:lang w:val="en-US"/>
+        </w:rPr>
+        <w:t xml:space="preserve"> </w:t>
+      </w:r>
+      <w:r>
+        <w:rPr>
+          <w:rFonts w:ascii="Times New Roman" w:hAnsi="Times New Roman" w:cs="Times New Roman"/>
+          <w:lang w:val="en-US"/>
+        </w:rPr>
+        <w:t>MergeTree</w:t>
+      </w:r>
+      <w:r>
+        <w:rPr>
+          <w:rFonts w:ascii="Times New Roman" w:hAnsi="Times New Roman" w:cs="Times New Roman"/>
+          <w:lang w:val="en-US"/>
+        </w:rPr>
+        <w:t xml:space="preserve">, </w:t>
+      </w:r>
+      <w:r>
+        <w:rPr>
+          <w:rFonts w:ascii="Times New Roman" w:hAnsi="Times New Roman" w:cs="Times New Roman"/>
+          <w:lang w:val="en-US"/>
+        </w:rPr>
+        <w:t>tbl</w:t>
+      </w:r>
+      <w:r>
+        <w:rPr>
+          <w:rFonts w:ascii="Times New Roman" w:hAnsi="Times New Roman" w:cs="Times New Roman"/>
+          <w:lang w:val="en-US"/>
+        </w:rPr>
+        <w:t xml:space="preserve">5 </w:t>
+      </w:r>
+      <w:r>
+        <w:rPr>
+          <w:rFonts w:ascii="Times New Roman" w:hAnsi="Times New Roman" w:cs="Times New Roman"/>
+        </w:rPr>
+        <w:t>в</w:t>
+      </w:r>
+      <w:r>
+        <w:rPr>
+          <w:rFonts w:ascii="Times New Roman" w:hAnsi="Times New Roman" w:cs="Times New Roman"/>
+          <w:lang w:val="en-US"/>
+        </w:rPr>
+        <w:t xml:space="preserve"> </w:t>
+      </w:r>
+      <w:r>
+        <w:rPr>
+          <w:rFonts w:ascii="Times New Roman" w:hAnsi="Times New Roman" w:cs="Times New Roman"/>
+        </w:rPr>
+        <w:t>поле</w:t>
+      </w:r>
+      <w:r>
+        <w:rPr>
+          <w:rFonts w:ascii="Times New Roman" w:hAnsi="Times New Roman" w:cs="Times New Roman"/>
+          <w:lang w:val="en-US"/>
+        </w:rPr>
+        <w:t xml:space="preserve"> UserID </w:t>
+      </w:r>
+      <w:r>
+        <w:rPr>
+          <w:rFonts w:ascii="Times New Roman" w:hAnsi="Times New Roman" w:cs="Times New Roman"/>
+        </w:rPr>
+        <w:t>хранит</w:t>
+      </w:r>
+      <w:r>
+        <w:rPr>
+          <w:rFonts w:ascii="Times New Roman" w:hAnsi="Times New Roman" w:cs="Times New Roman"/>
+          <w:lang w:val="en-US"/>
+        </w:rPr>
+        <w:t xml:space="preserve"> </w:t>
+      </w:r>
+      <w:r>
+        <w:rPr>
+          <w:rFonts w:ascii="Times New Roman" w:hAnsi="Times New Roman" w:cs="Times New Roman"/>
+        </w:rPr>
+        <w:t>значение</w:t>
+      </w:r>
+      <w:r>
+        <w:rPr>
+          <w:rFonts w:ascii="Times New Roman" w:hAnsi="Times New Roman" w:cs="Times New Roman"/>
+          <w:lang w:val="en-US"/>
+        </w:rPr>
+        <w:t xml:space="preserve"> </w:t>
+      </w:r>
+      <w:r>
+        <w:rPr>
+          <w:rFonts w:ascii="Times New Roman" w:hAnsi="Times New Roman" w:cs="Times New Roman"/>
+        </w:rPr>
+        <w:t>агрегатной</w:t>
+      </w:r>
+      <w:r>
+        <w:rPr>
+          <w:rFonts w:ascii="Times New Roman" w:hAnsi="Times New Roman" w:cs="Times New Roman"/>
+          <w:lang w:val="en-US"/>
+        </w:rPr>
+        <w:t xml:space="preserve"> </w:t>
+      </w:r>
+      <w:r>
+        <w:rPr>
+          <w:rFonts w:ascii="Times New Roman" w:hAnsi="Times New Roman" w:cs="Times New Roman"/>
+        </w:rPr>
+        <w:t>функции</w:t>
+      </w:r>
+      <w:r>
+        <w:rPr>
+          <w:rFonts w:ascii="Times New Roman" w:hAnsi="Times New Roman" w:cs="Times New Roman"/>
+          <w:lang w:val="en-US"/>
+        </w:rPr>
+        <w:t>.</w:t>
+      </w:r>
+    </w:p>
+    <w:p>
+      <w:pPr>
+        <w:spacing w:after="0" w:line="240" w:lineRule="auto"/>
+        <w:rPr>
+          <w:rFonts w:ascii="Times New Roman" w:hAnsi="Times New Roman" w:cs="Times New Roman"/>
+          <w:lang w:val="en-US"/>
+        </w:rPr>
+      </w:pPr>
+    </w:p>
+    <w:p>
+      <w:pPr>
+        <w:pStyle w:val="a7"/>
+        <w:shd w:val="clear" w:color="auto" w:fill="2F2F2F"/>
+        <w:spacing w:before="0" w:beforeAutospacing="0" w:after="0" w:afterAutospacing="0"/>
+        <w:rPr>
+          <w:rFonts w:ascii="Consolas" w:hAnsi="Consolas"/>
+          <w:color w:val="CCCCCC"/>
+          <w:sz w:val="20"/>
+          <w:szCs w:val="20"/>
+          <w:lang w:val="en-US"/>
+        </w:rPr>
+      </w:pPr>
+      <w:r>
+        <w:rPr>
+          <w:rFonts w:ascii="Consolas" w:hAnsi="Consolas"/>
+          <w:b/>
+          <w:bCs/>
+          <w:color w:val="739ECA"/>
+          <w:sz w:val="20"/>
+          <w:szCs w:val="20"/>
+          <w:lang w:val="en-US"/>
+        </w:rPr>
+        <w:t>CREATE</w:t>
+      </w:r>
+      <w:r>
+        <w:rPr>
+          <w:rFonts w:ascii="Consolas" w:hAnsi="Consolas"/>
+          <w:color w:val="CCCCCC"/>
+          <w:sz w:val="20"/>
+          <w:szCs w:val="20"/>
+          <w:lang w:val="en-US"/>
+        </w:rPr>
+        <w:t xml:space="preserve"> </w:t>
+      </w:r>
+      <w:r>
+        <w:rPr>
+          <w:rFonts w:ascii="Consolas" w:hAnsi="Consolas"/>
+          <w:b/>
+          <w:bCs/>
+          <w:color w:val="739ECA"/>
+          <w:sz w:val="20"/>
+          <w:szCs w:val="20"/>
+          <w:lang w:val="en-US"/>
+        </w:rPr>
+        <w:t>TABLE</w:t>
+      </w:r>
+      <w:r>
+        <w:rPr>
+          <w:rFonts w:ascii="Consolas" w:hAnsi="Consolas"/>
+          <w:color w:val="CCCCCC"/>
+          <w:sz w:val="20"/>
+          <w:szCs w:val="20"/>
+          <w:lang w:val="en-US"/>
+        </w:rPr>
+        <w:t xml:space="preserve"> </w:t>
+      </w:r>
+      <w:r>
+        <w:rPr>
+          <w:rFonts w:ascii="Consolas" w:hAnsi="Consolas"/>
+          <w:color w:val="B788D3"/>
+          <w:sz w:val="20"/>
+          <w:szCs w:val="20"/>
+          <w:lang w:val="en-US"/>
+        </w:rPr>
+        <w:t>tbl4</w:t>
+      </w:r>
+    </w:p>
+    <w:p>
+      <w:pPr>
+        <w:pStyle w:val="a7"/>
+        <w:shd w:val="clear" w:color="auto" w:fill="2F2F2F"/>
+        <w:spacing w:before="0" w:beforeAutospacing="0" w:after="0" w:afterAutospacing="0"/>
+        <w:rPr>
+          <w:rFonts w:ascii="Consolas" w:hAnsi="Consolas"/>
+          <w:color w:val="CCCCCC"/>
+          <w:sz w:val="20"/>
+          <w:szCs w:val="20"/>
+          <w:lang w:val="en-US"/>
+        </w:rPr>
+      </w:pPr>
+      <w:r>
+        <w:rPr>
+          <w:rFonts w:ascii="Consolas" w:hAnsi="Consolas"/>
+          <w:color w:val="CCCCCC"/>
+          <w:sz w:val="20"/>
+          <w:szCs w:val="20"/>
+          <w:lang w:val="en-US"/>
+        </w:rPr>
+        <w:t xml:space="preserve">(   </w:t>
+      </w:r>
+      <w:r>
+        <w:rPr>
+          <w:rFonts w:ascii="Consolas" w:hAnsi="Consolas"/>
+          <w:color w:val="00B8B8"/>
+          <w:sz w:val="20"/>
+          <w:szCs w:val="20"/>
+          <w:lang w:val="en-US"/>
+        </w:rPr>
+        <w:t>CounterID</w:t>
+      </w:r>
+      <w:r>
+        <w:rPr>
+          <w:rFonts w:ascii="Consolas" w:hAnsi="Consolas"/>
+          <w:color w:val="CCCCCC"/>
+          <w:sz w:val="20"/>
+          <w:szCs w:val="20"/>
+          <w:lang w:val="en-US"/>
+        </w:rPr>
+        <w:t xml:space="preserve"> </w:t>
+      </w:r>
+      <w:r>
+        <w:rPr>
+          <w:rFonts w:ascii="Consolas" w:hAnsi="Consolas"/>
+          <w:b/>
+          <w:bCs/>
+          <w:color w:val="C1AA6C"/>
+          <w:sz w:val="20"/>
+          <w:szCs w:val="20"/>
+          <w:lang w:val="en-US"/>
+        </w:rPr>
+        <w:t>UInt8</w:t>
+      </w:r>
+      <w:r>
+        <w:rPr>
+          <w:rFonts w:ascii="Consolas" w:hAnsi="Consolas"/>
+          <w:color w:val="CCCCCC"/>
+          <w:sz w:val="20"/>
+          <w:szCs w:val="20"/>
+          <w:lang w:val="en-US"/>
+        </w:rPr>
+        <w:t>,</w:t>
+      </w:r>
+    </w:p>
+    <w:p>
+      <w:pPr>
+        <w:pStyle w:val="a7"/>
+        <w:shd w:val="clear" w:color="auto" w:fill="2F2F2F"/>
+        <w:spacing w:before="0" w:beforeAutospacing="0" w:after="0" w:afterAutospacing="0"/>
+        <w:rPr>
+          <w:rFonts w:ascii="Consolas" w:hAnsi="Consolas"/>
+          <w:color w:val="CCCCCC"/>
+          <w:sz w:val="20"/>
+          <w:szCs w:val="20"/>
+          <w:lang w:val="en-US"/>
+        </w:rPr>
+      </w:pPr>
+      <w:r>
+        <w:rPr>
+          <w:rFonts w:ascii="Consolas" w:hAnsi="Consolas"/>
+          <w:color w:val="CCCCCC"/>
+          <w:sz w:val="20"/>
+          <w:szCs w:val="20"/>
+          <w:lang w:val="en-US"/>
+        </w:rPr>
+        <w:t xml:space="preserve">    </w:t>
+      </w:r>
+      <w:r>
+        <w:rPr>
+          <w:rFonts w:ascii="Consolas" w:hAnsi="Consolas"/>
+          <w:color w:val="00B8B8"/>
+          <w:sz w:val="20"/>
+          <w:szCs w:val="20"/>
+          <w:lang w:val="en-US"/>
+        </w:rPr>
+        <w:t>StartDate</w:t>
+      </w:r>
+      <w:r>
+        <w:rPr>
+          <w:rFonts w:ascii="Consolas" w:hAnsi="Consolas"/>
+          <w:color w:val="CCCCCC"/>
+          <w:sz w:val="20"/>
+          <w:szCs w:val="20"/>
+          <w:lang w:val="en-US"/>
+        </w:rPr>
+        <w:t xml:space="preserve"> </w:t>
+      </w:r>
+      <w:r>
+        <w:rPr>
+          <w:rFonts w:ascii="Consolas" w:hAnsi="Consolas"/>
+          <w:b/>
+          <w:bCs/>
+          <w:color w:val="C1AA6C"/>
+          <w:sz w:val="20"/>
+          <w:szCs w:val="20"/>
+          <w:lang w:val="en-US"/>
+        </w:rPr>
+        <w:t>Date</w:t>
+      </w:r>
+      <w:r>
+        <w:rPr>
+          <w:rFonts w:ascii="Consolas" w:hAnsi="Consolas"/>
+          <w:color w:val="CCCCCC"/>
+          <w:sz w:val="20"/>
+          <w:szCs w:val="20"/>
+          <w:lang w:val="en-US"/>
+        </w:rPr>
+        <w:t>,</w:t>
+      </w:r>
+    </w:p>
+    <w:p>
+      <w:pPr>
+        <w:pStyle w:val="a7"/>
+        <w:shd w:val="clear" w:color="auto" w:fill="2F2F2F"/>
+        <w:spacing w:before="0" w:beforeAutospacing="0" w:after="0" w:afterAutospacing="0"/>
+        <w:rPr>
+          <w:rFonts w:ascii="Consolas" w:hAnsi="Consolas"/>
+          <w:color w:val="CCCCCC"/>
+          <w:sz w:val="20"/>
+          <w:szCs w:val="20"/>
+          <w:lang w:val="en-US"/>
+        </w:rPr>
+      </w:pPr>
+      <w:r>
+        <w:rPr>
+          <w:rFonts w:ascii="Consolas" w:hAnsi="Consolas"/>
+          <w:color w:val="CCCCCC"/>
+          <w:sz w:val="20"/>
+          <w:szCs w:val="20"/>
+          <w:lang w:val="en-US"/>
+        </w:rPr>
+        <w:t xml:space="preserve">    </w:t>
+      </w:r>
+      <w:r>
+        <w:rPr>
+          <w:rFonts w:ascii="Consolas" w:hAnsi="Consolas"/>
+          <w:color w:val="00B8B8"/>
+          <w:sz w:val="20"/>
+          <w:szCs w:val="20"/>
+          <w:lang w:val="en-US"/>
+        </w:rPr>
+        <w:t>UserID</w:t>
+      </w:r>
+      <w:r>
+        <w:rPr>
+          <w:rFonts w:ascii="Consolas" w:hAnsi="Consolas"/>
+          <w:color w:val="CCCCCC"/>
+          <w:sz w:val="20"/>
+          <w:szCs w:val="20"/>
+          <w:lang w:val="en-US"/>
+        </w:rPr>
+        <w:t xml:space="preserve"> </w:t>
+      </w:r>
+      <w:r>
+        <w:rPr>
+          <w:rFonts w:ascii="Consolas" w:hAnsi="Consolas"/>
+          <w:b/>
+          <w:bCs/>
+          <w:color w:val="C1AA6C"/>
+          <w:sz w:val="20"/>
+          <w:szCs w:val="20"/>
+          <w:lang w:val="en-US"/>
+        </w:rPr>
+        <w:t>UInt64</w:t>
+      </w:r>
+    </w:p>
+    <w:p>
+      <w:pPr>
+        <w:pStyle w:val="a7"/>
+        <w:shd w:val="clear" w:color="auto" w:fill="2F2F2F"/>
+        <w:spacing w:before="0" w:beforeAutospacing="0" w:after="0" w:afterAutospacing="0"/>
+        <w:rPr>
+          <w:rFonts w:ascii="Consolas" w:hAnsi="Consolas"/>
+          <w:color w:val="CCCCCC"/>
+          <w:sz w:val="20"/>
+          <w:szCs w:val="20"/>
+          <w:lang w:val="en-US"/>
+        </w:rPr>
+      </w:pPr>
+      <w:r>
+        <w:rPr>
+          <w:rFonts w:ascii="Consolas" w:hAnsi="Consolas"/>
+          <w:color w:val="CCCCCC"/>
+          <w:sz w:val="20"/>
+          <w:szCs w:val="20"/>
+          <w:lang w:val="en-US"/>
+        </w:rPr>
+        <w:t xml:space="preserve">) </w:t>
+      </w:r>
+      <w:r>
+        <w:rPr>
+          <w:rFonts w:ascii="Consolas" w:hAnsi="Consolas"/>
+          <w:b/>
+          <w:bCs/>
+          <w:color w:val="739ECA"/>
+          <w:sz w:val="20"/>
+          <w:szCs w:val="20"/>
+          <w:lang w:val="en-US"/>
+        </w:rPr>
+        <w:t>ENGINE</w:t>
+      </w:r>
+      <w:r>
+        <w:rPr>
+          <w:rFonts w:ascii="Consolas" w:hAnsi="Consolas"/>
+          <w:color w:val="CCCCCC"/>
+          <w:sz w:val="20"/>
+          <w:szCs w:val="20"/>
+          <w:lang w:val="en-US"/>
+        </w:rPr>
+        <w:t xml:space="preserve"> = </w:t>
+      </w:r>
+      <w:r>
+        <w:rPr>
+          <w:rFonts w:ascii="Consolas" w:hAnsi="Consolas"/>
+          <w:color w:val="9E9E9E"/>
+          <w:sz w:val="20"/>
+          <w:szCs w:val="20"/>
+          <w:lang w:val="en-US"/>
+        </w:rPr>
+        <w:t>MergeTree</w:t>
+      </w:r>
+      <w:r>
+        <w:rPr>
+          <w:rFonts w:ascii="Consolas" w:hAnsi="Consolas"/>
+          <w:color w:val="CCCCCC"/>
+          <w:sz w:val="20"/>
+          <w:szCs w:val="20"/>
+          <w:lang w:val="en-US"/>
+        </w:rPr>
+        <w:t>()</w:t>
+      </w:r>
+    </w:p>
+    <w:p>
+      <w:pPr>
+        <w:pStyle w:val="a7"/>
+        <w:shd w:val="clear" w:color="auto" w:fill="2F2F2F"/>
+        <w:spacing w:before="0" w:beforeAutospacing="0" w:after="0" w:afterAutospacing="0"/>
+        <w:rPr>
+          <w:rFonts w:ascii="Consolas" w:hAnsi="Consolas"/>
+          <w:color w:val="CCCCCC"/>
+          <w:sz w:val="20"/>
+          <w:szCs w:val="20"/>
+          <w:lang w:val="en-US"/>
+        </w:rPr>
+      </w:pPr>
+      <w:r>
+        <w:rPr>
+          <w:rFonts w:ascii="Consolas" w:hAnsi="Consolas"/>
+          <w:b/>
+          <w:bCs/>
+          <w:color w:val="739ECA"/>
+          <w:sz w:val="20"/>
+          <w:szCs w:val="20"/>
+          <w:lang w:val="en-US"/>
+        </w:rPr>
+        <w:t>PARTITION</w:t>
+      </w:r>
+      <w:r>
+        <w:rPr>
+          <w:rFonts w:ascii="Consolas" w:hAnsi="Consolas"/>
+          <w:color w:val="CCCCCC"/>
+          <w:sz w:val="20"/>
+          <w:szCs w:val="20"/>
+          <w:lang w:val="en-US"/>
+        </w:rPr>
+        <w:t xml:space="preserve"> </w:t>
+      </w:r>
+      <w:r>
+        <w:rPr>
+          <w:rFonts w:ascii="Consolas" w:hAnsi="Consolas"/>
+          <w:b/>
+          <w:bCs/>
+          <w:color w:val="739ECA"/>
+          <w:sz w:val="20"/>
+          <w:szCs w:val="20"/>
+          <w:lang w:val="en-US"/>
+        </w:rPr>
+        <w:t>BY</w:t>
+      </w:r>
+      <w:r>
+        <w:rPr>
+          <w:rFonts w:ascii="Consolas" w:hAnsi="Consolas"/>
+          <w:color w:val="CCCCCC"/>
+          <w:sz w:val="20"/>
+          <w:szCs w:val="20"/>
+          <w:lang w:val="en-US"/>
+        </w:rPr>
+        <w:t xml:space="preserve"> </w:t>
+      </w:r>
+      <w:r>
+        <w:rPr>
+          <w:rFonts w:ascii="Consolas" w:hAnsi="Consolas"/>
+          <w:b/>
+          <w:bCs/>
+          <w:color w:val="C1AA6C"/>
+          <w:sz w:val="20"/>
+          <w:szCs w:val="20"/>
+          <w:lang w:val="en-US"/>
+        </w:rPr>
+        <w:t>toYYYYMM</w:t>
+      </w:r>
+      <w:r>
+        <w:rPr>
+          <w:rFonts w:ascii="Consolas" w:hAnsi="Consolas"/>
+          <w:color w:val="CCCCCC"/>
+          <w:sz w:val="20"/>
+          <w:szCs w:val="20"/>
+          <w:lang w:val="en-US"/>
+        </w:rPr>
+        <w:t>(</w:t>
+      </w:r>
+      <w:r>
+        <w:rPr>
+          <w:rFonts w:ascii="Consolas" w:hAnsi="Consolas"/>
+          <w:color w:val="9E9E9E"/>
+          <w:sz w:val="20"/>
+          <w:szCs w:val="20"/>
+          <w:lang w:val="en-US"/>
+        </w:rPr>
+        <w:t>StartDate</w:t>
+      </w:r>
+      <w:r>
+        <w:rPr>
+          <w:rFonts w:ascii="Consolas" w:hAnsi="Consolas"/>
+          <w:color w:val="CCCCCC"/>
+          <w:sz w:val="20"/>
+          <w:szCs w:val="20"/>
+          <w:lang w:val="en-US"/>
+        </w:rPr>
+        <w:t xml:space="preserve">) </w:t>
+      </w:r>
+    </w:p>
+    <w:p>
+      <w:pPr>
+        <w:pStyle w:val="a7"/>
+        <w:shd w:val="clear" w:color="auto" w:fill="2F2F2F"/>
+        <w:spacing w:before="0" w:beforeAutospacing="0" w:after="0" w:afterAutospacing="0"/>
+        <w:rPr>
+          <w:rFonts w:ascii="Consolas" w:hAnsi="Consolas"/>
+          <w:color w:val="CCCCCC"/>
+          <w:sz w:val="20"/>
+          <w:szCs w:val="20"/>
+          <w:lang w:val="en-US"/>
+        </w:rPr>
+      </w:pPr>
+      <w:r>
+        <w:rPr>
+          <w:rFonts w:ascii="Consolas" w:hAnsi="Consolas"/>
+          <w:b/>
+          <w:bCs/>
+          <w:color w:val="739ECA"/>
+          <w:sz w:val="20"/>
+          <w:szCs w:val="20"/>
+          <w:lang w:val="en-US"/>
+        </w:rPr>
+        <w:t>ORDER</w:t>
+      </w:r>
+      <w:r>
+        <w:rPr>
+          <w:rFonts w:ascii="Consolas" w:hAnsi="Consolas"/>
+          <w:color w:val="CCCCCC"/>
+          <w:sz w:val="20"/>
+          <w:szCs w:val="20"/>
+          <w:lang w:val="en-US"/>
+        </w:rPr>
+        <w:t xml:space="preserve"> </w:t>
+      </w:r>
+      <w:r>
+        <w:rPr>
+          <w:rFonts w:ascii="Consolas" w:hAnsi="Consolas"/>
+          <w:b/>
+          <w:bCs/>
+          <w:color w:val="739ECA"/>
+          <w:sz w:val="20"/>
+          <w:szCs w:val="20"/>
+          <w:lang w:val="en-US"/>
+        </w:rPr>
+        <w:t>BY</w:t>
+      </w:r>
+      <w:r>
+        <w:rPr>
+          <w:rFonts w:ascii="Consolas" w:hAnsi="Consolas"/>
+          <w:color w:val="CCCCCC"/>
+          <w:sz w:val="20"/>
+          <w:szCs w:val="20"/>
+          <w:lang w:val="en-US"/>
+        </w:rPr>
+        <w:t xml:space="preserve"> (</w:t>
+      </w:r>
+      <w:r>
+        <w:rPr>
+          <w:rFonts w:ascii="Consolas" w:hAnsi="Consolas"/>
+          <w:color w:val="9E9E9E"/>
+          <w:sz w:val="20"/>
+          <w:szCs w:val="20"/>
+          <w:lang w:val="en-US"/>
+        </w:rPr>
+        <w:t>CounterID</w:t>
+      </w:r>
+      <w:r>
+        <w:rPr>
+          <w:rFonts w:ascii="Consolas" w:hAnsi="Consolas"/>
+          <w:color w:val="CCCCCC"/>
+          <w:sz w:val="20"/>
+          <w:szCs w:val="20"/>
+          <w:lang w:val="en-US"/>
+        </w:rPr>
+        <w:t xml:space="preserve">, </w:t>
+      </w:r>
+      <w:r>
+        <w:rPr>
+          <w:rFonts w:ascii="Consolas" w:hAnsi="Consolas"/>
+          <w:color w:val="9E9E9E"/>
+          <w:sz w:val="20"/>
+          <w:szCs w:val="20"/>
+          <w:lang w:val="en-US"/>
+        </w:rPr>
+        <w:t>StartDate</w:t>
+      </w:r>
+      <w:r>
+        <w:rPr>
+          <w:rFonts w:ascii="Consolas" w:hAnsi="Consolas"/>
+          <w:color w:val="CCCCCC"/>
+          <w:sz w:val="20"/>
+          <w:szCs w:val="20"/>
+          <w:lang w:val="en-US"/>
+        </w:rPr>
+        <w:t>)</w:t>
+      </w:r>
+      <w:r>
+        <w:rPr>
+          <w:rFonts w:ascii="Consolas" w:hAnsi="Consolas"/>
+          <w:color w:val="EECC64"/>
+          <w:sz w:val="20"/>
+          <w:szCs w:val="20"/>
+          <w:lang w:val="en-US"/>
+        </w:rPr>
+        <w:t>;</w:t>
+      </w:r>
+    </w:p>
+    <w:p>
+      <w:pPr>
+        <w:pStyle w:val="a7"/>
+        <w:shd w:val="clear" w:color="auto" w:fill="2F2F2F"/>
+        <w:spacing w:before="0" w:beforeAutospacing="0" w:after="0" w:afterAutospacing="0"/>
+        <w:rPr>
+          <w:rFonts w:ascii="Consolas" w:hAnsi="Consolas"/>
+          <w:color w:val="CCCCCC"/>
+          <w:sz w:val="20"/>
+          <w:szCs w:val="20"/>
+          <w:lang w:val="en-US"/>
+        </w:rPr>
+      </w:pPr>
+    </w:p>
+    <w:p>
+      <w:pPr>
+        <w:pStyle w:val="a7"/>
+        <w:shd w:val="clear" w:color="auto" w:fill="2F2F2F"/>
+        <w:spacing w:before="0" w:beforeAutospacing="0" w:after="0" w:afterAutospacing="0"/>
+        <w:rPr>
+          <w:rFonts w:ascii="Consolas" w:hAnsi="Consolas"/>
+          <w:color w:val="CCCCCC"/>
+          <w:sz w:val="20"/>
+          <w:szCs w:val="20"/>
+          <w:lang w:val="en-US"/>
+        </w:rPr>
+      </w:pPr>
+      <w:r>
+        <w:rPr>
+          <w:rFonts w:ascii="Consolas" w:hAnsi="Consolas"/>
+          <w:b/>
+          <w:bCs/>
+          <w:color w:val="739ECA"/>
+          <w:sz w:val="20"/>
+          <w:szCs w:val="20"/>
+          <w:lang w:val="en-US"/>
+        </w:rPr>
+        <w:t>INSERT</w:t>
+      </w:r>
+      <w:r>
+        <w:rPr>
+          <w:rFonts w:ascii="Consolas" w:hAnsi="Consolas"/>
+          <w:color w:val="CCCCCC"/>
+          <w:sz w:val="20"/>
+          <w:szCs w:val="20"/>
+          <w:lang w:val="en-US"/>
+        </w:rPr>
+        <w:t xml:space="preserve"> </w:t>
+      </w:r>
+      <w:r>
+        <w:rPr>
+          <w:rFonts w:ascii="Consolas" w:hAnsi="Consolas"/>
+          <w:b/>
+          <w:bCs/>
+          <w:color w:val="739ECA"/>
+          <w:sz w:val="20"/>
+          <w:szCs w:val="20"/>
+          <w:lang w:val="en-US"/>
+        </w:rPr>
+        <w:t>INTO</w:t>
+      </w:r>
+      <w:r>
+        <w:rPr>
+          <w:rFonts w:ascii="Consolas" w:hAnsi="Consolas"/>
+          <w:color w:val="CCCCCC"/>
+          <w:sz w:val="20"/>
+          <w:szCs w:val="20"/>
+          <w:lang w:val="en-US"/>
+        </w:rPr>
+        <w:t xml:space="preserve"> </w:t>
+      </w:r>
+      <w:r>
+        <w:rPr>
+          <w:rFonts w:ascii="Consolas" w:hAnsi="Consolas"/>
+          <w:color w:val="B19B9B"/>
+          <w:sz w:val="20"/>
+          <w:szCs w:val="20"/>
+          <w:u w:val="single"/>
+          <w:lang w:val="en-US"/>
+        </w:rPr>
+        <w:t>tbl4</w:t>
+      </w:r>
+      <w:r>
+        <w:rPr>
+          <w:rFonts w:ascii="Consolas" w:hAnsi="Consolas"/>
+          <w:color w:val="CCCCCC"/>
+          <w:sz w:val="20"/>
+          <w:szCs w:val="20"/>
+          <w:lang w:val="en-US"/>
+        </w:rPr>
+        <w:t xml:space="preserve"> </w:t>
+      </w:r>
+      <w:r>
+        <w:rPr>
+          <w:rFonts w:ascii="Consolas" w:hAnsi="Consolas"/>
+          <w:b/>
+          <w:bCs/>
+          <w:color w:val="739ECA"/>
+          <w:sz w:val="20"/>
+          <w:szCs w:val="20"/>
+          <w:lang w:val="en-US"/>
+        </w:rPr>
+        <w:t>VALUES</w:t>
+      </w:r>
+      <w:r>
+        <w:rPr>
+          <w:rFonts w:ascii="Consolas" w:hAnsi="Consolas"/>
+          <w:color w:val="CCCCCC"/>
+          <w:sz w:val="20"/>
+          <w:szCs w:val="20"/>
+          <w:lang w:val="en-US"/>
+        </w:rPr>
+        <w:t>(</w:t>
+      </w:r>
+      <w:r>
+        <w:rPr>
+          <w:rFonts w:ascii="Consolas" w:hAnsi="Consolas"/>
+          <w:color w:val="C0C0C0"/>
+          <w:sz w:val="20"/>
+          <w:szCs w:val="20"/>
+          <w:lang w:val="en-US"/>
+        </w:rPr>
+        <w:t>0</w:t>
+      </w:r>
+      <w:r>
+        <w:rPr>
+          <w:rFonts w:ascii="Consolas" w:hAnsi="Consolas"/>
+          <w:color w:val="CCCCCC"/>
+          <w:sz w:val="20"/>
+          <w:szCs w:val="20"/>
+          <w:lang w:val="en-US"/>
+        </w:rPr>
+        <w:t xml:space="preserve">, </w:t>
+      </w:r>
+      <w:r>
+        <w:rPr>
+          <w:rFonts w:ascii="Consolas" w:hAnsi="Consolas"/>
+          <w:color w:val="CAC580"/>
+          <w:sz w:val="20"/>
+          <w:szCs w:val="20"/>
+          <w:lang w:val="en-US"/>
+        </w:rPr>
+        <w:t>'2019-11-11'</w:t>
+      </w:r>
+      <w:r>
+        <w:rPr>
+          <w:rFonts w:ascii="Consolas" w:hAnsi="Consolas"/>
+          <w:color w:val="CCCCCC"/>
+          <w:sz w:val="20"/>
+          <w:szCs w:val="20"/>
+          <w:lang w:val="en-US"/>
+        </w:rPr>
+        <w:t xml:space="preserve">, </w:t>
+      </w:r>
+      <w:r>
+        <w:rPr>
+          <w:rFonts w:ascii="Consolas" w:hAnsi="Consolas"/>
+          <w:color w:val="C0C0C0"/>
+          <w:sz w:val="20"/>
+          <w:szCs w:val="20"/>
+          <w:lang w:val="en-US"/>
+        </w:rPr>
+        <w:t>1</w:t>
+      </w:r>
+      <w:r>
+        <w:rPr>
+          <w:rFonts w:ascii="Consolas" w:hAnsi="Consolas"/>
+          <w:color w:val="CCCCCC"/>
+          <w:sz w:val="20"/>
+          <w:szCs w:val="20"/>
+          <w:lang w:val="en-US"/>
+        </w:rPr>
+        <w:t>)</w:t>
+      </w:r>
+      <w:r>
+        <w:rPr>
+          <w:rFonts w:ascii="Consolas" w:hAnsi="Consolas"/>
+          <w:color w:val="EECC64"/>
+          <w:sz w:val="20"/>
+          <w:szCs w:val="20"/>
+          <w:lang w:val="en-US"/>
+        </w:rPr>
+        <w:t>;</w:t>
+      </w:r>
+    </w:p>
+    <w:p>
+      <w:pPr>
+        <w:pStyle w:val="a7"/>
+        <w:shd w:val="clear" w:color="auto" w:fill="2F2F2F"/>
+        <w:spacing w:before="0" w:beforeAutospacing="0" w:after="0" w:afterAutospacing="0"/>
+        <w:rPr>
+          <w:rFonts w:ascii="Consolas" w:hAnsi="Consolas"/>
+          <w:color w:val="CCCCCC"/>
+          <w:sz w:val="20"/>
+          <w:szCs w:val="20"/>
+          <w:lang w:val="en-US"/>
+        </w:rPr>
+      </w:pPr>
+      <w:r>
+        <w:rPr>
+          <w:rFonts w:ascii="Consolas" w:hAnsi="Consolas"/>
+          <w:b/>
+          <w:bCs/>
+          <w:color w:val="739ECA"/>
+          <w:sz w:val="20"/>
+          <w:szCs w:val="20"/>
+          <w:lang w:val="en-US"/>
+        </w:rPr>
+        <w:t>INSERT</w:t>
+      </w:r>
+      <w:r>
+        <w:rPr>
+          <w:rFonts w:ascii="Consolas" w:hAnsi="Consolas"/>
+          <w:color w:val="CCCCCC"/>
+          <w:sz w:val="20"/>
+          <w:szCs w:val="20"/>
+          <w:lang w:val="en-US"/>
+        </w:rPr>
+        <w:t xml:space="preserve"> </w:t>
+      </w:r>
+      <w:r>
+        <w:rPr>
+          <w:rFonts w:ascii="Consolas" w:hAnsi="Consolas"/>
+          <w:b/>
+          <w:bCs/>
+          <w:color w:val="739ECA"/>
+          <w:sz w:val="20"/>
+          <w:szCs w:val="20"/>
+          <w:lang w:val="en-US"/>
+        </w:rPr>
+        <w:t>INTO</w:t>
+      </w:r>
+      <w:r>
+        <w:rPr>
+          <w:rFonts w:ascii="Consolas" w:hAnsi="Consolas"/>
+          <w:color w:val="CCCCCC"/>
+          <w:sz w:val="20"/>
+          <w:szCs w:val="20"/>
+          <w:lang w:val="en-US"/>
+        </w:rPr>
+        <w:t xml:space="preserve"> </w:t>
+      </w:r>
+      <w:r>
+        <w:rPr>
+          <w:rFonts w:ascii="Consolas" w:hAnsi="Consolas"/>
+          <w:color w:val="B19B9B"/>
+          <w:sz w:val="20"/>
+          <w:szCs w:val="20"/>
+          <w:u w:val="single"/>
+          <w:lang w:val="en-US"/>
+        </w:rPr>
+        <w:t>tbl4</w:t>
+      </w:r>
+      <w:r>
+        <w:rPr>
+          <w:rFonts w:ascii="Consolas" w:hAnsi="Consolas"/>
+          <w:color w:val="CCCCCC"/>
+          <w:sz w:val="20"/>
+          <w:szCs w:val="20"/>
+          <w:lang w:val="en-US"/>
+        </w:rPr>
+        <w:t xml:space="preserve"> </w:t>
+      </w:r>
+      <w:r>
+        <w:rPr>
+          <w:rFonts w:ascii="Consolas" w:hAnsi="Consolas"/>
+          <w:b/>
+          <w:bCs/>
+          <w:color w:val="739ECA"/>
+          <w:sz w:val="20"/>
+          <w:szCs w:val="20"/>
+          <w:lang w:val="en-US"/>
+        </w:rPr>
+        <w:t>VALUES</w:t>
+      </w:r>
+      <w:r>
+        <w:rPr>
+          <w:rFonts w:ascii="Consolas" w:hAnsi="Consolas"/>
+          <w:color w:val="CCCCCC"/>
+          <w:sz w:val="20"/>
+          <w:szCs w:val="20"/>
+          <w:lang w:val="en-US"/>
+        </w:rPr>
+        <w:t>(</w:t>
+      </w:r>
+      <w:r>
+        <w:rPr>
+          <w:rFonts w:ascii="Consolas" w:hAnsi="Consolas"/>
+          <w:color w:val="C0C0C0"/>
+          <w:sz w:val="20"/>
+          <w:szCs w:val="20"/>
+          <w:lang w:val="en-US"/>
+        </w:rPr>
+        <w:t>1</w:t>
+      </w:r>
+      <w:r>
+        <w:rPr>
+          <w:rFonts w:ascii="Consolas" w:hAnsi="Consolas"/>
+          <w:color w:val="CCCCCC"/>
+          <w:sz w:val="20"/>
+          <w:szCs w:val="20"/>
+          <w:lang w:val="en-US"/>
+        </w:rPr>
+        <w:t xml:space="preserve">, </w:t>
+      </w:r>
+      <w:r>
+        <w:rPr>
+          <w:rFonts w:ascii="Consolas" w:hAnsi="Consolas"/>
+          <w:color w:val="CAC580"/>
+          <w:sz w:val="20"/>
+          <w:szCs w:val="20"/>
+          <w:lang w:val="en-US"/>
+        </w:rPr>
+        <w:t>'2019-11-12'</w:t>
+      </w:r>
+      <w:r>
+        <w:rPr>
+          <w:rFonts w:ascii="Consolas" w:hAnsi="Consolas"/>
+          <w:color w:val="CCCCCC"/>
+          <w:sz w:val="20"/>
+          <w:szCs w:val="20"/>
+          <w:lang w:val="en-US"/>
+        </w:rPr>
+        <w:t xml:space="preserve">, </w:t>
+      </w:r>
+      <w:r>
+        <w:rPr>
+          <w:rFonts w:ascii="Consolas" w:hAnsi="Consolas"/>
+          <w:color w:val="C0C0C0"/>
+          <w:sz w:val="20"/>
+          <w:szCs w:val="20"/>
+          <w:lang w:val="en-US"/>
+        </w:rPr>
+        <w:t>1</w:t>
+      </w:r>
+      <w:r>
+        <w:rPr>
+          <w:rFonts w:ascii="Consolas" w:hAnsi="Consolas"/>
+          <w:color w:val="CCCCCC"/>
+          <w:sz w:val="20"/>
+          <w:szCs w:val="20"/>
+          <w:lang w:val="en-US"/>
+        </w:rPr>
+        <w:t>)</w:t>
+      </w:r>
+      <w:r>
+        <w:rPr>
+          <w:rFonts w:ascii="Consolas" w:hAnsi="Consolas"/>
+          <w:color w:val="EECC64"/>
+          <w:sz w:val="20"/>
+          <w:szCs w:val="20"/>
+          <w:lang w:val="en-US"/>
+        </w:rPr>
+        <w:t>;</w:t>
+      </w:r>
+    </w:p>
+    <w:p>
+      <w:pPr>
+        <w:pStyle w:val="a7"/>
+        <w:shd w:val="clear" w:color="auto" w:fill="2F2F2F"/>
+        <w:spacing w:before="0" w:beforeAutospacing="0" w:after="0" w:afterAutospacing="0"/>
+        <w:rPr>
+          <w:rFonts w:ascii="Consolas" w:hAnsi="Consolas"/>
+          <w:color w:val="CCCCCC"/>
+          <w:sz w:val="20"/>
+          <w:szCs w:val="20"/>
+          <w:lang w:val="en-US"/>
+        </w:rPr>
+      </w:pPr>
+    </w:p>
+    <w:p>
+      <w:pPr>
+        <w:pStyle w:val="a7"/>
+        <w:shd w:val="clear" w:color="auto" w:fill="2F2F2F"/>
+        <w:spacing w:before="0" w:beforeAutospacing="0" w:after="0" w:afterAutospacing="0"/>
+        <w:rPr>
+          <w:rFonts w:ascii="Consolas" w:hAnsi="Consolas"/>
+          <w:color w:val="CCCCCC"/>
+          <w:sz w:val="20"/>
+          <w:szCs w:val="20"/>
+          <w:lang w:val="en-US"/>
+        </w:rPr>
+      </w:pPr>
+      <w:r>
+        <w:rPr>
+          <w:rFonts w:ascii="Consolas" w:hAnsi="Consolas"/>
+          <w:b/>
+          <w:bCs/>
+          <w:color w:val="739ECA"/>
+          <w:sz w:val="20"/>
+          <w:szCs w:val="20"/>
+          <w:lang w:val="en-US"/>
+        </w:rPr>
+        <w:lastRenderedPageBreak/>
+        <w:t>CREATE</w:t>
+      </w:r>
+      <w:r>
+        <w:rPr>
+          <w:rFonts w:ascii="Consolas" w:hAnsi="Consolas"/>
+          <w:color w:val="CCCCCC"/>
+          <w:sz w:val="20"/>
+          <w:szCs w:val="20"/>
+          <w:lang w:val="en-US"/>
+        </w:rPr>
+        <w:t xml:space="preserve"> </w:t>
+      </w:r>
+      <w:r>
+        <w:rPr>
+          <w:rFonts w:ascii="Consolas" w:hAnsi="Consolas"/>
+          <w:b/>
+          <w:bCs/>
+          <w:color w:val="739ECA"/>
+          <w:sz w:val="20"/>
+          <w:szCs w:val="20"/>
+          <w:lang w:val="en-US"/>
+        </w:rPr>
+        <w:t>TABLE</w:t>
+      </w:r>
+      <w:r>
+        <w:rPr>
+          <w:rFonts w:ascii="Consolas" w:hAnsi="Consolas"/>
+          <w:color w:val="CCCCCC"/>
+          <w:sz w:val="20"/>
+          <w:szCs w:val="20"/>
+          <w:lang w:val="en-US"/>
+        </w:rPr>
+        <w:t xml:space="preserve"> </w:t>
+      </w:r>
+      <w:r>
+        <w:rPr>
+          <w:rFonts w:ascii="Consolas" w:hAnsi="Consolas"/>
+          <w:color w:val="B788D3"/>
+          <w:sz w:val="20"/>
+          <w:szCs w:val="20"/>
+          <w:lang w:val="en-US"/>
+        </w:rPr>
+        <w:t>tbl5</w:t>
+      </w:r>
+    </w:p>
+    <w:p>
+      <w:pPr>
+        <w:pStyle w:val="a7"/>
+        <w:shd w:val="clear" w:color="auto" w:fill="2F2F2F"/>
+        <w:spacing w:before="0" w:beforeAutospacing="0" w:after="0" w:afterAutospacing="0"/>
+        <w:rPr>
+          <w:rFonts w:ascii="Consolas" w:hAnsi="Consolas"/>
+          <w:color w:val="CCCCCC"/>
+          <w:sz w:val="20"/>
+          <w:szCs w:val="20"/>
+          <w:lang w:val="en-US"/>
+        </w:rPr>
+      </w:pPr>
+      <w:r>
+        <w:rPr>
+          <w:rFonts w:ascii="Consolas" w:hAnsi="Consolas"/>
+          <w:color w:val="CCCCCC"/>
+          <w:sz w:val="20"/>
+          <w:szCs w:val="20"/>
+          <w:lang w:val="en-US"/>
+        </w:rPr>
+        <w:t xml:space="preserve">(   </w:t>
+      </w:r>
+      <w:r>
+        <w:rPr>
+          <w:rFonts w:ascii="Consolas" w:hAnsi="Consolas"/>
+          <w:color w:val="00B8B8"/>
+          <w:sz w:val="20"/>
+          <w:szCs w:val="20"/>
+          <w:lang w:val="en-US"/>
+        </w:rPr>
+        <w:t>CounterID</w:t>
+      </w:r>
+      <w:r>
+        <w:rPr>
+          <w:rFonts w:ascii="Consolas" w:hAnsi="Consolas"/>
+          <w:color w:val="CCCCCC"/>
+          <w:sz w:val="20"/>
+          <w:szCs w:val="20"/>
+          <w:lang w:val="en-US"/>
+        </w:rPr>
+        <w:t xml:space="preserve"> </w:t>
+      </w:r>
+      <w:r>
+        <w:rPr>
+          <w:rFonts w:ascii="Consolas" w:hAnsi="Consolas"/>
+          <w:b/>
+          <w:bCs/>
+          <w:color w:val="C1AA6C"/>
+          <w:sz w:val="20"/>
+          <w:szCs w:val="20"/>
+          <w:lang w:val="en-US"/>
+        </w:rPr>
+        <w:t>UInt8</w:t>
+      </w:r>
+      <w:r>
+        <w:rPr>
+          <w:rFonts w:ascii="Consolas" w:hAnsi="Consolas"/>
+          <w:color w:val="CCCCCC"/>
+          <w:sz w:val="20"/>
+          <w:szCs w:val="20"/>
+          <w:lang w:val="en-US"/>
+        </w:rPr>
+        <w:t>,</w:t>
+      </w:r>
+    </w:p>
+    <w:p>
+      <w:pPr>
+        <w:pStyle w:val="a7"/>
+        <w:shd w:val="clear" w:color="auto" w:fill="2F2F2F"/>
+        <w:spacing w:before="0" w:beforeAutospacing="0" w:after="0" w:afterAutospacing="0"/>
+        <w:rPr>
+          <w:rFonts w:ascii="Consolas" w:hAnsi="Consolas"/>
+          <w:color w:val="CCCCCC"/>
+          <w:sz w:val="20"/>
+          <w:szCs w:val="20"/>
+          <w:lang w:val="en-US"/>
+        </w:rPr>
+      </w:pPr>
+      <w:r>
+        <w:rPr>
+          <w:rFonts w:ascii="Consolas" w:hAnsi="Consolas"/>
+          <w:color w:val="CCCCCC"/>
+          <w:sz w:val="20"/>
+          <w:szCs w:val="20"/>
+          <w:lang w:val="en-US"/>
+        </w:rPr>
+        <w:t xml:space="preserve">    </w:t>
+      </w:r>
+      <w:r>
+        <w:rPr>
+          <w:rFonts w:ascii="Consolas" w:hAnsi="Consolas"/>
+          <w:color w:val="00B8B8"/>
+          <w:sz w:val="20"/>
+          <w:szCs w:val="20"/>
+          <w:lang w:val="en-US"/>
+        </w:rPr>
+        <w:t>StartDate</w:t>
+      </w:r>
+      <w:r>
+        <w:rPr>
+          <w:rFonts w:ascii="Consolas" w:hAnsi="Consolas"/>
+          <w:color w:val="CCCCCC"/>
+          <w:sz w:val="20"/>
+          <w:szCs w:val="20"/>
+          <w:lang w:val="en-US"/>
+        </w:rPr>
+        <w:t xml:space="preserve"> </w:t>
+      </w:r>
+      <w:r>
+        <w:rPr>
+          <w:rFonts w:ascii="Consolas" w:hAnsi="Consolas"/>
+          <w:b/>
+          <w:bCs/>
+          <w:color w:val="C1AA6C"/>
+          <w:sz w:val="20"/>
+          <w:szCs w:val="20"/>
+          <w:lang w:val="en-US"/>
+        </w:rPr>
+        <w:t>Date</w:t>
+      </w:r>
+      <w:r>
+        <w:rPr>
+          <w:rFonts w:ascii="Consolas" w:hAnsi="Consolas"/>
+          <w:color w:val="CCCCCC"/>
+          <w:sz w:val="20"/>
+          <w:szCs w:val="20"/>
+          <w:lang w:val="en-US"/>
+        </w:rPr>
+        <w:t>,</w:t>
+      </w:r>
+    </w:p>
+    <w:p>
+      <w:pPr>
+        <w:pStyle w:val="a7"/>
+        <w:shd w:val="clear" w:color="auto" w:fill="2F2F2F"/>
+        <w:spacing w:before="0" w:beforeAutospacing="0" w:after="0" w:afterAutospacing="0"/>
+        <w:rPr>
+          <w:rFonts w:ascii="Consolas" w:hAnsi="Consolas"/>
+          <w:color w:val="CCCCCC"/>
+          <w:sz w:val="20"/>
+          <w:szCs w:val="20"/>
+          <w:lang w:val="en-US"/>
+        </w:rPr>
+      </w:pPr>
+      <w:r>
+        <w:rPr>
+          <w:rFonts w:ascii="Consolas" w:hAnsi="Consolas"/>
+          <w:color w:val="CCCCCC"/>
+          <w:sz w:val="20"/>
+          <w:szCs w:val="20"/>
+          <w:lang w:val="en-US"/>
+        </w:rPr>
+        <w:t xml:space="preserve">    </w:t>
+      </w:r>
+      <w:r>
+        <w:rPr>
+          <w:rFonts w:ascii="Consolas" w:hAnsi="Consolas"/>
+          <w:color w:val="00B8B8"/>
+          <w:sz w:val="20"/>
+          <w:szCs w:val="20"/>
+          <w:lang w:val="en-US"/>
+        </w:rPr>
+        <w:t>UserID</w:t>
+      </w:r>
+      <w:r>
+        <w:rPr>
+          <w:rFonts w:ascii="Consolas" w:hAnsi="Consolas"/>
+          <w:color w:val="CCCCCC"/>
+          <w:sz w:val="20"/>
+          <w:szCs w:val="20"/>
+          <w:lang w:val="en-US"/>
+        </w:rPr>
+        <w:t xml:space="preserve"> </w:t>
+      </w:r>
+      <w:r>
+        <w:rPr>
+          <w:rFonts w:ascii="Consolas" w:hAnsi="Consolas"/>
+          <w:color w:val="9E9E9E"/>
+          <w:sz w:val="20"/>
+          <w:szCs w:val="20"/>
+          <w:lang w:val="en-US"/>
+        </w:rPr>
+        <w:t>AggregateFunction</w:t>
+      </w:r>
+      <w:r>
+        <w:rPr>
+          <w:rFonts w:ascii="Consolas" w:hAnsi="Consolas"/>
+          <w:color w:val="CCCCCC"/>
+          <w:sz w:val="20"/>
+          <w:szCs w:val="20"/>
+          <w:lang w:val="en-US"/>
+        </w:rPr>
+        <w:t>(</w:t>
+      </w:r>
+      <w:r>
+        <w:rPr>
+          <w:rFonts w:ascii="Consolas" w:hAnsi="Consolas"/>
+          <w:b/>
+          <w:bCs/>
+          <w:color w:val="C1AA6C"/>
+          <w:sz w:val="20"/>
+          <w:szCs w:val="20"/>
+          <w:lang w:val="en-US"/>
+        </w:rPr>
+        <w:t>uniq</w:t>
+      </w:r>
+      <w:r>
+        <w:rPr>
+          <w:rFonts w:ascii="Consolas" w:hAnsi="Consolas"/>
+          <w:color w:val="CCCCCC"/>
+          <w:sz w:val="20"/>
+          <w:szCs w:val="20"/>
+          <w:lang w:val="en-US"/>
+        </w:rPr>
+        <w:t xml:space="preserve">, </w:t>
+      </w:r>
+      <w:r>
+        <w:rPr>
+          <w:rFonts w:ascii="Consolas" w:hAnsi="Consolas"/>
+          <w:b/>
+          <w:bCs/>
+          <w:color w:val="C1AA6C"/>
+          <w:sz w:val="20"/>
+          <w:szCs w:val="20"/>
+          <w:lang w:val="en-US"/>
+        </w:rPr>
+        <w:t>UInt64</w:t>
+      </w:r>
+      <w:r>
+        <w:rPr>
+          <w:rFonts w:ascii="Consolas" w:hAnsi="Consolas"/>
+          <w:color w:val="CCCCCC"/>
+          <w:sz w:val="20"/>
+          <w:szCs w:val="20"/>
+          <w:lang w:val="en-US"/>
+        </w:rPr>
+        <w:t>)</w:t>
+      </w:r>
+    </w:p>
+    <w:p>
+      <w:pPr>
+        <w:pStyle w:val="a7"/>
+        <w:shd w:val="clear" w:color="auto" w:fill="2F2F2F"/>
+        <w:spacing w:before="0" w:beforeAutospacing="0" w:after="0" w:afterAutospacing="0"/>
+        <w:rPr>
+          <w:rFonts w:ascii="Consolas" w:hAnsi="Consolas"/>
+          <w:color w:val="CCCCCC"/>
+          <w:sz w:val="20"/>
+          <w:szCs w:val="20"/>
+          <w:lang w:val="en-US"/>
+        </w:rPr>
+      </w:pPr>
+      <w:r>
+        <w:rPr>
+          <w:rFonts w:ascii="Consolas" w:hAnsi="Consolas"/>
+          <w:color w:val="CCCCCC"/>
+          <w:sz w:val="20"/>
+          <w:szCs w:val="20"/>
+          <w:lang w:val="en-US"/>
+        </w:rPr>
+        <w:t xml:space="preserve">) </w:t>
+      </w:r>
+      <w:r>
+        <w:rPr>
+          <w:rFonts w:ascii="Consolas" w:hAnsi="Consolas"/>
+          <w:b/>
+          <w:bCs/>
+          <w:color w:val="739ECA"/>
+          <w:sz w:val="20"/>
+          <w:szCs w:val="20"/>
+          <w:lang w:val="en-US"/>
+        </w:rPr>
+        <w:t>ENGINE</w:t>
+      </w:r>
+      <w:r>
+        <w:rPr>
+          <w:rFonts w:ascii="Consolas" w:hAnsi="Consolas"/>
+          <w:color w:val="CCCCCC"/>
+          <w:sz w:val="20"/>
+          <w:szCs w:val="20"/>
+          <w:lang w:val="en-US"/>
+        </w:rPr>
+        <w:t xml:space="preserve"> = </w:t>
+      </w:r>
+      <w:r>
+        <w:rPr>
+          <w:rFonts w:ascii="Consolas" w:hAnsi="Consolas"/>
+          <w:color w:val="9E9E9E"/>
+          <w:sz w:val="20"/>
+          <w:szCs w:val="20"/>
+          <w:lang w:val="en-US"/>
+        </w:rPr>
+        <w:t>AggregatingMergeTree</w:t>
+      </w:r>
+      <w:r>
+        <w:rPr>
+          <w:rFonts w:ascii="Consolas" w:hAnsi="Consolas"/>
+          <w:color w:val="CCCCCC"/>
+          <w:sz w:val="20"/>
+          <w:szCs w:val="20"/>
+          <w:lang w:val="en-US"/>
+        </w:rPr>
+        <w:t>()</w:t>
+      </w:r>
+    </w:p>
+    <w:p>
+      <w:pPr>
+        <w:pStyle w:val="a7"/>
+        <w:shd w:val="clear" w:color="auto" w:fill="2F2F2F"/>
+        <w:spacing w:before="0" w:beforeAutospacing="0" w:after="0" w:afterAutospacing="0"/>
+        <w:rPr>
+          <w:rFonts w:ascii="Consolas" w:hAnsi="Consolas"/>
+          <w:color w:val="CCCCCC"/>
+          <w:sz w:val="20"/>
+          <w:szCs w:val="20"/>
+          <w:lang w:val="en-US"/>
+        </w:rPr>
+      </w:pPr>
+      <w:r>
+        <w:rPr>
+          <w:rFonts w:ascii="Consolas" w:hAnsi="Consolas"/>
+          <w:b/>
+          <w:bCs/>
+          <w:color w:val="739ECA"/>
+          <w:sz w:val="20"/>
+          <w:szCs w:val="20"/>
+          <w:lang w:val="en-US"/>
+        </w:rPr>
+        <w:t>PARTITION</w:t>
+      </w:r>
+      <w:r>
+        <w:rPr>
+          <w:rFonts w:ascii="Consolas" w:hAnsi="Consolas"/>
+          <w:color w:val="CCCCCC"/>
+          <w:sz w:val="20"/>
+          <w:szCs w:val="20"/>
+          <w:lang w:val="en-US"/>
+        </w:rPr>
+        <w:t xml:space="preserve"> </w:t>
+      </w:r>
+      <w:r>
+        <w:rPr>
+          <w:rFonts w:ascii="Consolas" w:hAnsi="Consolas"/>
+          <w:b/>
+          <w:bCs/>
+          <w:color w:val="739ECA"/>
+          <w:sz w:val="20"/>
+          <w:szCs w:val="20"/>
+          <w:lang w:val="en-US"/>
+        </w:rPr>
+        <w:t>BY</w:t>
+      </w:r>
+      <w:r>
+        <w:rPr>
+          <w:rFonts w:ascii="Consolas" w:hAnsi="Consolas"/>
+          <w:color w:val="CCCCCC"/>
+          <w:sz w:val="20"/>
+          <w:szCs w:val="20"/>
+          <w:lang w:val="en-US"/>
+        </w:rPr>
+        <w:t xml:space="preserve"> </w:t>
+      </w:r>
+      <w:r>
+        <w:rPr>
+          <w:rFonts w:ascii="Consolas" w:hAnsi="Consolas"/>
+          <w:b/>
+          <w:bCs/>
+          <w:color w:val="C1AA6C"/>
+          <w:sz w:val="20"/>
+          <w:szCs w:val="20"/>
+          <w:lang w:val="en-US"/>
+        </w:rPr>
+        <w:t>toYYYYMM</w:t>
+      </w:r>
+      <w:r>
+        <w:rPr>
+          <w:rFonts w:ascii="Consolas" w:hAnsi="Consolas"/>
+          <w:color w:val="CCCCCC"/>
+          <w:sz w:val="20"/>
+          <w:szCs w:val="20"/>
+          <w:lang w:val="en-US"/>
+        </w:rPr>
+        <w:t>(</w:t>
+      </w:r>
+      <w:r>
+        <w:rPr>
+          <w:rFonts w:ascii="Consolas" w:hAnsi="Consolas"/>
+          <w:color w:val="9E9E9E"/>
+          <w:sz w:val="20"/>
+          <w:szCs w:val="20"/>
+          <w:lang w:val="en-US"/>
+        </w:rPr>
+        <w:t>StartDate</w:t>
+      </w:r>
+      <w:r>
+        <w:rPr>
+          <w:rFonts w:ascii="Consolas" w:hAnsi="Consolas"/>
+          <w:color w:val="CCCCCC"/>
+          <w:sz w:val="20"/>
+          <w:szCs w:val="20"/>
+          <w:lang w:val="en-US"/>
+        </w:rPr>
+        <w:t xml:space="preserve">) </w:t>
+      </w:r>
+    </w:p>
+    <w:p>
+      <w:pPr>
+        <w:pStyle w:val="a7"/>
+        <w:shd w:val="clear" w:color="auto" w:fill="2F2F2F"/>
+        <w:spacing w:before="0" w:beforeAutospacing="0" w:after="0" w:afterAutospacing="0"/>
+        <w:rPr>
+          <w:rFonts w:ascii="Consolas" w:hAnsi="Consolas"/>
+          <w:color w:val="CCCCCC"/>
+          <w:sz w:val="20"/>
+          <w:szCs w:val="20"/>
+          <w:lang w:val="en-US"/>
+        </w:rPr>
+      </w:pPr>
+      <w:r>
+        <w:rPr>
+          <w:rFonts w:ascii="Consolas" w:hAnsi="Consolas"/>
+          <w:b/>
+          <w:bCs/>
+          <w:color w:val="739ECA"/>
+          <w:sz w:val="20"/>
+          <w:szCs w:val="20"/>
+          <w:lang w:val="en-US"/>
+        </w:rPr>
+        <w:t>ORDER</w:t>
+      </w:r>
+      <w:r>
+        <w:rPr>
+          <w:rFonts w:ascii="Consolas" w:hAnsi="Consolas"/>
+          <w:color w:val="CCCCCC"/>
+          <w:sz w:val="20"/>
+          <w:szCs w:val="20"/>
+          <w:lang w:val="en-US"/>
+        </w:rPr>
+        <w:t xml:space="preserve"> </w:t>
+      </w:r>
+      <w:r>
+        <w:rPr>
+          <w:rFonts w:ascii="Consolas" w:hAnsi="Consolas"/>
+          <w:b/>
+          <w:bCs/>
+          <w:color w:val="739ECA"/>
+          <w:sz w:val="20"/>
+          <w:szCs w:val="20"/>
+          <w:lang w:val="en-US"/>
+        </w:rPr>
+        <w:t>BY</w:t>
+      </w:r>
+      <w:r>
+        <w:rPr>
+          <w:rFonts w:ascii="Consolas" w:hAnsi="Consolas"/>
+          <w:color w:val="CCCCCC"/>
+          <w:sz w:val="20"/>
+          <w:szCs w:val="20"/>
+          <w:lang w:val="en-US"/>
+        </w:rPr>
+        <w:t xml:space="preserve"> (</w:t>
+      </w:r>
+      <w:r>
+        <w:rPr>
+          <w:rFonts w:ascii="Consolas" w:hAnsi="Consolas"/>
+          <w:color w:val="9E9E9E"/>
+          <w:sz w:val="20"/>
+          <w:szCs w:val="20"/>
+          <w:lang w:val="en-US"/>
+        </w:rPr>
+        <w:t>CounterID</w:t>
+      </w:r>
+      <w:r>
+        <w:rPr>
+          <w:rFonts w:ascii="Consolas" w:hAnsi="Consolas"/>
+          <w:color w:val="CCCCCC"/>
+          <w:sz w:val="20"/>
+          <w:szCs w:val="20"/>
+          <w:lang w:val="en-US"/>
+        </w:rPr>
+        <w:t xml:space="preserve">, </w:t>
+      </w:r>
+      <w:r>
+        <w:rPr>
+          <w:rFonts w:ascii="Consolas" w:hAnsi="Consolas"/>
+          <w:color w:val="9E9E9E"/>
+          <w:sz w:val="20"/>
+          <w:szCs w:val="20"/>
+          <w:lang w:val="en-US"/>
+        </w:rPr>
+        <w:t>StartDate</w:t>
+      </w:r>
+      <w:r>
+        <w:rPr>
+          <w:rFonts w:ascii="Consolas" w:hAnsi="Consolas"/>
+          <w:color w:val="CCCCCC"/>
+          <w:sz w:val="20"/>
+          <w:szCs w:val="20"/>
+          <w:lang w:val="en-US"/>
+        </w:rPr>
+        <w:t>)</w:t>
+      </w:r>
+      <w:r>
+        <w:rPr>
+          <w:rFonts w:ascii="Consolas" w:hAnsi="Consolas"/>
+          <w:color w:val="EECC64"/>
+          <w:sz w:val="20"/>
+          <w:szCs w:val="20"/>
+          <w:lang w:val="en-US"/>
+        </w:rPr>
+        <w:t>;</w:t>
+      </w:r>
+    </w:p>
+    <w:p>
+      <w:pPr>
+        <w:pStyle w:val="a7"/>
+        <w:shd w:val="clear" w:color="auto" w:fill="2F2F2F"/>
+        <w:spacing w:before="0" w:beforeAutospacing="0" w:after="0" w:afterAutospacing="0"/>
+        <w:rPr>
+          <w:rFonts w:ascii="Consolas" w:hAnsi="Consolas"/>
+          <w:color w:val="CCCCCC"/>
+          <w:sz w:val="20"/>
+          <w:szCs w:val="20"/>
+          <w:lang w:val="en-US"/>
+        </w:rPr>
+      </w:pPr>
+    </w:p>
+    <w:p>
+      <w:pPr>
+        <w:pStyle w:val="a7"/>
+        <w:shd w:val="clear" w:color="auto" w:fill="2F2F2F"/>
+        <w:spacing w:before="0" w:beforeAutospacing="0" w:after="0" w:afterAutospacing="0"/>
+        <w:rPr>
+          <w:rFonts w:ascii="Consolas" w:hAnsi="Consolas"/>
+          <w:color w:val="CCCCCC"/>
+          <w:sz w:val="20"/>
+          <w:szCs w:val="20"/>
+          <w:lang w:val="en-US"/>
+        </w:rPr>
+      </w:pPr>
+      <w:r>
+        <w:rPr>
+          <w:rFonts w:ascii="Consolas" w:hAnsi="Consolas"/>
+          <w:b/>
+          <w:bCs/>
+          <w:color w:val="739ECA"/>
+          <w:sz w:val="20"/>
+          <w:szCs w:val="20"/>
+          <w:lang w:val="en-US"/>
+        </w:rPr>
+        <w:t>INSERT</w:t>
+      </w:r>
+      <w:r>
+        <w:rPr>
+          <w:rFonts w:ascii="Consolas" w:hAnsi="Consolas"/>
+          <w:color w:val="CCCCCC"/>
+          <w:sz w:val="20"/>
+          <w:szCs w:val="20"/>
+          <w:lang w:val="en-US"/>
+        </w:rPr>
+        <w:t xml:space="preserve"> </w:t>
+      </w:r>
+      <w:r>
+        <w:rPr>
+          <w:rFonts w:ascii="Consolas" w:hAnsi="Consolas"/>
+          <w:b/>
+          <w:bCs/>
+          <w:color w:val="739ECA"/>
+          <w:sz w:val="20"/>
+          <w:szCs w:val="20"/>
+          <w:lang w:val="en-US"/>
+        </w:rPr>
+        <w:t>INTO</w:t>
+      </w:r>
+      <w:r>
+        <w:rPr>
+          <w:rFonts w:ascii="Consolas" w:hAnsi="Consolas"/>
+          <w:color w:val="CCCCCC"/>
+          <w:sz w:val="20"/>
+          <w:szCs w:val="20"/>
+          <w:lang w:val="en-US"/>
+        </w:rPr>
+        <w:t xml:space="preserve"> </w:t>
+      </w:r>
+      <w:r>
+        <w:rPr>
+          <w:rFonts w:ascii="Consolas" w:hAnsi="Consolas"/>
+          <w:color w:val="B19B9B"/>
+          <w:sz w:val="20"/>
+          <w:szCs w:val="20"/>
+          <w:u w:val="single"/>
+          <w:lang w:val="en-US"/>
+        </w:rPr>
+        <w:t>tbl5</w:t>
+      </w:r>
+    </w:p>
+    <w:p>
+      <w:pPr>
+        <w:pStyle w:val="a7"/>
+        <w:shd w:val="clear" w:color="auto" w:fill="2F2F2F"/>
+        <w:spacing w:before="0" w:beforeAutospacing="0" w:after="0" w:afterAutospacing="0"/>
+        <w:rPr>
+          <w:rFonts w:ascii="Consolas" w:hAnsi="Consolas"/>
+          <w:color w:val="CCCCCC"/>
+          <w:sz w:val="20"/>
+          <w:szCs w:val="20"/>
+          <w:lang w:val="en-US"/>
+        </w:rPr>
+      </w:pPr>
+      <w:r>
+        <w:rPr>
+          <w:rFonts w:ascii="Consolas" w:hAnsi="Consolas"/>
+          <w:b/>
+          <w:bCs/>
+          <w:color w:val="739ECA"/>
+          <w:sz w:val="20"/>
+          <w:szCs w:val="20"/>
+          <w:lang w:val="en-US"/>
+        </w:rPr>
+        <w:t>select</w:t>
+      </w:r>
+      <w:r>
+        <w:rPr>
+          <w:rFonts w:ascii="Consolas" w:hAnsi="Consolas"/>
+          <w:color w:val="CCCCCC"/>
+          <w:sz w:val="20"/>
+          <w:szCs w:val="20"/>
+          <w:lang w:val="en-US"/>
+        </w:rPr>
+        <w:t xml:space="preserve"> </w:t>
+      </w:r>
+      <w:r>
+        <w:rPr>
+          <w:rFonts w:ascii="Consolas" w:hAnsi="Consolas"/>
+          <w:color w:val="9E9E9E"/>
+          <w:sz w:val="20"/>
+          <w:szCs w:val="20"/>
+          <w:lang w:val="en-US"/>
+        </w:rPr>
+        <w:t>CounterID</w:t>
+      </w:r>
+      <w:r>
+        <w:rPr>
+          <w:rFonts w:ascii="Consolas" w:hAnsi="Consolas"/>
+          <w:color w:val="CCCCCC"/>
+          <w:sz w:val="20"/>
+          <w:szCs w:val="20"/>
+          <w:lang w:val="en-US"/>
+        </w:rPr>
+        <w:t xml:space="preserve">, </w:t>
+      </w:r>
+      <w:r>
+        <w:rPr>
+          <w:rFonts w:ascii="Consolas" w:hAnsi="Consolas"/>
+          <w:color w:val="9E9E9E"/>
+          <w:sz w:val="20"/>
+          <w:szCs w:val="20"/>
+          <w:lang w:val="en-US"/>
+        </w:rPr>
+        <w:t>StartDate</w:t>
+      </w:r>
+      <w:r>
+        <w:rPr>
+          <w:rFonts w:ascii="Consolas" w:hAnsi="Consolas"/>
+          <w:color w:val="CCCCCC"/>
+          <w:sz w:val="20"/>
+          <w:szCs w:val="20"/>
+          <w:lang w:val="en-US"/>
+        </w:rPr>
+        <w:t xml:space="preserve">, </w:t>
+      </w:r>
+      <w:r>
+        <w:rPr>
+          <w:rFonts w:ascii="Consolas" w:hAnsi="Consolas"/>
+          <w:color w:val="9E9E9E"/>
+          <w:sz w:val="20"/>
+          <w:szCs w:val="20"/>
+          <w:lang w:val="en-US"/>
+        </w:rPr>
+        <w:t>uniqState</w:t>
+      </w:r>
+      <w:r>
+        <w:rPr>
+          <w:rFonts w:ascii="Consolas" w:hAnsi="Consolas"/>
+          <w:color w:val="CCCCCC"/>
+          <w:sz w:val="20"/>
+          <w:szCs w:val="20"/>
+          <w:lang w:val="en-US"/>
+        </w:rPr>
+        <w:t>(</w:t>
+      </w:r>
+      <w:r>
+        <w:rPr>
+          <w:rFonts w:ascii="Consolas" w:hAnsi="Consolas"/>
+          <w:color w:val="9E9E9E"/>
+          <w:sz w:val="20"/>
+          <w:szCs w:val="20"/>
+          <w:lang w:val="en-US"/>
+        </w:rPr>
+        <w:t>UserID</w:t>
+      </w:r>
+      <w:r>
+        <w:rPr>
+          <w:rFonts w:ascii="Consolas" w:hAnsi="Consolas"/>
+          <w:color w:val="CCCCCC"/>
+          <w:sz w:val="20"/>
+          <w:szCs w:val="20"/>
+          <w:lang w:val="en-US"/>
+        </w:rPr>
+        <w:t>)</w:t>
+      </w:r>
+    </w:p>
+    <w:p>
+      <w:pPr>
+        <w:pStyle w:val="a7"/>
+        <w:shd w:val="clear" w:color="auto" w:fill="2F2F2F"/>
+        <w:spacing w:before="0" w:beforeAutospacing="0" w:after="0" w:afterAutospacing="0"/>
+        <w:rPr>
+          <w:rFonts w:ascii="Consolas" w:hAnsi="Consolas"/>
+          <w:color w:val="CCCCCC"/>
+          <w:sz w:val="20"/>
+          <w:szCs w:val="20"/>
+          <w:lang w:val="en-US"/>
+        </w:rPr>
+      </w:pPr>
+      <w:r>
+        <w:rPr>
+          <w:rFonts w:ascii="Consolas" w:hAnsi="Consolas"/>
+          <w:b/>
+          <w:bCs/>
+          <w:color w:val="739ECA"/>
+          <w:sz w:val="20"/>
+          <w:szCs w:val="20"/>
+          <w:lang w:val="en-US"/>
+        </w:rPr>
+        <w:t>from</w:t>
+      </w:r>
+      <w:r>
+        <w:rPr>
+          <w:rFonts w:ascii="Consolas" w:hAnsi="Consolas"/>
+          <w:color w:val="CCCCCC"/>
+          <w:sz w:val="20"/>
+          <w:szCs w:val="20"/>
+          <w:lang w:val="en-US"/>
+        </w:rPr>
+        <w:t xml:space="preserve"> </w:t>
+      </w:r>
+      <w:r>
+        <w:rPr>
+          <w:rFonts w:ascii="Consolas" w:hAnsi="Consolas"/>
+          <w:color w:val="9E9E9E"/>
+          <w:sz w:val="20"/>
+          <w:szCs w:val="20"/>
+          <w:lang w:val="en-US"/>
+        </w:rPr>
+        <w:t>tbl4</w:t>
+      </w:r>
+    </w:p>
+    <w:p>
+      <w:pPr>
+        <w:pStyle w:val="a7"/>
+        <w:shd w:val="clear" w:color="auto" w:fill="2F2F2F"/>
+        <w:spacing w:before="0" w:beforeAutospacing="0" w:after="0" w:afterAutospacing="0"/>
+        <w:rPr>
+          <w:rFonts w:ascii="Consolas" w:hAnsi="Consolas"/>
+          <w:color w:val="CCCCCC"/>
+          <w:sz w:val="20"/>
+          <w:szCs w:val="20"/>
+          <w:lang w:val="en-US"/>
+        </w:rPr>
+      </w:pPr>
+      <w:r>
+        <w:rPr>
+          <w:rFonts w:ascii="Consolas" w:hAnsi="Consolas"/>
+          <w:b/>
+          <w:bCs/>
+          <w:color w:val="739ECA"/>
+          <w:sz w:val="20"/>
+          <w:szCs w:val="20"/>
+          <w:lang w:val="en-US"/>
+        </w:rPr>
+        <w:t>group</w:t>
+      </w:r>
+      <w:r>
+        <w:rPr>
+          <w:rFonts w:ascii="Consolas" w:hAnsi="Consolas"/>
+          <w:color w:val="CCCCCC"/>
+          <w:sz w:val="20"/>
+          <w:szCs w:val="20"/>
+          <w:lang w:val="en-US"/>
+        </w:rPr>
+        <w:t xml:space="preserve"> </w:t>
+      </w:r>
+      <w:r>
+        <w:rPr>
+          <w:rFonts w:ascii="Consolas" w:hAnsi="Consolas"/>
+          <w:b/>
+          <w:bCs/>
+          <w:color w:val="739ECA"/>
+          <w:sz w:val="20"/>
+          <w:szCs w:val="20"/>
+          <w:lang w:val="en-US"/>
+        </w:rPr>
+        <w:t>by</w:t>
+      </w:r>
+      <w:r>
+        <w:rPr>
+          <w:rFonts w:ascii="Consolas" w:hAnsi="Consolas"/>
+          <w:color w:val="CCCCCC"/>
+          <w:sz w:val="20"/>
+          <w:szCs w:val="20"/>
+          <w:lang w:val="en-US"/>
+        </w:rPr>
+        <w:t xml:space="preserve"> </w:t>
+      </w:r>
+      <w:r>
+        <w:rPr>
+          <w:rFonts w:ascii="Consolas" w:hAnsi="Consolas"/>
+          <w:color w:val="9E9E9E"/>
+          <w:sz w:val="20"/>
+          <w:szCs w:val="20"/>
+          <w:lang w:val="en-US"/>
+        </w:rPr>
+        <w:t>CounterID</w:t>
+      </w:r>
+      <w:r>
+        <w:rPr>
+          <w:rFonts w:ascii="Consolas" w:hAnsi="Consolas"/>
+          <w:color w:val="CCCCCC"/>
+          <w:sz w:val="20"/>
+          <w:szCs w:val="20"/>
+          <w:lang w:val="en-US"/>
+        </w:rPr>
+        <w:t xml:space="preserve">, </w:t>
+      </w:r>
+      <w:r>
+        <w:rPr>
+          <w:rFonts w:ascii="Consolas" w:hAnsi="Consolas"/>
+          <w:color w:val="9E9E9E"/>
+          <w:sz w:val="20"/>
+          <w:szCs w:val="20"/>
+          <w:lang w:val="en-US"/>
+        </w:rPr>
+        <w:t>StartDate</w:t>
+      </w:r>
+      <w:r>
+        <w:rPr>
+          <w:rFonts w:ascii="Consolas" w:hAnsi="Consolas"/>
+          <w:color w:val="EECC64"/>
+          <w:sz w:val="20"/>
+          <w:szCs w:val="20"/>
+          <w:lang w:val="en-US"/>
+        </w:rPr>
+        <w:t>;</w:t>
+      </w:r>
+    </w:p>
+    <w:p>
+      <w:pPr>
+        <w:spacing w:after="0" w:line="240" w:lineRule="auto"/>
+        <w:rPr>
+          <w:rFonts w:ascii="Times New Roman" w:hAnsi="Times New Roman" w:cs="Times New Roman"/>
+          <w:lang w:val="en-US"/>
+        </w:rPr>
+      </w:pPr>
+    </w:p>
+    <w:p>
+      <w:pPr>
+        <w:spacing w:after="0" w:line="240" w:lineRule="auto"/>
+        <w:rPr>
+          <w:rFonts w:ascii="Times New Roman" w:hAnsi="Times New Roman" w:cs="Times New Roman"/>
+          <w:lang w:val="en-US"/>
+        </w:rPr>
+      </w:pPr>
+      <w:r>
+        <w:rPr>
+          <w:noProof/>
+          <w:lang w:eastAsia="ru-RU"/>
+        </w:rPr>
+        <w:drawing>
+          <wp:inline distT="0" distB="0" distL="0" distR="0" wp14:anchorId="10414F7F" wp14:editId="77DD5322">
+            <wp:extent cx="6390005" cy="2056130"/>
+            <wp:effectExtent l="0" t="0" r="0" b="1270"/>
+            <wp:docPr id="8" name="Рисунок 8"/>
+            <wp:cNvGraphicFramePr>
+              <a:graphicFrameLocks xmlns:a="http://schemas.openxmlformats.org/drawingml/2006/main" noChangeAspect="1"/>
+            </wp:cNvGraphicFramePr>
+            <a:graphic xmlns:a="http://schemas.openxmlformats.org/drawingml/2006/main">
+              <a:graphicData uri="http://schemas.openxmlformats.org/drawingml/2006/picture">
+                <pic:pic xmlns:pic="http://schemas.openxmlformats.org/drawingml/2006/picture">
+                  <pic:nvPicPr>
+                    <pic:cNvPr id="1" name=""/>
+                    <pic:cNvPicPr/>
+                  </pic:nvPicPr>
+                  <pic:blipFill>
+                    <a:blip r:embed="rId14"/>
+                    <a:stretch>
+                      <a:fillRect/>
+                    </a:stretch>
+                  </pic:blipFill>
+                  <pic:spPr>
+                    <a:xfrm>
+                      <a:off x="0" y="0"/>
+                      <a:ext cx="6390005" cy="2056130"/>
+                    </a:xfrm>
+                    <a:prstGeom prst="rect">
+                      <a:avLst/>
+                    </a:prstGeom>
+                  </pic:spPr>
+                </pic:pic>
+              </a:graphicData>
+            </a:graphic>
+          </wp:inline>
+        </w:drawing>
+      </w:r>
+    </w:p>
+    <w:p>
+      <w:pPr>
+        <w:spacing w:after="0" w:line="240" w:lineRule="auto"/>
+        <w:rPr>
+          <w:rFonts w:ascii="Times New Roman" w:hAnsi="Times New Roman" w:cs="Times New Roman"/>
+        </w:rPr>
+      </w:pPr>
+    </w:p>
+    <w:p>
+      <w:pPr>
+        <w:spacing w:after="0" w:line="240" w:lineRule="auto"/>
+        <w:rPr>
+          <w:rFonts w:ascii="Times New Roman" w:hAnsi="Times New Roman" w:cs="Times New Roman"/>
+        </w:rPr>
+      </w:pPr>
+      <w:r>
+        <w:rPr>
+          <w:noProof/>
+          <w:lang w:eastAsia="ru-RU"/>
+        </w:rPr>
+        <w:drawing>
+          <wp:inline distT="0" distB="0" distL="0" distR="0" wp14:anchorId="54C9FF66" wp14:editId="4F260022">
+            <wp:extent cx="3462867" cy="1865708"/>
+            <wp:effectExtent l="0" t="0" r="4445" b="1270"/>
+            <wp:docPr id="9" name="Рисунок 9"/>
+            <wp:cNvGraphicFramePr>
+              <a:graphicFrameLocks xmlns:a="http://schemas.openxmlformats.org/drawingml/2006/main" noChangeAspect="1"/>
+            </wp:cNvGraphicFramePr>
+            <a:graphic xmlns:a="http://schemas.openxmlformats.org/drawingml/2006/main">
+              <a:graphicData uri="http://schemas.openxmlformats.org/drawingml/2006/picture">
+                <pic:pic xmlns:pic="http://schemas.openxmlformats.org/drawingml/2006/picture">
+                  <pic:nvPicPr>
+                    <pic:cNvPr id="1" name=""/>
+                    <pic:cNvPicPr/>
+                  </pic:nvPicPr>
+                  <pic:blipFill>
+                    <a:blip r:embed="rId15"/>
+                    <a:stretch>
+                      <a:fillRect/>
+                    </a:stretch>
+                  </pic:blipFill>
+                  <pic:spPr>
+                    <a:xfrm>
+                      <a:off x="0" y="0"/>
+                      <a:ext cx="3498250" cy="1884772"/>
+                    </a:xfrm>
+                    <a:prstGeom prst="rect">
+                      <a:avLst/>
+                    </a:prstGeom>
+                  </pic:spPr>
+                </pic:pic>
+              </a:graphicData>
+            </a:graphic>
+          </wp:inline>
+        </w:drawing>
+      </w:r>
+    </w:p>
+    <w:p>
+      <w:pPr>
+        <w:spacing w:after="0" w:line="240" w:lineRule="auto"/>
+        <w:rPr>
+          <w:rFonts w:ascii="Times New Roman" w:hAnsi="Times New Roman" w:cs="Times New Roman"/>
+        </w:rPr>
+      </w:pPr>
+    </w:p>
+    <w:p>
+      <w:pPr>
+        <w:pStyle w:val="a5"/>
+        <w:numPr>
+          <w:ilvl w:val="0"/>
+          <w:numId w:val="5"/>
+        </w:numPr>
+        <w:spacing w:after="0" w:line="240" w:lineRule="auto"/>
+        <w:rPr>
+          <w:rFonts w:ascii="Times New Roman" w:hAnsi="Times New Roman" w:cs="Times New Roman"/>
+        </w:rPr>
+      </w:pPr>
+      <w:r>
+        <w:rPr>
+          <w:rFonts w:ascii="Times New Roman" w:hAnsi="Times New Roman" w:cs="Times New Roman"/>
+          <w:lang w:val="en-US"/>
+        </w:rPr>
+        <w:t>tbl</w:t>
+      </w:r>
+      <w:r>
+        <w:rPr>
+          <w:rFonts w:ascii="Times New Roman" w:hAnsi="Times New Roman" w:cs="Times New Roman"/>
+        </w:rPr>
+        <w:t xml:space="preserve">6 </w:t>
+      </w:r>
+      <w:r>
+        <w:rPr>
+          <w:rFonts w:ascii="Times New Roman" w:hAnsi="Times New Roman" w:cs="Times New Roman"/>
+        </w:rPr>
+        <w:t>с</w:t>
+      </w:r>
+      <w:r>
+        <w:rPr>
+          <w:rFonts w:ascii="Times New Roman" w:hAnsi="Times New Roman" w:cs="Times New Roman"/>
+        </w:rPr>
+        <w:t xml:space="preserve"> </w:t>
+      </w:r>
+      <w:r>
+        <w:rPr>
+          <w:rFonts w:ascii="Times New Roman" w:hAnsi="Times New Roman" w:cs="Times New Roman"/>
+        </w:rPr>
+        <w:t>типом</w:t>
+      </w:r>
+      <w:r>
+        <w:rPr>
+          <w:rFonts w:ascii="Times New Roman" w:hAnsi="Times New Roman" w:cs="Times New Roman"/>
+        </w:rPr>
+        <w:t xml:space="preserve"> </w:t>
+      </w:r>
+      <w:r>
+        <w:rPr>
+          <w:rFonts w:ascii="Times New Roman" w:hAnsi="Times New Roman" w:cs="Times New Roman"/>
+          <w:lang w:val="en-US"/>
+        </w:rPr>
+        <w:t>CollapsingMergeTree</w:t>
+      </w:r>
+      <w:r>
+        <w:rPr>
+          <w:rFonts w:ascii="Times New Roman" w:hAnsi="Times New Roman" w:cs="Times New Roman"/>
+        </w:rPr>
+        <w:t>(</w:t>
+      </w:r>
+      <w:r>
+        <w:rPr>
+          <w:rFonts w:ascii="Times New Roman" w:hAnsi="Times New Roman" w:cs="Times New Roman"/>
+          <w:lang w:val="en-US"/>
+        </w:rPr>
+        <w:t>sign</w:t>
+      </w:r>
+      <w:r>
+        <w:rPr>
+          <w:rFonts w:ascii="Times New Roman" w:hAnsi="Times New Roman" w:cs="Times New Roman"/>
+        </w:rPr>
+        <w:t>)</w:t>
+      </w:r>
+      <w:r>
+        <w:rPr>
+          <w:rFonts w:ascii="Times New Roman" w:hAnsi="Times New Roman" w:cs="Times New Roman"/>
+        </w:rPr>
+        <w:t xml:space="preserve"> – </w:t>
+      </w:r>
+      <w:r>
+        <w:rPr>
+          <w:rFonts w:ascii="Times New Roman" w:hAnsi="Times New Roman" w:cs="Times New Roman"/>
+        </w:rPr>
+        <w:t>удаляет</w:t>
+      </w:r>
+      <w:r>
+        <w:rPr>
+          <w:rFonts w:ascii="Times New Roman" w:hAnsi="Times New Roman" w:cs="Times New Roman"/>
+        </w:rPr>
+        <w:t xml:space="preserve"> </w:t>
+      </w:r>
+      <w:r>
+        <w:rPr>
+          <w:rFonts w:ascii="Times New Roman" w:hAnsi="Times New Roman" w:cs="Times New Roman"/>
+        </w:rPr>
+        <w:t xml:space="preserve">строки по полю </w:t>
+      </w:r>
+      <w:r>
+        <w:rPr>
+          <w:rFonts w:ascii="Times New Roman" w:hAnsi="Times New Roman" w:cs="Times New Roman"/>
+          <w:lang w:val="en-US"/>
+        </w:rPr>
+        <w:t>Sign</w:t>
+      </w:r>
+      <w:r>
+        <w:rPr>
+          <w:rFonts w:ascii="Times New Roman" w:hAnsi="Times New Roman" w:cs="Times New Roman"/>
+        </w:rPr>
+        <w:t xml:space="preserve"> </w:t>
+      </w:r>
+      <w:r>
+        <w:rPr>
+          <w:rFonts w:ascii="Times New Roman" w:hAnsi="Times New Roman" w:cs="Times New Roman"/>
+        </w:rPr>
+        <w:t xml:space="preserve">для одного значения ключа </w:t>
+      </w:r>
+      <w:r>
+        <w:rPr>
+          <w:rFonts w:ascii="Times New Roman" w:hAnsi="Times New Roman" w:cs="Times New Roman"/>
+          <w:lang w:val="en-US"/>
+        </w:rPr>
+        <w:t>id</w:t>
+      </w:r>
+      <w:r>
+        <w:rPr>
+          <w:rFonts w:ascii="Times New Roman" w:hAnsi="Times New Roman" w:cs="Times New Roman"/>
+        </w:rPr>
+        <w:t>.</w:t>
+      </w:r>
       <w:bookmarkStart w:id="0" w:name="_GoBack"/>
       <w:bookmarkEnd w:id="0"/>
+    </w:p>
+    <w:p>
+      <w:pPr>
+        <w:spacing w:after="0" w:line="240" w:lineRule="auto"/>
+        <w:rPr>
+          <w:rFonts w:ascii="Times New Roman" w:hAnsi="Times New Roman" w:cs="Times New Roman"/>
+        </w:rPr>
+      </w:pPr>
+    </w:p>
+    <w:p>
+      <w:pPr>
+        <w:pStyle w:val="a7"/>
+        <w:shd w:val="clear" w:color="auto" w:fill="2F2F2F"/>
+        <w:spacing w:before="0" w:beforeAutospacing="0" w:after="0" w:afterAutospacing="0"/>
+        <w:rPr>
+          <w:rFonts w:ascii="Consolas" w:hAnsi="Consolas"/>
+          <w:color w:val="CCCCCC"/>
+          <w:sz w:val="20"/>
+          <w:szCs w:val="20"/>
+          <w:lang w:val="en-US"/>
+        </w:rPr>
+      </w:pPr>
+      <w:r>
+        <w:rPr>
+          <w:rFonts w:ascii="Consolas" w:hAnsi="Consolas"/>
+          <w:b/>
+          <w:bCs/>
+          <w:color w:val="739ECA"/>
+          <w:sz w:val="20"/>
+          <w:szCs w:val="20"/>
+          <w:lang w:val="en-US"/>
+        </w:rPr>
+        <w:t>CREATE</w:t>
+      </w:r>
+      <w:r>
+        <w:rPr>
+          <w:rFonts w:ascii="Consolas" w:hAnsi="Consolas"/>
+          <w:color w:val="CCCCCC"/>
+          <w:sz w:val="20"/>
+          <w:szCs w:val="20"/>
+          <w:lang w:val="en-US"/>
+        </w:rPr>
+        <w:t xml:space="preserve"> </w:t>
+      </w:r>
+      <w:r>
+        <w:rPr>
+          <w:rFonts w:ascii="Consolas" w:hAnsi="Consolas"/>
+          <w:b/>
+          <w:bCs/>
+          <w:color w:val="739ECA"/>
+          <w:sz w:val="20"/>
+          <w:szCs w:val="20"/>
+          <w:lang w:val="en-US"/>
+        </w:rPr>
+        <w:t>TABLE</w:t>
+      </w:r>
+      <w:r>
+        <w:rPr>
+          <w:rFonts w:ascii="Consolas" w:hAnsi="Consolas"/>
+          <w:color w:val="CCCCCC"/>
+          <w:sz w:val="20"/>
+          <w:szCs w:val="20"/>
+          <w:lang w:val="en-US"/>
+        </w:rPr>
+        <w:t xml:space="preserve"> </w:t>
+      </w:r>
+      <w:r>
+        <w:rPr>
+          <w:rFonts w:ascii="Consolas" w:hAnsi="Consolas"/>
+          <w:color w:val="B788D3"/>
+          <w:sz w:val="20"/>
+          <w:szCs w:val="20"/>
+          <w:lang w:val="en-US"/>
+        </w:rPr>
+        <w:t>tbl6</w:t>
+      </w:r>
+    </w:p>
+    <w:p>
+      <w:pPr>
+        <w:pStyle w:val="a7"/>
+        <w:shd w:val="clear" w:color="auto" w:fill="2F2F2F"/>
+        <w:spacing w:before="0" w:beforeAutospacing="0" w:after="0" w:afterAutospacing="0"/>
+        <w:rPr>
+          <w:rFonts w:ascii="Consolas" w:hAnsi="Consolas"/>
+          <w:color w:val="CCCCCC"/>
+          <w:sz w:val="20"/>
+          <w:szCs w:val="20"/>
+          <w:lang w:val="en-US"/>
+        </w:rPr>
+      </w:pPr>
+      <w:r>
+        <w:rPr>
+          <w:rFonts w:ascii="Consolas" w:hAnsi="Consolas"/>
+          <w:color w:val="CCCCCC"/>
+          <w:sz w:val="20"/>
+          <w:szCs w:val="20"/>
+          <w:lang w:val="en-US"/>
+        </w:rPr>
+        <w:t>(</w:t>
+      </w:r>
+    </w:p>
+    <w:p>
+      <w:pPr>
+        <w:pStyle w:val="a7"/>
+        <w:shd w:val="clear" w:color="auto" w:fill="2F2F2F"/>
+        <w:spacing w:before="0" w:beforeAutospacing="0" w:after="0" w:afterAutospacing="0"/>
+        <w:rPr>
+          <w:rFonts w:ascii="Consolas" w:hAnsi="Consolas"/>
+          <w:color w:val="CCCCCC"/>
+          <w:sz w:val="20"/>
+          <w:szCs w:val="20"/>
+          <w:lang w:val="en-US"/>
+        </w:rPr>
+      </w:pPr>
+      <w:r>
+        <w:rPr>
+          <w:rFonts w:ascii="Consolas" w:hAnsi="Consolas"/>
+          <w:color w:val="CCCCCC"/>
+          <w:sz w:val="20"/>
+          <w:szCs w:val="20"/>
+          <w:lang w:val="en-US"/>
+        </w:rPr>
+        <w:t xml:space="preserve">    </w:t>
+      </w:r>
+      <w:r>
+        <w:rPr>
+          <w:rFonts w:ascii="Consolas" w:hAnsi="Consolas"/>
+          <w:color w:val="00B8B8"/>
+          <w:sz w:val="20"/>
+          <w:szCs w:val="20"/>
+          <w:lang w:val="en-US"/>
+        </w:rPr>
+        <w:t>`id`</w:t>
+      </w:r>
+      <w:r>
+        <w:rPr>
+          <w:rFonts w:ascii="Consolas" w:hAnsi="Consolas"/>
+          <w:color w:val="CCCCCC"/>
+          <w:sz w:val="20"/>
+          <w:szCs w:val="20"/>
+          <w:lang w:val="en-US"/>
+        </w:rPr>
+        <w:t xml:space="preserve"> </w:t>
+      </w:r>
+      <w:r>
+        <w:rPr>
+          <w:rFonts w:ascii="Consolas" w:hAnsi="Consolas"/>
+          <w:b/>
+          <w:bCs/>
+          <w:color w:val="C1AA6C"/>
+          <w:sz w:val="20"/>
+          <w:szCs w:val="20"/>
+          <w:lang w:val="en-US"/>
+        </w:rPr>
+        <w:t>Int32</w:t>
+      </w:r>
+      <w:r>
+        <w:rPr>
+          <w:rFonts w:ascii="Consolas" w:hAnsi="Consolas"/>
+          <w:color w:val="CCCCCC"/>
+          <w:sz w:val="20"/>
+          <w:szCs w:val="20"/>
+          <w:lang w:val="en-US"/>
+        </w:rPr>
+        <w:t>,</w:t>
+      </w:r>
+    </w:p>
+    <w:p>
+      <w:pPr>
+        <w:pStyle w:val="a7"/>
+        <w:shd w:val="clear" w:color="auto" w:fill="2F2F2F"/>
+        <w:spacing w:before="0" w:beforeAutospacing="0" w:after="0" w:afterAutospacing="0"/>
+        <w:rPr>
+          <w:rFonts w:ascii="Consolas" w:hAnsi="Consolas"/>
+          <w:color w:val="CCCCCC"/>
+          <w:sz w:val="20"/>
+          <w:szCs w:val="20"/>
+          <w:lang w:val="en-US"/>
+        </w:rPr>
+      </w:pPr>
+      <w:r>
+        <w:rPr>
+          <w:rFonts w:ascii="Consolas" w:hAnsi="Consolas"/>
+          <w:color w:val="CCCCCC"/>
+          <w:sz w:val="20"/>
+          <w:szCs w:val="20"/>
+          <w:lang w:val="en-US"/>
+        </w:rPr>
+        <w:t xml:space="preserve">    </w:t>
+      </w:r>
+      <w:r>
+        <w:rPr>
+          <w:rFonts w:ascii="Consolas" w:hAnsi="Consolas"/>
+          <w:color w:val="00B8B8"/>
+          <w:sz w:val="20"/>
+          <w:szCs w:val="20"/>
+          <w:lang w:val="en-US"/>
+        </w:rPr>
+        <w:t>`status`</w:t>
+      </w:r>
+      <w:r>
+        <w:rPr>
+          <w:rFonts w:ascii="Consolas" w:hAnsi="Consolas"/>
+          <w:color w:val="CCCCCC"/>
+          <w:sz w:val="20"/>
+          <w:szCs w:val="20"/>
+          <w:lang w:val="en-US"/>
+        </w:rPr>
+        <w:t xml:space="preserve"> </w:t>
+      </w:r>
+      <w:r>
+        <w:rPr>
+          <w:rFonts w:ascii="Consolas" w:hAnsi="Consolas"/>
+          <w:b/>
+          <w:bCs/>
+          <w:color w:val="C1AA6C"/>
+          <w:sz w:val="20"/>
+          <w:szCs w:val="20"/>
+          <w:lang w:val="en-US"/>
+        </w:rPr>
+        <w:t>String</w:t>
+      </w:r>
+      <w:r>
+        <w:rPr>
+          <w:rFonts w:ascii="Consolas" w:hAnsi="Consolas"/>
+          <w:color w:val="CCCCCC"/>
+          <w:sz w:val="20"/>
+          <w:szCs w:val="20"/>
+          <w:lang w:val="en-US"/>
+        </w:rPr>
+        <w:t>,</w:t>
+      </w:r>
+    </w:p>
+    <w:p>
+      <w:pPr>
+        <w:pStyle w:val="a7"/>
+        <w:shd w:val="clear" w:color="auto" w:fill="2F2F2F"/>
+        <w:spacing w:before="0" w:beforeAutospacing="0" w:after="0" w:afterAutospacing="0"/>
+        <w:rPr>
+          <w:rFonts w:ascii="Consolas" w:hAnsi="Consolas"/>
+          <w:color w:val="CCCCCC"/>
+          <w:sz w:val="20"/>
+          <w:szCs w:val="20"/>
+          <w:lang w:val="en-US"/>
+        </w:rPr>
+      </w:pPr>
+      <w:r>
+        <w:rPr>
+          <w:rFonts w:ascii="Consolas" w:hAnsi="Consolas"/>
+          <w:color w:val="CCCCCC"/>
+          <w:sz w:val="20"/>
+          <w:szCs w:val="20"/>
+          <w:lang w:val="en-US"/>
+        </w:rPr>
+        <w:t xml:space="preserve">    </w:t>
+      </w:r>
+      <w:r>
+        <w:rPr>
+          <w:rFonts w:ascii="Consolas" w:hAnsi="Consolas"/>
+          <w:color w:val="00B8B8"/>
+          <w:sz w:val="20"/>
+          <w:szCs w:val="20"/>
+          <w:lang w:val="en-US"/>
+        </w:rPr>
+        <w:t>`price`</w:t>
+      </w:r>
+      <w:r>
+        <w:rPr>
+          <w:rFonts w:ascii="Consolas" w:hAnsi="Consolas"/>
+          <w:color w:val="CCCCCC"/>
+          <w:sz w:val="20"/>
+          <w:szCs w:val="20"/>
+          <w:lang w:val="en-US"/>
+        </w:rPr>
+        <w:t xml:space="preserve"> </w:t>
+      </w:r>
+      <w:r>
+        <w:rPr>
+          <w:rFonts w:ascii="Consolas" w:hAnsi="Consolas"/>
+          <w:b/>
+          <w:bCs/>
+          <w:color w:val="C1AA6C"/>
+          <w:sz w:val="20"/>
+          <w:szCs w:val="20"/>
+          <w:lang w:val="en-US"/>
+        </w:rPr>
+        <w:t>String</w:t>
+      </w:r>
+      <w:r>
+        <w:rPr>
+          <w:rFonts w:ascii="Consolas" w:hAnsi="Consolas"/>
+          <w:color w:val="CCCCCC"/>
+          <w:sz w:val="20"/>
+          <w:szCs w:val="20"/>
+          <w:lang w:val="en-US"/>
+        </w:rPr>
+        <w:t>,</w:t>
+      </w:r>
+    </w:p>
+    <w:p>
+      <w:pPr>
+        <w:pStyle w:val="a7"/>
+        <w:shd w:val="clear" w:color="auto" w:fill="2F2F2F"/>
+        <w:spacing w:before="0" w:beforeAutospacing="0" w:after="0" w:afterAutospacing="0"/>
+        <w:rPr>
+          <w:rFonts w:ascii="Consolas" w:hAnsi="Consolas"/>
+          <w:color w:val="CCCCCC"/>
+          <w:sz w:val="20"/>
+          <w:szCs w:val="20"/>
+          <w:lang w:val="en-US"/>
+        </w:rPr>
+      </w:pPr>
+      <w:r>
+        <w:rPr>
+          <w:rFonts w:ascii="Consolas" w:hAnsi="Consolas"/>
+          <w:color w:val="CCCCCC"/>
+          <w:sz w:val="20"/>
+          <w:szCs w:val="20"/>
+          <w:lang w:val="en-US"/>
+        </w:rPr>
+        <w:t xml:space="preserve">    </w:t>
+      </w:r>
+      <w:r>
+        <w:rPr>
+          <w:rFonts w:ascii="Consolas" w:hAnsi="Consolas"/>
+          <w:color w:val="00B8B8"/>
+          <w:sz w:val="20"/>
+          <w:szCs w:val="20"/>
+          <w:lang w:val="en-US"/>
+        </w:rPr>
+        <w:t>`comment`</w:t>
+      </w:r>
+      <w:r>
+        <w:rPr>
+          <w:rFonts w:ascii="Consolas" w:hAnsi="Consolas"/>
+          <w:color w:val="CCCCCC"/>
+          <w:sz w:val="20"/>
+          <w:szCs w:val="20"/>
+          <w:lang w:val="en-US"/>
+        </w:rPr>
+        <w:t xml:space="preserve"> </w:t>
+      </w:r>
+      <w:r>
+        <w:rPr>
+          <w:rFonts w:ascii="Consolas" w:hAnsi="Consolas"/>
+          <w:b/>
+          <w:bCs/>
+          <w:color w:val="C1AA6C"/>
+          <w:sz w:val="20"/>
+          <w:szCs w:val="20"/>
+          <w:lang w:val="en-US"/>
+        </w:rPr>
+        <w:t>String</w:t>
+      </w:r>
+      <w:r>
+        <w:rPr>
+          <w:rFonts w:ascii="Consolas" w:hAnsi="Consolas"/>
+          <w:color w:val="CCCCCC"/>
+          <w:sz w:val="20"/>
+          <w:szCs w:val="20"/>
+          <w:lang w:val="en-US"/>
+        </w:rPr>
+        <w:t>,</w:t>
+      </w:r>
+    </w:p>
+    <w:p>
+      <w:pPr>
+        <w:pStyle w:val="a7"/>
+        <w:shd w:val="clear" w:color="auto" w:fill="2F2F2F"/>
+        <w:spacing w:before="0" w:beforeAutospacing="0" w:after="0" w:afterAutospacing="0"/>
+        <w:rPr>
+          <w:rFonts w:ascii="Consolas" w:hAnsi="Consolas"/>
+          <w:color w:val="CCCCCC"/>
+          <w:sz w:val="20"/>
+          <w:szCs w:val="20"/>
+          <w:lang w:val="en-US"/>
+        </w:rPr>
+      </w:pPr>
+      <w:r>
+        <w:rPr>
+          <w:rFonts w:ascii="Consolas" w:hAnsi="Consolas"/>
+          <w:color w:val="CCCCCC"/>
+          <w:sz w:val="20"/>
+          <w:szCs w:val="20"/>
+          <w:lang w:val="en-US"/>
+        </w:rPr>
+        <w:t xml:space="preserve">    </w:t>
+      </w:r>
+      <w:r>
+        <w:rPr>
+          <w:rFonts w:ascii="Consolas" w:hAnsi="Consolas"/>
+          <w:color w:val="00B8B8"/>
+          <w:sz w:val="20"/>
+          <w:szCs w:val="20"/>
+          <w:lang w:val="en-US"/>
+        </w:rPr>
+        <w:t>`sign`</w:t>
+      </w:r>
+      <w:r>
+        <w:rPr>
+          <w:rFonts w:ascii="Consolas" w:hAnsi="Consolas"/>
+          <w:color w:val="CCCCCC"/>
+          <w:sz w:val="20"/>
+          <w:szCs w:val="20"/>
+          <w:lang w:val="en-US"/>
+        </w:rPr>
+        <w:t xml:space="preserve"> </w:t>
+      </w:r>
+      <w:r>
+        <w:rPr>
+          <w:rFonts w:ascii="Consolas" w:hAnsi="Consolas"/>
+          <w:b/>
+          <w:bCs/>
+          <w:color w:val="C1AA6C"/>
+          <w:sz w:val="20"/>
+          <w:szCs w:val="20"/>
+          <w:lang w:val="en-US"/>
+        </w:rPr>
+        <w:t>Int8</w:t>
+      </w:r>
+    </w:p>
+    <w:p>
+      <w:pPr>
+        <w:pStyle w:val="a7"/>
+        <w:shd w:val="clear" w:color="auto" w:fill="2F2F2F"/>
+        <w:spacing w:before="0" w:beforeAutospacing="0" w:after="0" w:afterAutospacing="0"/>
+        <w:rPr>
+          <w:rFonts w:ascii="Consolas" w:hAnsi="Consolas"/>
+          <w:color w:val="CCCCCC"/>
+          <w:sz w:val="20"/>
+          <w:szCs w:val="20"/>
+          <w:lang w:val="en-US"/>
+        </w:rPr>
+      </w:pPr>
+      <w:r>
+        <w:rPr>
+          <w:rFonts w:ascii="Consolas" w:hAnsi="Consolas"/>
+          <w:color w:val="CCCCCC"/>
+          <w:sz w:val="20"/>
+          <w:szCs w:val="20"/>
+          <w:lang w:val="en-US"/>
+        </w:rPr>
+        <w:t>)</w:t>
+      </w:r>
+    </w:p>
+    <w:p>
+      <w:pPr>
+        <w:pStyle w:val="a7"/>
+        <w:shd w:val="clear" w:color="auto" w:fill="2F2F2F"/>
+        <w:spacing w:before="0" w:beforeAutospacing="0" w:after="0" w:afterAutospacing="0"/>
+        <w:rPr>
+          <w:rFonts w:ascii="Consolas" w:hAnsi="Consolas"/>
+          <w:color w:val="CCCCCC"/>
+          <w:sz w:val="20"/>
+          <w:szCs w:val="20"/>
+          <w:lang w:val="en-US"/>
+        </w:rPr>
+      </w:pPr>
+      <w:r>
+        <w:rPr>
+          <w:rFonts w:ascii="Consolas" w:hAnsi="Consolas"/>
+          <w:b/>
+          <w:bCs/>
+          <w:color w:val="739ECA"/>
+          <w:sz w:val="20"/>
+          <w:szCs w:val="20"/>
+          <w:lang w:val="en-US"/>
+        </w:rPr>
+        <w:t>ENGINE</w:t>
+      </w:r>
+      <w:r>
+        <w:rPr>
+          <w:rFonts w:ascii="Consolas" w:hAnsi="Consolas"/>
+          <w:color w:val="CCCCCC"/>
+          <w:sz w:val="20"/>
+          <w:szCs w:val="20"/>
+          <w:lang w:val="en-US"/>
+        </w:rPr>
+        <w:t xml:space="preserve"> = </w:t>
+      </w:r>
+      <w:r>
+        <w:rPr>
+          <w:rFonts w:ascii="Consolas" w:hAnsi="Consolas"/>
+          <w:color w:val="9E9E9E"/>
+          <w:sz w:val="20"/>
+          <w:szCs w:val="20"/>
+          <w:lang w:val="en-US"/>
+        </w:rPr>
+        <w:t>CollapsingMergeTree</w:t>
+      </w:r>
+      <w:r>
+        <w:rPr>
+          <w:rFonts w:ascii="Consolas" w:hAnsi="Consolas"/>
+          <w:color w:val="CCCCCC"/>
+          <w:sz w:val="20"/>
+          <w:szCs w:val="20"/>
+          <w:lang w:val="en-US"/>
+        </w:rPr>
+        <w:t>(</w:t>
+      </w:r>
+      <w:r>
+        <w:rPr>
+          <w:rFonts w:ascii="Consolas" w:hAnsi="Consolas"/>
+          <w:b/>
+          <w:bCs/>
+          <w:color w:val="C1AA6C"/>
+          <w:sz w:val="20"/>
+          <w:szCs w:val="20"/>
+          <w:lang w:val="en-US"/>
+        </w:rPr>
+        <w:t>sign</w:t>
+      </w:r>
+      <w:r>
+        <w:rPr>
+          <w:rFonts w:ascii="Consolas" w:hAnsi="Consolas"/>
+          <w:color w:val="CCCCCC"/>
+          <w:sz w:val="20"/>
+          <w:szCs w:val="20"/>
+          <w:lang w:val="en-US"/>
+        </w:rPr>
+        <w:t>)</w:t>
+      </w:r>
+    </w:p>
+    <w:p>
+      <w:pPr>
+        <w:pStyle w:val="a7"/>
+        <w:shd w:val="clear" w:color="auto" w:fill="2F2F2F"/>
+        <w:spacing w:before="0" w:beforeAutospacing="0" w:after="0" w:afterAutospacing="0"/>
+        <w:rPr>
+          <w:rFonts w:ascii="Consolas" w:hAnsi="Consolas"/>
+          <w:color w:val="CCCCCC"/>
+          <w:sz w:val="20"/>
+          <w:szCs w:val="20"/>
+          <w:lang w:val="en-US"/>
+        </w:rPr>
+      </w:pPr>
+      <w:r>
+        <w:rPr>
+          <w:rFonts w:ascii="Consolas" w:hAnsi="Consolas"/>
+          <w:b/>
+          <w:bCs/>
+          <w:color w:val="739ECA"/>
+          <w:sz w:val="20"/>
+          <w:szCs w:val="20"/>
+          <w:lang w:val="en-US"/>
+        </w:rPr>
+        <w:t>PRIMARY</w:t>
+      </w:r>
+      <w:r>
+        <w:rPr>
+          <w:rFonts w:ascii="Consolas" w:hAnsi="Consolas"/>
+          <w:color w:val="CCCCCC"/>
+          <w:sz w:val="20"/>
+          <w:szCs w:val="20"/>
+          <w:lang w:val="en-US"/>
+        </w:rPr>
+        <w:t xml:space="preserve"> </w:t>
+      </w:r>
+      <w:r>
+        <w:rPr>
+          <w:rFonts w:ascii="Consolas" w:hAnsi="Consolas"/>
+          <w:b/>
+          <w:bCs/>
+          <w:color w:val="739ECA"/>
+          <w:sz w:val="20"/>
+          <w:szCs w:val="20"/>
+          <w:lang w:val="en-US"/>
+        </w:rPr>
+        <w:t>KEY</w:t>
+      </w:r>
+      <w:r>
+        <w:rPr>
+          <w:rFonts w:ascii="Consolas" w:hAnsi="Consolas"/>
+          <w:color w:val="CCCCCC"/>
+          <w:sz w:val="20"/>
+          <w:szCs w:val="20"/>
+          <w:lang w:val="en-US"/>
+        </w:rPr>
+        <w:t xml:space="preserve"> (</w:t>
+      </w:r>
+      <w:r>
+        <w:rPr>
+          <w:rFonts w:ascii="Consolas" w:hAnsi="Consolas"/>
+          <w:color w:val="9E9E9E"/>
+          <w:sz w:val="20"/>
+          <w:szCs w:val="20"/>
+          <w:lang w:val="en-US"/>
+        </w:rPr>
+        <w:t>id</w:t>
+      </w:r>
+      <w:r>
+        <w:rPr>
+          <w:rFonts w:ascii="Consolas" w:hAnsi="Consolas"/>
+          <w:color w:val="CCCCCC"/>
+          <w:sz w:val="20"/>
+          <w:szCs w:val="20"/>
+          <w:lang w:val="en-US"/>
+        </w:rPr>
+        <w:t>)</w:t>
+      </w:r>
+    </w:p>
+    <w:p>
+      <w:pPr>
+        <w:pStyle w:val="a7"/>
+        <w:shd w:val="clear" w:color="auto" w:fill="2F2F2F"/>
+        <w:spacing w:before="0" w:beforeAutospacing="0" w:after="0" w:afterAutospacing="0"/>
+        <w:rPr>
+          <w:rFonts w:ascii="Consolas" w:hAnsi="Consolas"/>
+          <w:color w:val="CCCCCC"/>
+          <w:sz w:val="20"/>
+          <w:szCs w:val="20"/>
+          <w:lang w:val="en-US"/>
+        </w:rPr>
+      </w:pPr>
+      <w:r>
+        <w:rPr>
+          <w:rFonts w:ascii="Consolas" w:hAnsi="Consolas"/>
+          <w:b/>
+          <w:bCs/>
+          <w:color w:val="739ECA"/>
+          <w:sz w:val="20"/>
+          <w:szCs w:val="20"/>
+          <w:lang w:val="en-US"/>
+        </w:rPr>
+        <w:t>ORDER</w:t>
+      </w:r>
+      <w:r>
+        <w:rPr>
+          <w:rFonts w:ascii="Consolas" w:hAnsi="Consolas"/>
+          <w:color w:val="CCCCCC"/>
+          <w:sz w:val="20"/>
+          <w:szCs w:val="20"/>
+          <w:lang w:val="en-US"/>
+        </w:rPr>
+        <w:t xml:space="preserve"> </w:t>
+      </w:r>
+      <w:r>
+        <w:rPr>
+          <w:rFonts w:ascii="Consolas" w:hAnsi="Consolas"/>
+          <w:b/>
+          <w:bCs/>
+          <w:color w:val="739ECA"/>
+          <w:sz w:val="20"/>
+          <w:szCs w:val="20"/>
+          <w:lang w:val="en-US"/>
+        </w:rPr>
+        <w:t>BY</w:t>
+      </w:r>
+      <w:r>
+        <w:rPr>
+          <w:rFonts w:ascii="Consolas" w:hAnsi="Consolas"/>
+          <w:color w:val="CCCCCC"/>
+          <w:sz w:val="20"/>
+          <w:szCs w:val="20"/>
+          <w:lang w:val="en-US"/>
+        </w:rPr>
+        <w:t xml:space="preserve"> (</w:t>
+      </w:r>
+      <w:r>
+        <w:rPr>
+          <w:rFonts w:ascii="Consolas" w:hAnsi="Consolas"/>
+          <w:color w:val="9E9E9E"/>
+          <w:sz w:val="20"/>
+          <w:szCs w:val="20"/>
+          <w:lang w:val="en-US"/>
+        </w:rPr>
+        <w:t>id</w:t>
+      </w:r>
+      <w:r>
+        <w:rPr>
+          <w:rFonts w:ascii="Consolas" w:hAnsi="Consolas"/>
+          <w:color w:val="CCCCCC"/>
+          <w:sz w:val="20"/>
+          <w:szCs w:val="20"/>
+          <w:lang w:val="en-US"/>
+        </w:rPr>
+        <w:t xml:space="preserve">, </w:t>
+      </w:r>
+      <w:r>
+        <w:rPr>
+          <w:rFonts w:ascii="Consolas" w:hAnsi="Consolas"/>
+          <w:color w:val="9E9E9E"/>
+          <w:sz w:val="20"/>
+          <w:szCs w:val="20"/>
+          <w:lang w:val="en-US"/>
+        </w:rPr>
+        <w:t>status</w:t>
+      </w:r>
+      <w:r>
+        <w:rPr>
+          <w:rFonts w:ascii="Consolas" w:hAnsi="Consolas"/>
+          <w:color w:val="CCCCCC"/>
+          <w:sz w:val="20"/>
+          <w:szCs w:val="20"/>
+          <w:lang w:val="en-US"/>
+        </w:rPr>
+        <w:t>)</w:t>
+      </w:r>
+      <w:r>
+        <w:rPr>
+          <w:rFonts w:ascii="Consolas" w:hAnsi="Consolas"/>
+          <w:color w:val="EECC64"/>
+          <w:sz w:val="20"/>
+          <w:szCs w:val="20"/>
+          <w:lang w:val="en-US"/>
+        </w:rPr>
+        <w:t>;</w:t>
+      </w:r>
+    </w:p>
+    <w:p>
+      <w:pPr>
+        <w:pStyle w:val="a7"/>
+        <w:shd w:val="clear" w:color="auto" w:fill="2F2F2F"/>
+        <w:spacing w:before="0" w:beforeAutospacing="0" w:after="0" w:afterAutospacing="0"/>
+        <w:rPr>
+          <w:rFonts w:ascii="Consolas" w:hAnsi="Consolas"/>
+          <w:color w:val="CCCCCC"/>
+          <w:sz w:val="20"/>
+          <w:szCs w:val="20"/>
+          <w:lang w:val="en-US"/>
+        </w:rPr>
+      </w:pPr>
+    </w:p>
+    <w:p>
+      <w:pPr>
+        <w:pStyle w:val="a7"/>
+        <w:shd w:val="clear" w:color="auto" w:fill="2F2F2F"/>
+        <w:spacing w:before="0" w:beforeAutospacing="0" w:after="0" w:afterAutospacing="0"/>
+        <w:rPr>
+          <w:rFonts w:ascii="Consolas" w:hAnsi="Consolas"/>
+          <w:color w:val="CCCCCC"/>
+          <w:sz w:val="20"/>
+          <w:szCs w:val="20"/>
+          <w:lang w:val="en-US"/>
+        </w:rPr>
+      </w:pPr>
+      <w:r>
+        <w:rPr>
+          <w:rFonts w:ascii="Consolas" w:hAnsi="Consolas"/>
+          <w:b/>
+          <w:bCs/>
+          <w:color w:val="739ECA"/>
+          <w:sz w:val="20"/>
+          <w:szCs w:val="20"/>
+          <w:lang w:val="en-US"/>
+        </w:rPr>
+        <w:t>INSERT</w:t>
+      </w:r>
+      <w:r>
+        <w:rPr>
+          <w:rFonts w:ascii="Consolas" w:hAnsi="Consolas"/>
+          <w:color w:val="CCCCCC"/>
+          <w:sz w:val="20"/>
+          <w:szCs w:val="20"/>
+          <w:lang w:val="en-US"/>
+        </w:rPr>
+        <w:t xml:space="preserve"> </w:t>
+      </w:r>
+      <w:r>
+        <w:rPr>
+          <w:rFonts w:ascii="Consolas" w:hAnsi="Consolas"/>
+          <w:b/>
+          <w:bCs/>
+          <w:color w:val="739ECA"/>
+          <w:sz w:val="20"/>
+          <w:szCs w:val="20"/>
+          <w:lang w:val="en-US"/>
+        </w:rPr>
+        <w:t>INTO</w:t>
+      </w:r>
+      <w:r>
+        <w:rPr>
+          <w:rFonts w:ascii="Consolas" w:hAnsi="Consolas"/>
+          <w:color w:val="CCCCCC"/>
+          <w:sz w:val="20"/>
+          <w:szCs w:val="20"/>
+          <w:lang w:val="en-US"/>
+        </w:rPr>
+        <w:t xml:space="preserve"> </w:t>
+      </w:r>
+      <w:r>
+        <w:rPr>
+          <w:rFonts w:ascii="Consolas" w:hAnsi="Consolas"/>
+          <w:color w:val="B19B9B"/>
+          <w:sz w:val="20"/>
+          <w:szCs w:val="20"/>
+          <w:u w:val="single"/>
+          <w:lang w:val="en-US"/>
+        </w:rPr>
+        <w:t>tbl6</w:t>
+      </w:r>
+      <w:r>
+        <w:rPr>
+          <w:rFonts w:ascii="Consolas" w:hAnsi="Consolas"/>
+          <w:color w:val="CCCCCC"/>
+          <w:sz w:val="20"/>
+          <w:szCs w:val="20"/>
+          <w:lang w:val="en-US"/>
+        </w:rPr>
+        <w:t xml:space="preserve"> </w:t>
+      </w:r>
+      <w:r>
+        <w:rPr>
+          <w:rFonts w:ascii="Consolas" w:hAnsi="Consolas"/>
+          <w:b/>
+          <w:bCs/>
+          <w:color w:val="739ECA"/>
+          <w:sz w:val="20"/>
+          <w:szCs w:val="20"/>
+          <w:lang w:val="en-US"/>
+        </w:rPr>
+        <w:t>VALUES</w:t>
+      </w:r>
+      <w:r>
+        <w:rPr>
+          <w:rFonts w:ascii="Consolas" w:hAnsi="Consolas"/>
+          <w:color w:val="CCCCCC"/>
+          <w:sz w:val="20"/>
+          <w:szCs w:val="20"/>
+          <w:lang w:val="en-US"/>
+        </w:rPr>
+        <w:t xml:space="preserve"> (</w:t>
+      </w:r>
+      <w:r>
+        <w:rPr>
+          <w:rFonts w:ascii="Consolas" w:hAnsi="Consolas"/>
+          <w:color w:val="C0C0C0"/>
+          <w:sz w:val="20"/>
+          <w:szCs w:val="20"/>
+          <w:lang w:val="en-US"/>
+        </w:rPr>
+        <w:t>23</w:t>
+      </w:r>
+      <w:r>
+        <w:rPr>
+          <w:rFonts w:ascii="Consolas" w:hAnsi="Consolas"/>
+          <w:color w:val="CCCCCC"/>
+          <w:sz w:val="20"/>
+          <w:szCs w:val="20"/>
+          <w:lang w:val="en-US"/>
+        </w:rPr>
+        <w:t xml:space="preserve">, </w:t>
+      </w:r>
+      <w:r>
+        <w:rPr>
+          <w:rFonts w:ascii="Consolas" w:hAnsi="Consolas"/>
+          <w:color w:val="CAC580"/>
+          <w:sz w:val="20"/>
+          <w:szCs w:val="20"/>
+          <w:lang w:val="en-US"/>
+        </w:rPr>
+        <w:t>'success'</w:t>
+      </w:r>
+      <w:r>
+        <w:rPr>
+          <w:rFonts w:ascii="Consolas" w:hAnsi="Consolas"/>
+          <w:color w:val="CCCCCC"/>
+          <w:sz w:val="20"/>
+          <w:szCs w:val="20"/>
+          <w:lang w:val="en-US"/>
+        </w:rPr>
+        <w:t xml:space="preserve">, </w:t>
+      </w:r>
+      <w:r>
+        <w:rPr>
+          <w:rFonts w:ascii="Consolas" w:hAnsi="Consolas"/>
+          <w:color w:val="CAC580"/>
+          <w:sz w:val="20"/>
+          <w:szCs w:val="20"/>
+          <w:lang w:val="en-US"/>
+        </w:rPr>
+        <w:t>'1000'</w:t>
+      </w:r>
+      <w:r>
+        <w:rPr>
+          <w:rFonts w:ascii="Consolas" w:hAnsi="Consolas"/>
+          <w:color w:val="CCCCCC"/>
+          <w:sz w:val="20"/>
+          <w:szCs w:val="20"/>
+          <w:lang w:val="en-US"/>
+        </w:rPr>
+        <w:t xml:space="preserve">, </w:t>
+      </w:r>
+      <w:r>
+        <w:rPr>
+          <w:rFonts w:ascii="Consolas" w:hAnsi="Consolas"/>
+          <w:color w:val="CAC580"/>
+          <w:sz w:val="20"/>
+          <w:szCs w:val="20"/>
+          <w:lang w:val="en-US"/>
+        </w:rPr>
+        <w:t>'Confirmed'</w:t>
+      </w:r>
+      <w:r>
+        <w:rPr>
+          <w:rFonts w:ascii="Consolas" w:hAnsi="Consolas"/>
+          <w:color w:val="CCCCCC"/>
+          <w:sz w:val="20"/>
+          <w:szCs w:val="20"/>
+          <w:lang w:val="en-US"/>
+        </w:rPr>
+        <w:t xml:space="preserve">, </w:t>
+      </w:r>
+      <w:r>
+        <w:rPr>
+          <w:rFonts w:ascii="Consolas" w:hAnsi="Consolas"/>
+          <w:color w:val="C0C0C0"/>
+          <w:sz w:val="20"/>
+          <w:szCs w:val="20"/>
+          <w:lang w:val="en-US"/>
+        </w:rPr>
+        <w:t>1</w:t>
+      </w:r>
+      <w:r>
+        <w:rPr>
+          <w:rFonts w:ascii="Consolas" w:hAnsi="Consolas"/>
+          <w:color w:val="CCCCCC"/>
+          <w:sz w:val="20"/>
+          <w:szCs w:val="20"/>
+          <w:lang w:val="en-US"/>
+        </w:rPr>
+        <w:t>)</w:t>
+      </w:r>
+      <w:r>
+        <w:rPr>
+          <w:rFonts w:ascii="Consolas" w:hAnsi="Consolas"/>
+          <w:color w:val="EECC64"/>
+          <w:sz w:val="20"/>
+          <w:szCs w:val="20"/>
+          <w:lang w:val="en-US"/>
+        </w:rPr>
+        <w:t>;</w:t>
+      </w:r>
+    </w:p>
+    <w:p>
+      <w:pPr>
+        <w:pStyle w:val="a7"/>
+        <w:shd w:val="clear" w:color="auto" w:fill="2F2F2F"/>
+        <w:spacing w:before="0" w:beforeAutospacing="0" w:after="0" w:afterAutospacing="0"/>
+        <w:rPr>
+          <w:rFonts w:ascii="Consolas" w:hAnsi="Consolas"/>
+          <w:color w:val="CCCCCC"/>
+          <w:sz w:val="20"/>
+          <w:szCs w:val="20"/>
+          <w:lang w:val="en-US"/>
+        </w:rPr>
+      </w:pPr>
+      <w:r>
+        <w:rPr>
+          <w:rFonts w:ascii="Consolas" w:hAnsi="Consolas"/>
+          <w:b/>
+          <w:bCs/>
+          <w:color w:val="739ECA"/>
+          <w:sz w:val="20"/>
+          <w:szCs w:val="20"/>
+          <w:lang w:val="en-US"/>
+        </w:rPr>
+        <w:t>INSERT</w:t>
+      </w:r>
+      <w:r>
+        <w:rPr>
+          <w:rFonts w:ascii="Consolas" w:hAnsi="Consolas"/>
+          <w:color w:val="CCCCCC"/>
+          <w:sz w:val="20"/>
+          <w:szCs w:val="20"/>
+          <w:lang w:val="en-US"/>
+        </w:rPr>
+        <w:t xml:space="preserve"> </w:t>
+      </w:r>
+      <w:r>
+        <w:rPr>
+          <w:rFonts w:ascii="Consolas" w:hAnsi="Consolas"/>
+          <w:b/>
+          <w:bCs/>
+          <w:color w:val="739ECA"/>
+          <w:sz w:val="20"/>
+          <w:szCs w:val="20"/>
+          <w:lang w:val="en-US"/>
+        </w:rPr>
+        <w:t>INTO</w:t>
+      </w:r>
+      <w:r>
+        <w:rPr>
+          <w:rFonts w:ascii="Consolas" w:hAnsi="Consolas"/>
+          <w:color w:val="CCCCCC"/>
+          <w:sz w:val="20"/>
+          <w:szCs w:val="20"/>
+          <w:lang w:val="en-US"/>
+        </w:rPr>
+        <w:t xml:space="preserve"> </w:t>
+      </w:r>
+      <w:r>
+        <w:rPr>
+          <w:rFonts w:ascii="Consolas" w:hAnsi="Consolas"/>
+          <w:color w:val="B19B9B"/>
+          <w:sz w:val="20"/>
+          <w:szCs w:val="20"/>
+          <w:u w:val="single"/>
+          <w:lang w:val="en-US"/>
+        </w:rPr>
+        <w:t>tbl6</w:t>
+      </w:r>
+      <w:r>
+        <w:rPr>
+          <w:rFonts w:ascii="Consolas" w:hAnsi="Consolas"/>
+          <w:color w:val="CCCCCC"/>
+          <w:sz w:val="20"/>
+          <w:szCs w:val="20"/>
+          <w:lang w:val="en-US"/>
+        </w:rPr>
+        <w:t xml:space="preserve"> </w:t>
+      </w:r>
+      <w:r>
+        <w:rPr>
+          <w:rFonts w:ascii="Consolas" w:hAnsi="Consolas"/>
+          <w:b/>
+          <w:bCs/>
+          <w:color w:val="739ECA"/>
+          <w:sz w:val="20"/>
+          <w:szCs w:val="20"/>
+          <w:lang w:val="en-US"/>
+        </w:rPr>
+        <w:t>VALUES</w:t>
+      </w:r>
+      <w:r>
+        <w:rPr>
+          <w:rFonts w:ascii="Consolas" w:hAnsi="Consolas"/>
+          <w:color w:val="CCCCCC"/>
+          <w:sz w:val="20"/>
+          <w:szCs w:val="20"/>
+          <w:lang w:val="en-US"/>
+        </w:rPr>
+        <w:t xml:space="preserve"> (</w:t>
+      </w:r>
+      <w:r>
+        <w:rPr>
+          <w:rFonts w:ascii="Consolas" w:hAnsi="Consolas"/>
+          <w:color w:val="C0C0C0"/>
+          <w:sz w:val="20"/>
+          <w:szCs w:val="20"/>
+          <w:lang w:val="en-US"/>
+        </w:rPr>
+        <w:t>23</w:t>
+      </w:r>
+      <w:r>
+        <w:rPr>
+          <w:rFonts w:ascii="Consolas" w:hAnsi="Consolas"/>
+          <w:color w:val="CCCCCC"/>
+          <w:sz w:val="20"/>
+          <w:szCs w:val="20"/>
+          <w:lang w:val="en-US"/>
+        </w:rPr>
+        <w:t xml:space="preserve">, </w:t>
+      </w:r>
+      <w:r>
+        <w:rPr>
+          <w:rFonts w:ascii="Consolas" w:hAnsi="Consolas"/>
+          <w:color w:val="CAC580"/>
+          <w:sz w:val="20"/>
+          <w:szCs w:val="20"/>
+          <w:lang w:val="en-US"/>
+        </w:rPr>
+        <w:t>'success'</w:t>
+      </w:r>
+      <w:r>
+        <w:rPr>
+          <w:rFonts w:ascii="Consolas" w:hAnsi="Consolas"/>
+          <w:color w:val="CCCCCC"/>
+          <w:sz w:val="20"/>
+          <w:szCs w:val="20"/>
+          <w:lang w:val="en-US"/>
+        </w:rPr>
+        <w:t xml:space="preserve">, </w:t>
+      </w:r>
+      <w:r>
+        <w:rPr>
+          <w:rFonts w:ascii="Consolas" w:hAnsi="Consolas"/>
+          <w:color w:val="CAC580"/>
+          <w:sz w:val="20"/>
+          <w:szCs w:val="20"/>
+          <w:lang w:val="en-US"/>
+        </w:rPr>
+        <w:t>'1000'</w:t>
+      </w:r>
+      <w:r>
+        <w:rPr>
+          <w:rFonts w:ascii="Consolas" w:hAnsi="Consolas"/>
+          <w:color w:val="CCCCCC"/>
+          <w:sz w:val="20"/>
+          <w:szCs w:val="20"/>
+          <w:lang w:val="en-US"/>
+        </w:rPr>
+        <w:t xml:space="preserve">, </w:t>
+      </w:r>
+      <w:r>
+        <w:rPr>
+          <w:rFonts w:ascii="Consolas" w:hAnsi="Consolas"/>
+          <w:color w:val="CAC580"/>
+          <w:sz w:val="20"/>
+          <w:szCs w:val="20"/>
+          <w:lang w:val="en-US"/>
+        </w:rPr>
+        <w:t>'Confirmed'</w:t>
+      </w:r>
+      <w:r>
+        <w:rPr>
+          <w:rFonts w:ascii="Consolas" w:hAnsi="Consolas"/>
+          <w:color w:val="CCCCCC"/>
+          <w:sz w:val="20"/>
+          <w:szCs w:val="20"/>
+          <w:lang w:val="en-US"/>
+        </w:rPr>
+        <w:t>, -</w:t>
+      </w:r>
+      <w:r>
+        <w:rPr>
+          <w:rFonts w:ascii="Consolas" w:hAnsi="Consolas"/>
+          <w:color w:val="C0C0C0"/>
+          <w:sz w:val="20"/>
+          <w:szCs w:val="20"/>
+          <w:lang w:val="en-US"/>
+        </w:rPr>
+        <w:t>1</w:t>
+      </w:r>
+      <w:r>
+        <w:rPr>
+          <w:rFonts w:ascii="Consolas" w:hAnsi="Consolas"/>
+          <w:color w:val="CCCCCC"/>
+          <w:sz w:val="20"/>
+          <w:szCs w:val="20"/>
+          <w:lang w:val="en-US"/>
+        </w:rPr>
+        <w:t>), (</w:t>
+      </w:r>
+      <w:r>
+        <w:rPr>
+          <w:rFonts w:ascii="Consolas" w:hAnsi="Consolas"/>
+          <w:color w:val="C0C0C0"/>
+          <w:sz w:val="20"/>
+          <w:szCs w:val="20"/>
+          <w:lang w:val="en-US"/>
+        </w:rPr>
+        <w:t>23</w:t>
+      </w:r>
+      <w:r>
+        <w:rPr>
+          <w:rFonts w:ascii="Consolas" w:hAnsi="Consolas"/>
+          <w:color w:val="CCCCCC"/>
+          <w:sz w:val="20"/>
+          <w:szCs w:val="20"/>
+          <w:lang w:val="en-US"/>
+        </w:rPr>
+        <w:t xml:space="preserve">, </w:t>
+      </w:r>
+      <w:r>
+        <w:rPr>
+          <w:rFonts w:ascii="Consolas" w:hAnsi="Consolas"/>
+          <w:color w:val="CAC580"/>
+          <w:sz w:val="20"/>
+          <w:szCs w:val="20"/>
+          <w:lang w:val="en-US"/>
+        </w:rPr>
+        <w:t>'success'</w:t>
+      </w:r>
+      <w:r>
+        <w:rPr>
+          <w:rFonts w:ascii="Consolas" w:hAnsi="Consolas"/>
+          <w:color w:val="CCCCCC"/>
+          <w:sz w:val="20"/>
+          <w:szCs w:val="20"/>
+          <w:lang w:val="en-US"/>
+        </w:rPr>
+        <w:t xml:space="preserve">, </w:t>
+      </w:r>
+      <w:r>
+        <w:rPr>
+          <w:rFonts w:ascii="Consolas" w:hAnsi="Consolas"/>
+          <w:color w:val="CAC580"/>
+          <w:sz w:val="20"/>
+          <w:szCs w:val="20"/>
+          <w:lang w:val="en-US"/>
+        </w:rPr>
+        <w:t>'2000'</w:t>
+      </w:r>
+      <w:r>
+        <w:rPr>
+          <w:rFonts w:ascii="Consolas" w:hAnsi="Consolas"/>
+          <w:color w:val="CCCCCC"/>
+          <w:sz w:val="20"/>
+          <w:szCs w:val="20"/>
+          <w:lang w:val="en-US"/>
+        </w:rPr>
+        <w:t xml:space="preserve">, </w:t>
+      </w:r>
+      <w:r>
+        <w:rPr>
+          <w:rFonts w:ascii="Consolas" w:hAnsi="Consolas"/>
+          <w:color w:val="CAC580"/>
+          <w:sz w:val="20"/>
+          <w:szCs w:val="20"/>
+          <w:lang w:val="en-US"/>
+        </w:rPr>
+        <w:t>'Cancelled'</w:t>
+      </w:r>
+      <w:r>
+        <w:rPr>
+          <w:rFonts w:ascii="Consolas" w:hAnsi="Consolas"/>
+          <w:color w:val="CCCCCC"/>
+          <w:sz w:val="20"/>
+          <w:szCs w:val="20"/>
+          <w:lang w:val="en-US"/>
+        </w:rPr>
+        <w:t xml:space="preserve">, </w:t>
+      </w:r>
+      <w:r>
+        <w:rPr>
+          <w:rFonts w:ascii="Consolas" w:hAnsi="Consolas"/>
+          <w:color w:val="C0C0C0"/>
+          <w:sz w:val="20"/>
+          <w:szCs w:val="20"/>
+          <w:lang w:val="en-US"/>
+        </w:rPr>
+        <w:t>1</w:t>
+      </w:r>
+      <w:r>
+        <w:rPr>
+          <w:rFonts w:ascii="Consolas" w:hAnsi="Consolas"/>
+          <w:color w:val="CCCCCC"/>
+          <w:sz w:val="20"/>
+          <w:szCs w:val="20"/>
+          <w:lang w:val="en-US"/>
+        </w:rPr>
+        <w:t>)</w:t>
+      </w:r>
+      <w:r>
+        <w:rPr>
+          <w:rFonts w:ascii="Consolas" w:hAnsi="Consolas"/>
+          <w:color w:val="EECC64"/>
+          <w:sz w:val="20"/>
+          <w:szCs w:val="20"/>
+          <w:lang w:val="en-US"/>
+        </w:rPr>
+        <w:t>;</w:t>
+      </w:r>
+    </w:p>
+    <w:p>
+      <w:pPr>
+        <w:spacing w:after="0" w:line="240" w:lineRule="auto"/>
+        <w:rPr>
+          <w:rFonts w:ascii="Times New Roman" w:hAnsi="Times New Roman" w:cs="Times New Roman"/>
+          <w:lang w:val="en-US"/>
+        </w:rPr>
+      </w:pPr>
+    </w:p>
+    <w:p>
+      <w:pPr>
+        <w:spacing w:after="0" w:line="240" w:lineRule="auto"/>
+        <w:rPr>
+          <w:rFonts w:ascii="Times New Roman" w:hAnsi="Times New Roman" w:cs="Times New Roman"/>
+          <w:lang w:val="en-US"/>
+        </w:rPr>
+      </w:pPr>
+      <w:r>
+        <w:rPr>
+          <w:noProof/>
+          <w:lang w:eastAsia="ru-RU"/>
+        </w:rPr>
+        <w:lastRenderedPageBreak/>
+        <w:drawing>
+          <wp:inline distT="0" distB="0" distL="0" distR="0" wp14:anchorId="4D76F17E" wp14:editId="3868D187">
+            <wp:extent cx="4411134" cy="1791145"/>
+            <wp:effectExtent l="0" t="0" r="0" b="0"/>
+            <wp:docPr id="10" name="Рисунок 10"/>
+            <wp:cNvGraphicFramePr>
+              <a:graphicFrameLocks xmlns:a="http://schemas.openxmlformats.org/drawingml/2006/main" noChangeAspect="1"/>
+            </wp:cNvGraphicFramePr>
+            <a:graphic xmlns:a="http://schemas.openxmlformats.org/drawingml/2006/main">
+              <a:graphicData uri="http://schemas.openxmlformats.org/drawingml/2006/picture">
+                <pic:pic xmlns:pic="http://schemas.openxmlformats.org/drawingml/2006/picture">
+                  <pic:nvPicPr>
+                    <pic:cNvPr id="1" name=""/>
+                    <pic:cNvPicPr/>
+                  </pic:nvPicPr>
+                  <pic:blipFill>
+                    <a:blip r:embed="rId16"/>
+                    <a:stretch>
+                      <a:fillRect/>
+                    </a:stretch>
+                  </pic:blipFill>
+                  <pic:spPr>
+                    <a:xfrm>
+                      <a:off x="0" y="0"/>
+                      <a:ext cx="4432954" cy="1800005"/>
+                    </a:xfrm>
+                    <a:prstGeom prst="rect">
+                      <a:avLst/>
+                    </a:prstGeom>
+                  </pic:spPr>
+                </pic:pic>
+              </a:graphicData>
+            </a:graphic>
+          </wp:inline>
+        </w:drawing>
+      </w:r>
+    </w:p>
+    <w:p>
+      <w:pPr>
+        <w:spacing w:after="0" w:line="240" w:lineRule="auto"/>
+        <w:rPr>
+          <w:rFonts w:ascii="Times New Roman" w:hAnsi="Times New Roman" w:cs="Times New Roman"/>
+          <w:lang w:val="en-US"/>
+        </w:rPr>
+      </w:pPr>
+    </w:p>
+    <w:p>
+      <w:pPr>
+        <w:spacing w:after="0" w:line="240" w:lineRule="auto"/>
+        <w:rPr>
+          <w:rFonts w:ascii="Times New Roman" w:hAnsi="Times New Roman" w:cs="Times New Roman"/>
+          <w:lang w:val="en-US"/>
+        </w:rPr>
+      </w:pPr>
+      <w:r>
+        <w:rPr>
+          <w:noProof/>
+          <w:lang w:eastAsia="ru-RU"/>
+        </w:rPr>
+        <w:drawing>
+          <wp:inline distT="0" distB="0" distL="0" distR="0" wp14:anchorId="178FD118" wp14:editId="0B1A2870">
+            <wp:extent cx="4453467" cy="1541873"/>
+            <wp:effectExtent l="0" t="0" r="4445" b="1270"/>
+            <wp:docPr id="11" name="Рисунок 11"/>
+            <wp:cNvGraphicFramePr>
+              <a:graphicFrameLocks xmlns:a="http://schemas.openxmlformats.org/drawingml/2006/main" noChangeAspect="1"/>
+            </wp:cNvGraphicFramePr>
+            <a:graphic xmlns:a="http://schemas.openxmlformats.org/drawingml/2006/main">
+              <a:graphicData uri="http://schemas.openxmlformats.org/drawingml/2006/picture">
+                <pic:pic xmlns:pic="http://schemas.openxmlformats.org/drawingml/2006/picture">
+                  <pic:nvPicPr>
+                    <pic:cNvPr id="1" name=""/>
+                    <pic:cNvPicPr/>
+                  </pic:nvPicPr>
+                  <pic:blipFill>
+                    <a:blip r:embed="rId17"/>
+                    <a:stretch>
+                      <a:fillRect/>
+                    </a:stretch>
+                  </pic:blipFill>
+                  <pic:spPr>
+                    <a:xfrm>
+                      <a:off x="0" y="0"/>
+                      <a:ext cx="4474680" cy="1549217"/>
+                    </a:xfrm>
+                    <a:prstGeom prst="rect">
+                      <a:avLst/>
+                    </a:prstGeom>
+                  </pic:spPr>
+                </pic:pic>
+              </a:graphicData>
+            </a:graphic>
+          </wp:inline>
+        </w:drawing>
+      </w:r>
     </w:p>
     <w:sectPr>
       <w:pgSz w:w="11906" w:h="16838"/>
@@ -1013,6 +8389,184 @@
       </w:rPr>
     </w:lvl>
   </w:abstractNum>
+  <w:abstractNum w:abstractNumId="3">
+    <w:nsid w:val="5A164A68"/>
+    <w:multiLevelType w:val="hybridMultilevel"/>
+    <w:tmpl w:val="129EB72E"/>
+    <w:lvl w:ilvl="0" w:tplc="0419000F">
+      <w:start w:val="1"/>
+      <w:numFmt w:val="decimal"/>
+      <w:lvlText w:val="%1."/>
+      <w:lvlJc w:val="left"/>
+      <w:pPr>
+        <w:ind w:left="720" w:hanging="360"/>
+      </w:pPr>
+      <w:rPr>
+        <w:rFonts w:hint="default"/>
+      </w:rPr>
+    </w:lvl>
+    <w:lvl w:ilvl="1" w:tplc="04190019" w:tentative="1">
+      <w:start w:val="1"/>
+      <w:numFmt w:val="lowerLetter"/>
+      <w:lvlText w:val="%2."/>
+      <w:lvlJc w:val="left"/>
+      <w:pPr>
+        <w:ind w:left="1440" w:hanging="360"/>
+      </w:pPr>
+    </w:lvl>
+    <w:lvl w:ilvl="2" w:tplc="0419001B" w:tentative="1">
+      <w:start w:val="1"/>
+      <w:numFmt w:val="lowerRoman"/>
+      <w:lvlText w:val="%3."/>
+      <w:lvlJc w:val="right"/>
+      <w:pPr>
+        <w:ind w:left="2160" w:hanging="180"/>
+      </w:pPr>
+    </w:lvl>
+    <w:lvl w:ilvl="3" w:tplc="0419000F" w:tentative="1">
+      <w:start w:val="1"/>
+      <w:numFmt w:val="decimal"/>
+      <w:lvlText w:val="%4."/>
+      <w:lvlJc w:val="left"/>
+      <w:pPr>
+        <w:ind w:left="2880" w:hanging="360"/>
+      </w:pPr>
+    </w:lvl>
+    <w:lvl w:ilvl="4" w:tplc="04190019" w:tentative="1">
+      <w:start w:val="1"/>
+      <w:numFmt w:val="lowerLetter"/>
+      <w:lvlText w:val="%5."/>
+      <w:lvlJc w:val="left"/>
+      <w:pPr>
+        <w:ind w:left="3600" w:hanging="360"/>
+      </w:pPr>
+    </w:lvl>
+    <w:lvl w:ilvl="5" w:tplc="0419001B" w:tentative="1">
+      <w:start w:val="1"/>
+      <w:numFmt w:val="lowerRoman"/>
+      <w:lvlText w:val="%6."/>
+      <w:lvlJc w:val="right"/>
+      <w:pPr>
+        <w:ind w:left="4320" w:hanging="180"/>
+      </w:pPr>
+    </w:lvl>
+    <w:lvl w:ilvl="6" w:tplc="0419000F" w:tentative="1">
+      <w:start w:val="1"/>
+      <w:numFmt w:val="decimal"/>
+      <w:lvlText w:val="%7."/>
+      <w:lvlJc w:val="left"/>
+      <w:pPr>
+        <w:ind w:left="5040" w:hanging="360"/>
+      </w:pPr>
+    </w:lvl>
+    <w:lvl w:ilvl="7" w:tplc="04190019" w:tentative="1">
+      <w:start w:val="1"/>
+      <w:numFmt w:val="lowerLetter"/>
+      <w:lvlText w:val="%8."/>
+      <w:lvlJc w:val="left"/>
+      <w:pPr>
+        <w:ind w:left="5760" w:hanging="360"/>
+      </w:pPr>
+    </w:lvl>
+    <w:lvl w:ilvl="8" w:tplc="0419001B" w:tentative="1">
+      <w:start w:val="1"/>
+      <w:numFmt w:val="lowerRoman"/>
+      <w:lvlText w:val="%9."/>
+      <w:lvlJc w:val="right"/>
+      <w:pPr>
+        <w:ind w:left="6480" w:hanging="180"/>
+      </w:pPr>
+    </w:lvl>
+  </w:abstractNum>
+  <w:abstractNum w:abstractNumId="4">
+    <w:nsid w:val="7BCE5CCF"/>
+    <w:multiLevelType w:val="hybridMultilevel"/>
+    <w:tmpl w:val="6F629C0E"/>
+    <w:lvl w:ilvl="0" w:tplc="0419000F">
+      <w:start w:val="1"/>
+      <w:numFmt w:val="decimal"/>
+      <w:lvlText w:val="%1."/>
+      <w:lvlJc w:val="left"/>
+      <w:pPr>
+        <w:ind w:left="720" w:hanging="360"/>
+      </w:pPr>
+      <w:rPr>
+        <w:rFonts w:hint="default"/>
+      </w:rPr>
+    </w:lvl>
+    <w:lvl w:ilvl="1" w:tplc="04190019" w:tentative="1">
+      <w:start w:val="1"/>
+      <w:numFmt w:val="lowerLetter"/>
+      <w:lvlText w:val="%2."/>
+      <w:lvlJc w:val="left"/>
+      <w:pPr>
+        <w:ind w:left="1440" w:hanging="360"/>
+      </w:pPr>
+    </w:lvl>
+    <w:lvl w:ilvl="2" w:tplc="0419001B" w:tentative="1">
+      <w:start w:val="1"/>
+      <w:numFmt w:val="lowerRoman"/>
+      <w:lvlText w:val="%3."/>
+      <w:lvlJc w:val="right"/>
+      <w:pPr>
+        <w:ind w:left="2160" w:hanging="180"/>
+      </w:pPr>
+    </w:lvl>
+    <w:lvl w:ilvl="3" w:tplc="0419000F" w:tentative="1">
+      <w:start w:val="1"/>
+      <w:numFmt w:val="decimal"/>
+      <w:lvlText w:val="%4."/>
+      <w:lvlJc w:val="left"/>
+      <w:pPr>
+        <w:ind w:left="2880" w:hanging="360"/>
+      </w:pPr>
+    </w:lvl>
+    <w:lvl w:ilvl="4" w:tplc="04190019" w:tentative="1">
+      <w:start w:val="1"/>
+      <w:numFmt w:val="lowerLetter"/>
+      <w:lvlText w:val="%5."/>
+      <w:lvlJc w:val="left"/>
+      <w:pPr>
+        <w:ind w:left="3600" w:hanging="360"/>
+      </w:pPr>
+    </w:lvl>
+    <w:lvl w:ilvl="5" w:tplc="0419001B" w:tentative="1">
+      <w:start w:val="1"/>
+      <w:numFmt w:val="lowerRoman"/>
+      <w:lvlText w:val="%6."/>
+      <w:lvlJc w:val="right"/>
+      <w:pPr>
+        <w:ind w:left="4320" w:hanging="180"/>
+      </w:pPr>
+    </w:lvl>
+    <w:lvl w:ilvl="6" w:tplc="0419000F" w:tentative="1">
+      <w:start w:val="1"/>
+      <w:numFmt w:val="decimal"/>
+      <w:lvlText w:val="%7."/>
+      <w:lvlJc w:val="left"/>
+      <w:pPr>
+        <w:ind w:left="5040" w:hanging="360"/>
+      </w:pPr>
+    </w:lvl>
+    <w:lvl w:ilvl="7" w:tplc="04190019" w:tentative="1">
+      <w:start w:val="1"/>
+      <w:numFmt w:val="lowerLetter"/>
+      <w:lvlText w:val="%8."/>
+      <w:lvlJc w:val="left"/>
+      <w:pPr>
+        <w:ind w:left="5760" w:hanging="360"/>
+      </w:pPr>
+    </w:lvl>
+    <w:lvl w:ilvl="8" w:tplc="0419001B" w:tentative="1">
+      <w:start w:val="1"/>
+      <w:numFmt w:val="lowerRoman"/>
+      <w:lvlText w:val="%9."/>
+      <w:lvlJc w:val="right"/>
+      <w:pPr>
+        <w:ind w:left="6480" w:hanging="180"/>
+      </w:pPr>
+    </w:lvl>
+  </w:abstractNum>
   <w:num w:numId="1">
     <w:abstractNumId w:val="1"/>
   </w:num>
@@ -1021,6 +8575,12 @@
   </w:num>
   <w:num w:numId="3">
     <w:abstractNumId w:val="0"/>
+  </w:num>
+  <w:num w:numId="4">
+    <w:abstractNumId w:val="4"/>
+  </w:num>
+  <w:num w:numId="5">
+    <w:abstractNumId w:val="3"/>
   </w:num>
 </w:numbering>
 </file>
@@ -1850,7 +9410,7 @@
 </file>
 
 <file path=customXml/itemProps1.xml><?xml version="1.0" encoding="utf-8"?>
-<ds:datastoreItem xmlns:ds="http://schemas.openxmlformats.org/officeDocument/2006/customXml" ds:itemID="{9E9382D0-3921-4FD3-9041-4443D02ED9BC}">
+<ds:datastoreItem xmlns:ds="http://schemas.openxmlformats.org/officeDocument/2006/customXml" ds:itemID="{CDAA3362-6531-4074-931E-1DB9CF0A2FAA}">
   <ds:schemaRefs>
     <ds:schemaRef ds:uri="http://schemas.openxmlformats.org/officeDocument/2006/bibliography"/>
   </ds:schemaRefs>
